--- a/docs/report/AUs-CLIP_report.docx
+++ b/docs/report/AUs-CLIP_report.docx
@@ -57,36 +57,36 @@
       <w:tr>
         <w:trPr>
           <w:jc w:val="center"/>
+          <w:cantSplit/>
         </w:trPr>
         <w:tc>
           <w:tcPr>
             <w:tcW w:w="10200" w:type="dxa"/>
             <w:shd w:val="clear" w:color="auto" w:fill="FFF2CC"/>
-          </w:tcPr>
-          <w:p>
-            <w:r>
-              <w:rPr>
-                <w:sz w:val="19"/>
-              </w:rPr>
-              <w:t xml:space="preserve">Mô hình được định vị là một đề xuất cải tiến dựa trên CLIP-ReID/CoOp cho AU detection: học semantic prototypes ở Stage I, sau đó fine-tune detector đa nhãn ở Stage II. </w:t>
-            </w:r>
-            <w:r>
-              <w:rPr>
-                <w:sz w:val="19"/>
-              </w:rPr>
-              <w:t xml:space="preserve">Báo cáo </w:t>
-            </w:r>
-            <w:r>
-              <w:rPr>
-                <w:sz w:val="19"/>
-              </w:rPr>
-              <w:t>này chưa có metric vì hiện tại em ch</w:t>
-            </w:r>
-            <w:r>
-              <w:rPr>
-                <w:sz w:val="19"/>
-              </w:rPr>
-              <w:t>ưa training lại xong theo hướng metric mới</w:t>
+            <w:vAlign w:val="center"/>
+            <w:tcBorders>
+              <w:top w:val="single" w:sz="8" w:space="0" w:color="D6B656"/>
+              <w:left w:val="single" w:sz="8" w:space="0" w:color="D6B656"/>
+              <w:bottom w:val="single" w:sz="8" w:space="0" w:color="D6B656"/>
+              <w:right w:val="single" w:sz="8" w:space="0" w:color="D6B656"/>
+            </w:tcBorders>
+            <w:tcMar>
+              <w:top w:w="110" w:type="dxa"/>
+              <w:start w:w="130" w:type="dxa"/>
+              <w:bottom w:w="110" w:type="dxa"/>
+              <w:end w:w="130" w:type="dxa"/>
+            </w:tcMar>
+          </w:tcPr>
+          <w:p>
+            <w:r/>
+            <w:r>
+              <w:rPr>
+                <w:rFonts w:ascii="Calibri" w:hAnsi="Calibri"/>
+                <w:b w:val="0"/>
+                <w:color w:val="222222"/>
+                <w:sz w:val="21"/>
+              </w:rPr>
+              <w:t>Mô hình được định vị là một đề xuất cải tiến dựa trên CLIP-ReID/CoOp cho AU detection: học semantic prototypes ở Stage I, sau đó fine-tune detector đa nhãn ở Stage II. Báo cáo đã bổ sung kết quả training lần 2 sau khi sửa tiền xử lí và mốc SOTA DISFA hiện tại để tham chiếu; các metric nội bộ không dùng để claim SOTA khi chưa xác nhận subject-disjoint 3-fold DISFA-8 đầy đủ.</w:t>
             </w:r>
           </w:p>
         </w:tc>
@@ -96,6 +96,7 @@
     <w:p>
       <w:pPr>
         <w:pStyle w:val="Heading1"/>
+        <w:keepNext/>
       </w:pPr>
       <w:r>
         <w:t>1. Mục tiêu và phạm vi mô hình</w:t>
@@ -106,21 +107,23 @@
         <w:spacing w:after="100" w:line="259" w:lineRule="auto"/>
       </w:pPr>
       <w:r>
+        <w:rPr>
+          <w:rFonts w:ascii="Calibri" w:hAnsi="Calibri"/>
+        </w:rPr>
         <w:t>Mục tiêu của hệ thống là nhận diện sự xuất hiện của 12 Facial Action Units (AUs) trên ảnh khuôn mặt, theo hướng multi-label AU occurrence detection. Mỗi ảnh có thể chứa nhiều AU đồng thời, vì vậy bài toán khác với phân loại một lớp và cũng khác với nhận diện cảm xúc trực tiếp.</w:t>
       </w:r>
     </w:p>
     <w:p>
       <w:pPr>
-        <w:spacing w:after="100" w:line="259" w:lineRule="auto"/>
+        <w:spacing w:after="120" w:line="259" w:lineRule="auto"/>
       </w:pPr>
       <w:r>
-        <w:t>Phạm vi hiện tại được giới hạn ở ảnh tĩnh DISFA, nhãn AU nhị phân hóa từ intensity, backbone CLIP ViT-B/16, prompt learning ở phía text và rule-based verbalization ở đầu ra. Lớp verbalization chỉ diễn giải AU thành mô tả hành động mặt; n</w:t>
-      </w:r>
-      <w:r>
-        <w:t>ên kết luận cảm xúc chỉ ở mức tổ hợp đang tự định hướng theo tiêu chuẩn chung</w:t>
-      </w:r>
-      <w:r>
-        <w:t>.</w:t>
+        <w:rPr>
+          <w:rFonts w:ascii="Calibri" w:hAnsi="Calibri"/>
+          <w:color w:val="222222"/>
+          <w:sz w:val="22"/>
+        </w:rPr>
+        <w:t>Phạm vi hiện tại được giới hạn ở ảnh tĩnh DISFA, nhãn AU nhị phân hóa từ intensity, backbone CLIP ViT-B/16, prompt learning ở phía text và rule-based verbalization ở đầu ra. Lớp verbalization chỉ diễn giải AU thành mô tả hành động mặt; nếu có gợi ý cảm xúc thì nên hiểu là heuristic, không phải kết luận tâm lý chắc chắn.</w:t>
       </w:r>
     </w:p>
     <w:p>
@@ -162,6 +165,7 @@
     <w:p>
       <w:pPr>
         <w:pStyle w:val="Heading1"/>
+        <w:keepNext/>
       </w:pPr>
       <w:r>
         <w:t>2. Ký hiệu và thuật ngữ</w:t>
@@ -189,6 +193,8 @@
       <w:tr>
         <w:trPr>
           <w:jc w:val="center"/>
+          <w:tblHeader w:val="true"/>
+          <w:cantSplit/>
         </w:trPr>
         <w:tc>
           <w:tcPr>
@@ -245,6 +251,7 @@
       <w:tr>
         <w:trPr>
           <w:jc w:val="center"/>
+          <w:cantSplit/>
         </w:trPr>
         <w:tc>
           <w:tcPr>
@@ -296,6 +303,7 @@
       <w:tr>
         <w:trPr>
           <w:jc w:val="center"/>
+          <w:cantSplit/>
         </w:trPr>
         <w:tc>
           <w:tcPr>
@@ -347,6 +355,7 @@
       <w:tr>
         <w:trPr>
           <w:jc w:val="center"/>
+          <w:cantSplit/>
         </w:trPr>
         <w:tc>
           <w:tcPr>
@@ -398,6 +407,7 @@
       <w:tr>
         <w:trPr>
           <w:jc w:val="center"/>
+          <w:cantSplit/>
         </w:trPr>
         <w:tc>
           <w:tcPr>
@@ -449,6 +459,7 @@
       <w:tr>
         <w:trPr>
           <w:jc w:val="center"/>
+          <w:cantSplit/>
         </w:trPr>
         <w:tc>
           <w:tcPr>
@@ -500,6 +511,7 @@
       <w:tr>
         <w:trPr>
           <w:jc w:val="center"/>
+          <w:cantSplit/>
         </w:trPr>
         <w:tc>
           <w:tcPr>
@@ -551,6 +563,7 @@
       <w:tr>
         <w:trPr>
           <w:jc w:val="center"/>
+          <w:cantSplit/>
         </w:trPr>
         <w:tc>
           <w:tcPr>
@@ -602,6 +615,7 @@
       <w:tr>
         <w:trPr>
           <w:jc w:val="center"/>
+          <w:cantSplit/>
         </w:trPr>
         <w:tc>
           <w:tcPr>
@@ -665,6 +679,7 @@
     <w:p>
       <w:pPr>
         <w:pStyle w:val="Heading1"/>
+        <w:keepNext/>
       </w:pPr>
       <w:r>
         <w:lastRenderedPageBreak/>
@@ -676,12 +691,21 @@
         <w:spacing w:after="100" w:line="259" w:lineRule="auto"/>
       </w:pPr>
       <w:r>
+        <w:rPr>
+          <w:rFonts w:ascii="Calibri" w:hAnsi="Calibri"/>
+        </w:rPr>
         <w:t xml:space="preserve">Sơ đồ được tổ chức theo ba tầng logic: Visual Encoding, Semantic AU Prototypes, và Training &amp; Inference. Các callout I1-I6 là điểm cải tiến </w:t>
       </w:r>
       <w:r>
+        <w:rPr>
+          <w:rFonts w:ascii="Calibri" w:hAnsi="Calibri"/>
+        </w:rPr>
         <w:t>so với baseline</w:t>
       </w:r>
       <w:r>
+        <w:rPr>
+          <w:rFonts w:ascii="Calibri" w:hAnsi="Calibri"/>
+        </w:rPr>
         <w:t>.</w:t>
       </w:r>
     </w:p>
@@ -736,6 +760,7 @@
       </w:pPr>
       <w:r>
         <w:rPr>
+          <w:rFonts w:ascii="Calibri" w:hAnsi="Calibri"/>
           <w:i/>
           <w:color w:val="595959"/>
           <w:sz w:val="18"/>
@@ -756,6 +781,7 @@
     <w:p>
       <w:pPr>
         <w:pStyle w:val="Heading1"/>
+        <w:keepNext/>
       </w:pPr>
       <w:r>
         <w:t>4. Các cải tiến chính theo sơ đồ</w:t>
@@ -783,6 +809,8 @@
       <w:tr>
         <w:trPr>
           <w:jc w:val="center"/>
+          <w:tblHeader w:val="true"/>
+          <w:cantSplit/>
         </w:trPr>
         <w:tc>
           <w:tcPr>
@@ -839,6 +867,7 @@
       <w:tr>
         <w:trPr>
           <w:jc w:val="center"/>
+          <w:cantSplit/>
         </w:trPr>
         <w:tc>
           <w:tcPr>
@@ -890,6 +919,7 @@
       <w:tr>
         <w:trPr>
           <w:jc w:val="center"/>
+          <w:cantSplit/>
         </w:trPr>
         <w:tc>
           <w:tcPr>
@@ -941,6 +971,7 @@
       <w:tr>
         <w:trPr>
           <w:jc w:val="center"/>
+          <w:cantSplit/>
         </w:trPr>
         <w:tc>
           <w:tcPr>
@@ -992,6 +1023,7 @@
       <w:tr>
         <w:trPr>
           <w:jc w:val="center"/>
+          <w:cantSplit/>
         </w:trPr>
         <w:tc>
           <w:tcPr>
@@ -1043,6 +1075,7 @@
       <w:tr>
         <w:trPr>
           <w:jc w:val="center"/>
+          <w:cantSplit/>
         </w:trPr>
         <w:tc>
           <w:tcPr>
@@ -1094,6 +1127,7 @@
       <w:tr>
         <w:trPr>
           <w:jc w:val="center"/>
+          <w:cantSplit/>
         </w:trPr>
         <w:tc>
           <w:tcPr>
@@ -1146,6 +1180,7 @@
     <w:p>
       <w:pPr>
         <w:pStyle w:val="Heading1"/>
+        <w:keepNext/>
       </w:pPr>
       <w:r>
         <w:t>5. Logic huấn luyện và suy luận</w:t>
@@ -1171,6 +1206,7 @@
       <w:tr>
         <w:trPr>
           <w:jc w:val="center"/>
+          <w:cantSplit/>
         </w:trPr>
         <w:tc>
           <w:tcPr>
@@ -1223,6 +1259,7 @@
       <w:tr>
         <w:trPr>
           <w:jc w:val="center"/>
+          <w:cantSplit/>
         </w:trPr>
         <w:tc>
           <w:tcPr>
@@ -1275,6 +1312,7 @@
       <w:tr>
         <w:trPr>
           <w:jc w:val="center"/>
+          <w:cantSplit/>
         </w:trPr>
         <w:tc>
           <w:tcPr>
@@ -1310,17 +1348,5035 @@
     <w:p>
       <w:pPr>
         <w:pStyle w:val="Heading1"/>
+        <w:keepNext/>
+        <w:spacing w:before="280" w:after="120"/>
       </w:pPr>
       <w:r>
+        <w:rPr>
+          <w:rFonts w:ascii="Calibri" w:hAnsi="Calibri"/>
+          <w:b/>
+          <w:color w:val="1F4E79"/>
+          <w:sz w:val="32"/>
+        </w:rPr>
+        <w:t>6. Kết quả training lần 2 và mốc SOTA DISFA</w:t>
+      </w:r>
+    </w:p>
+    <w:p>
+      <w:pPr>
+        <w:spacing w:after="120" w:line="259" w:lineRule="auto"/>
+      </w:pPr>
+      <w:r>
+        <w:rPr>
+          <w:rFonts w:ascii="Calibri" w:hAnsi="Calibri"/>
+          <w:color w:val="222222"/>
+          <w:sz w:val="22"/>
+        </w:rPr>
+        <w:t>Log dùng để tham chiếu là trainning_logs/Training lần 2 (sửa lại quá trình tiền xử lí).csv. So với lần 1, lần 2 tăng đồng thời macro-F1, micro-F1, precision, recall và AUROC; điều này ủng hộ nhận định rằng tiền xử lí nhẹ, bảo toàn vùng mặt phù hợp hơn với bài toán AU occurrence detection.</w:t>
+      </w:r>
+    </w:p>
+    <w:tbl>
+      <w:tblPr>
+        <w:tblStyle w:val="TableGrid"/>
+        <w:tblW w:type="auto" w:w="0"/>
+        <w:jc w:val="center"/>
+        <w:tblLayout w:type="autofit"/>
+        <w:tblLook w:firstColumn="1" w:firstRow="1" w:lastColumn="0" w:lastRow="0" w:noHBand="0" w:noVBand="1" w:val="04A0"/>
+      </w:tblPr>
+      <w:tblGrid>
+        <w:gridCol w:w="2550"/>
+        <w:gridCol w:w="2550"/>
+        <w:gridCol w:w="2550"/>
+        <w:gridCol w:w="2550"/>
+      </w:tblGrid>
+      <w:tr>
+        <w:trPr>
+          <w:tblHeader w:val="true"/>
+          <w:cantSplit/>
+        </w:trPr>
+        <w:tc>
+          <w:tcPr>
+            <w:tcW w:type="dxa" w:w="2880"/>
+            <w:vAlign w:val="center"/>
+            <w:shd w:fill="1F4E79"/>
+            <w:tcBorders>
+              <w:top w:val="single" w:sz="4" w:space="0" w:color="A9C4EB"/>
+              <w:left w:val="single" w:sz="4" w:space="0" w:color="A9C4EB"/>
+              <w:bottom w:val="single" w:sz="4" w:space="0" w:color="A9C4EB"/>
+              <w:right w:val="single" w:sz="4" w:space="0" w:color="A9C4EB"/>
+            </w:tcBorders>
+            <w:tcMar>
+              <w:top w:w="90" w:type="dxa"/>
+              <w:start w:w="110" w:type="dxa"/>
+              <w:bottom w:w="90" w:type="dxa"/>
+              <w:end w:w="110" w:type="dxa"/>
+            </w:tcMar>
+          </w:tcPr>
+          <w:p>
+            <w:r/>
+            <w:r>
+              <w:rPr>
+                <w:rFonts w:ascii="Calibri" w:hAnsi="Calibri"/>
+                <w:b/>
+                <w:color w:val="FFFFFF"/>
+                <w:sz w:val="19"/>
+              </w:rPr>
+              <w:t>Chỉ số</w:t>
+            </w:r>
+          </w:p>
+        </w:tc>
+        <w:tc>
+          <w:tcPr>
+            <w:tcW w:type="dxa" w:w="1944"/>
+            <w:vAlign w:val="center"/>
+            <w:shd w:fill="1F4E79"/>
+            <w:tcBorders>
+              <w:top w:val="single" w:sz="4" w:space="0" w:color="A9C4EB"/>
+              <w:left w:val="single" w:sz="4" w:space="0" w:color="A9C4EB"/>
+              <w:bottom w:val="single" w:sz="4" w:space="0" w:color="A9C4EB"/>
+              <w:right w:val="single" w:sz="4" w:space="0" w:color="A9C4EB"/>
+            </w:tcBorders>
+            <w:tcMar>
+              <w:top w:w="90" w:type="dxa"/>
+              <w:start w:w="110" w:type="dxa"/>
+              <w:bottom w:w="90" w:type="dxa"/>
+              <w:end w:w="110" w:type="dxa"/>
+            </w:tcMar>
+          </w:tcPr>
+          <w:p>
+            <w:r/>
+            <w:r>
+              <w:rPr>
+                <w:rFonts w:ascii="Calibri" w:hAnsi="Calibri"/>
+                <w:b/>
+                <w:color w:val="FFFFFF"/>
+                <w:sz w:val="19"/>
+              </w:rPr>
+              <w:t>Training lần 1</w:t>
+            </w:r>
+          </w:p>
+        </w:tc>
+        <w:tc>
+          <w:tcPr>
+            <w:tcW w:type="dxa" w:w="1944"/>
+            <w:vAlign w:val="center"/>
+            <w:shd w:fill="1F4E79"/>
+            <w:tcBorders>
+              <w:top w:val="single" w:sz="4" w:space="0" w:color="A9C4EB"/>
+              <w:left w:val="single" w:sz="4" w:space="0" w:color="A9C4EB"/>
+              <w:bottom w:val="single" w:sz="4" w:space="0" w:color="A9C4EB"/>
+              <w:right w:val="single" w:sz="4" w:space="0" w:color="A9C4EB"/>
+            </w:tcBorders>
+            <w:tcMar>
+              <w:top w:w="90" w:type="dxa"/>
+              <w:start w:w="110" w:type="dxa"/>
+              <w:bottom w:w="90" w:type="dxa"/>
+              <w:end w:w="110" w:type="dxa"/>
+            </w:tcMar>
+          </w:tcPr>
+          <w:p>
+            <w:r/>
+            <w:r>
+              <w:rPr>
+                <w:rFonts w:ascii="Calibri" w:hAnsi="Calibri"/>
+                <w:b/>
+                <w:color w:val="FFFFFF"/>
+                <w:sz w:val="19"/>
+              </w:rPr>
+              <w:t>Training lần 2</w:t>
+            </w:r>
+          </w:p>
+        </w:tc>
+        <w:tc>
+          <w:tcPr>
+            <w:tcW w:type="dxa" w:w="1944"/>
+            <w:vAlign w:val="center"/>
+            <w:shd w:fill="1F4E79"/>
+            <w:tcBorders>
+              <w:top w:val="single" w:sz="4" w:space="0" w:color="A9C4EB"/>
+              <w:left w:val="single" w:sz="4" w:space="0" w:color="A9C4EB"/>
+              <w:bottom w:val="single" w:sz="4" w:space="0" w:color="A9C4EB"/>
+              <w:right w:val="single" w:sz="4" w:space="0" w:color="A9C4EB"/>
+            </w:tcBorders>
+            <w:tcMar>
+              <w:top w:w="90" w:type="dxa"/>
+              <w:start w:w="110" w:type="dxa"/>
+              <w:bottom w:w="90" w:type="dxa"/>
+              <w:end w:w="110" w:type="dxa"/>
+            </w:tcMar>
+          </w:tcPr>
+          <w:p>
+            <w:r/>
+            <w:r>
+              <w:rPr>
+                <w:rFonts w:ascii="Calibri" w:hAnsi="Calibri"/>
+                <w:b/>
+                <w:color w:val="FFFFFF"/>
+                <w:sz w:val="19"/>
+              </w:rPr>
+              <w:t>Chênh lệch</w:t>
+            </w:r>
+          </w:p>
+        </w:tc>
+      </w:tr>
+      <w:tr>
+        <w:trPr>
+          <w:cantSplit/>
+        </w:trPr>
+        <w:tc>
+          <w:tcPr>
+            <w:tcW w:type="dxa" w:w="2880"/>
+            <w:vAlign w:val="center"/>
+            <w:shd w:fill="EAF2F8"/>
+            <w:tcBorders>
+              <w:top w:val="single" w:sz="4" w:space="0" w:color="A9C4EB"/>
+              <w:left w:val="single" w:sz="4" w:space="0" w:color="A9C4EB"/>
+              <w:bottom w:val="single" w:sz="4" w:space="0" w:color="A9C4EB"/>
+              <w:right w:val="single" w:sz="4" w:space="0" w:color="A9C4EB"/>
+            </w:tcBorders>
+            <w:tcMar>
+              <w:top w:w="90" w:type="dxa"/>
+              <w:start w:w="110" w:type="dxa"/>
+              <w:bottom w:w="90" w:type="dxa"/>
+              <w:end w:w="110" w:type="dxa"/>
+            </w:tcMar>
+          </w:tcPr>
+          <w:p>
+            <w:r/>
+            <w:r>
+              <w:rPr>
+                <w:rFonts w:ascii="Calibri" w:hAnsi="Calibri"/>
+                <w:b w:val="0"/>
+                <w:color w:val="222222"/>
+                <w:sz w:val="19"/>
+              </w:rPr>
+              <w:t>f1_macro</w:t>
+            </w:r>
+          </w:p>
+        </w:tc>
+        <w:tc>
+          <w:tcPr>
+            <w:tcW w:type="dxa" w:w="1944"/>
+            <w:vAlign w:val="center"/>
+            <w:tcBorders>
+              <w:top w:val="single" w:sz="4" w:space="0" w:color="A9C4EB"/>
+              <w:left w:val="single" w:sz="4" w:space="0" w:color="A9C4EB"/>
+              <w:bottom w:val="single" w:sz="4" w:space="0" w:color="A9C4EB"/>
+              <w:right w:val="single" w:sz="4" w:space="0" w:color="A9C4EB"/>
+            </w:tcBorders>
+            <w:tcMar>
+              <w:top w:w="90" w:type="dxa"/>
+              <w:start w:w="110" w:type="dxa"/>
+              <w:bottom w:w="90" w:type="dxa"/>
+              <w:end w:w="110" w:type="dxa"/>
+            </w:tcMar>
+          </w:tcPr>
+          <w:p>
+            <w:r/>
+            <w:r>
+              <w:rPr>
+                <w:rFonts w:ascii="Calibri" w:hAnsi="Calibri"/>
+                <w:b w:val="0"/>
+                <w:color w:val="222222"/>
+                <w:sz w:val="19"/>
+              </w:rPr>
+              <w:t>0.9164</w:t>
+            </w:r>
+          </w:p>
+        </w:tc>
+        <w:tc>
+          <w:tcPr>
+            <w:tcW w:type="dxa" w:w="1944"/>
+            <w:vAlign w:val="center"/>
+            <w:tcBorders>
+              <w:top w:val="single" w:sz="4" w:space="0" w:color="A9C4EB"/>
+              <w:left w:val="single" w:sz="4" w:space="0" w:color="A9C4EB"/>
+              <w:bottom w:val="single" w:sz="4" w:space="0" w:color="A9C4EB"/>
+              <w:right w:val="single" w:sz="4" w:space="0" w:color="A9C4EB"/>
+            </w:tcBorders>
+            <w:tcMar>
+              <w:top w:w="90" w:type="dxa"/>
+              <w:start w:w="110" w:type="dxa"/>
+              <w:bottom w:w="90" w:type="dxa"/>
+              <w:end w:w="110" w:type="dxa"/>
+            </w:tcMar>
+          </w:tcPr>
+          <w:p>
+            <w:r/>
+            <w:r>
+              <w:rPr>
+                <w:rFonts w:ascii="Calibri" w:hAnsi="Calibri"/>
+                <w:b w:val="0"/>
+                <w:color w:val="222222"/>
+                <w:sz w:val="19"/>
+              </w:rPr>
+              <w:t>0.9758</w:t>
+            </w:r>
+          </w:p>
+        </w:tc>
+        <w:tc>
+          <w:tcPr>
+            <w:tcW w:type="dxa" w:w="1944"/>
+            <w:vAlign w:val="center"/>
+            <w:tcBorders>
+              <w:top w:val="single" w:sz="4" w:space="0" w:color="A9C4EB"/>
+              <w:left w:val="single" w:sz="4" w:space="0" w:color="A9C4EB"/>
+              <w:bottom w:val="single" w:sz="4" w:space="0" w:color="A9C4EB"/>
+              <w:right w:val="single" w:sz="4" w:space="0" w:color="A9C4EB"/>
+            </w:tcBorders>
+            <w:tcMar>
+              <w:top w:w="90" w:type="dxa"/>
+              <w:start w:w="110" w:type="dxa"/>
+              <w:bottom w:w="90" w:type="dxa"/>
+              <w:end w:w="110" w:type="dxa"/>
+            </w:tcMar>
+          </w:tcPr>
+          <w:p>
+            <w:r/>
+            <w:r>
+              <w:rPr>
+                <w:rFonts w:ascii="Calibri" w:hAnsi="Calibri"/>
+                <w:b w:val="0"/>
+                <w:color w:val="222222"/>
+                <w:sz w:val="19"/>
+              </w:rPr>
+              <w:t>+0.0593</w:t>
+            </w:r>
+          </w:p>
+        </w:tc>
+      </w:tr>
+      <w:tr>
+        <w:trPr>
+          <w:cantSplit/>
+        </w:trPr>
+        <w:tc>
+          <w:tcPr>
+            <w:tcW w:type="dxa" w:w="2880"/>
+            <w:vAlign w:val="center"/>
+            <w:shd w:fill="EAF2F8"/>
+            <w:tcBorders>
+              <w:top w:val="single" w:sz="4" w:space="0" w:color="A9C4EB"/>
+              <w:left w:val="single" w:sz="4" w:space="0" w:color="A9C4EB"/>
+              <w:bottom w:val="single" w:sz="4" w:space="0" w:color="A9C4EB"/>
+              <w:right w:val="single" w:sz="4" w:space="0" w:color="A9C4EB"/>
+            </w:tcBorders>
+            <w:tcMar>
+              <w:top w:w="90" w:type="dxa"/>
+              <w:start w:w="110" w:type="dxa"/>
+              <w:bottom w:w="90" w:type="dxa"/>
+              <w:end w:w="110" w:type="dxa"/>
+            </w:tcMar>
+          </w:tcPr>
+          <w:p>
+            <w:r/>
+            <w:r>
+              <w:rPr>
+                <w:rFonts w:ascii="Calibri" w:hAnsi="Calibri"/>
+                <w:b w:val="0"/>
+                <w:color w:val="222222"/>
+                <w:sz w:val="19"/>
+              </w:rPr>
+              <w:t>f1_micro</w:t>
+            </w:r>
+          </w:p>
+        </w:tc>
+        <w:tc>
+          <w:tcPr>
+            <w:tcW w:type="dxa" w:w="1944"/>
+            <w:vAlign w:val="center"/>
+            <w:tcBorders>
+              <w:top w:val="single" w:sz="4" w:space="0" w:color="A9C4EB"/>
+              <w:left w:val="single" w:sz="4" w:space="0" w:color="A9C4EB"/>
+              <w:bottom w:val="single" w:sz="4" w:space="0" w:color="A9C4EB"/>
+              <w:right w:val="single" w:sz="4" w:space="0" w:color="A9C4EB"/>
+            </w:tcBorders>
+            <w:tcMar>
+              <w:top w:w="90" w:type="dxa"/>
+              <w:start w:w="110" w:type="dxa"/>
+              <w:bottom w:w="90" w:type="dxa"/>
+              <w:end w:w="110" w:type="dxa"/>
+            </w:tcMar>
+          </w:tcPr>
+          <w:p>
+            <w:r/>
+            <w:r>
+              <w:rPr>
+                <w:rFonts w:ascii="Calibri" w:hAnsi="Calibri"/>
+                <w:b w:val="0"/>
+                <w:color w:val="222222"/>
+                <w:sz w:val="19"/>
+              </w:rPr>
+              <w:t>0.9190</w:t>
+            </w:r>
+          </w:p>
+        </w:tc>
+        <w:tc>
+          <w:tcPr>
+            <w:tcW w:type="dxa" w:w="1944"/>
+            <w:vAlign w:val="center"/>
+            <w:tcBorders>
+              <w:top w:val="single" w:sz="4" w:space="0" w:color="A9C4EB"/>
+              <w:left w:val="single" w:sz="4" w:space="0" w:color="A9C4EB"/>
+              <w:bottom w:val="single" w:sz="4" w:space="0" w:color="A9C4EB"/>
+              <w:right w:val="single" w:sz="4" w:space="0" w:color="A9C4EB"/>
+            </w:tcBorders>
+            <w:tcMar>
+              <w:top w:w="90" w:type="dxa"/>
+              <w:start w:w="110" w:type="dxa"/>
+              <w:bottom w:w="90" w:type="dxa"/>
+              <w:end w:w="110" w:type="dxa"/>
+            </w:tcMar>
+          </w:tcPr>
+          <w:p>
+            <w:r/>
+            <w:r>
+              <w:rPr>
+                <w:rFonts w:ascii="Calibri" w:hAnsi="Calibri"/>
+                <w:b w:val="0"/>
+                <w:color w:val="222222"/>
+                <w:sz w:val="19"/>
+              </w:rPr>
+              <w:t>0.9753</w:t>
+            </w:r>
+          </w:p>
+        </w:tc>
+        <w:tc>
+          <w:tcPr>
+            <w:tcW w:type="dxa" w:w="1944"/>
+            <w:vAlign w:val="center"/>
+            <w:tcBorders>
+              <w:top w:val="single" w:sz="4" w:space="0" w:color="A9C4EB"/>
+              <w:left w:val="single" w:sz="4" w:space="0" w:color="A9C4EB"/>
+              <w:bottom w:val="single" w:sz="4" w:space="0" w:color="A9C4EB"/>
+              <w:right w:val="single" w:sz="4" w:space="0" w:color="A9C4EB"/>
+            </w:tcBorders>
+            <w:tcMar>
+              <w:top w:w="90" w:type="dxa"/>
+              <w:start w:w="110" w:type="dxa"/>
+              <w:bottom w:w="90" w:type="dxa"/>
+              <w:end w:w="110" w:type="dxa"/>
+            </w:tcMar>
+          </w:tcPr>
+          <w:p>
+            <w:r/>
+            <w:r>
+              <w:rPr>
+                <w:rFonts w:ascii="Calibri" w:hAnsi="Calibri"/>
+                <w:b w:val="0"/>
+                <w:color w:val="222222"/>
+                <w:sz w:val="19"/>
+              </w:rPr>
+              <w:t>+0.0563</w:t>
+            </w:r>
+          </w:p>
+        </w:tc>
+      </w:tr>
+      <w:tr>
+        <w:trPr>
+          <w:cantSplit/>
+        </w:trPr>
+        <w:tc>
+          <w:tcPr>
+            <w:tcW w:type="dxa" w:w="2880"/>
+            <w:vAlign w:val="center"/>
+            <w:shd w:fill="EAF2F8"/>
+            <w:tcBorders>
+              <w:top w:val="single" w:sz="4" w:space="0" w:color="A9C4EB"/>
+              <w:left w:val="single" w:sz="4" w:space="0" w:color="A9C4EB"/>
+              <w:bottom w:val="single" w:sz="4" w:space="0" w:color="A9C4EB"/>
+              <w:right w:val="single" w:sz="4" w:space="0" w:color="A9C4EB"/>
+            </w:tcBorders>
+            <w:tcMar>
+              <w:top w:w="90" w:type="dxa"/>
+              <w:start w:w="110" w:type="dxa"/>
+              <w:bottom w:w="90" w:type="dxa"/>
+              <w:end w:w="110" w:type="dxa"/>
+            </w:tcMar>
+          </w:tcPr>
+          <w:p>
+            <w:r/>
+            <w:r>
+              <w:rPr>
+                <w:rFonts w:ascii="Calibri" w:hAnsi="Calibri"/>
+                <w:b w:val="0"/>
+                <w:color w:val="222222"/>
+                <w:sz w:val="19"/>
+              </w:rPr>
+              <w:t>precision_macro</w:t>
+            </w:r>
+          </w:p>
+        </w:tc>
+        <w:tc>
+          <w:tcPr>
+            <w:tcW w:type="dxa" w:w="1944"/>
+            <w:vAlign w:val="center"/>
+            <w:tcBorders>
+              <w:top w:val="single" w:sz="4" w:space="0" w:color="A9C4EB"/>
+              <w:left w:val="single" w:sz="4" w:space="0" w:color="A9C4EB"/>
+              <w:bottom w:val="single" w:sz="4" w:space="0" w:color="A9C4EB"/>
+              <w:right w:val="single" w:sz="4" w:space="0" w:color="A9C4EB"/>
+            </w:tcBorders>
+            <w:tcMar>
+              <w:top w:w="90" w:type="dxa"/>
+              <w:start w:w="110" w:type="dxa"/>
+              <w:bottom w:w="90" w:type="dxa"/>
+              <w:end w:w="110" w:type="dxa"/>
+            </w:tcMar>
+          </w:tcPr>
+          <w:p>
+            <w:r/>
+            <w:r>
+              <w:rPr>
+                <w:rFonts w:ascii="Calibri" w:hAnsi="Calibri"/>
+                <w:b w:val="0"/>
+                <w:color w:val="222222"/>
+                <w:sz w:val="19"/>
+              </w:rPr>
+              <w:t>0.9378</w:t>
+            </w:r>
+          </w:p>
+        </w:tc>
+        <w:tc>
+          <w:tcPr>
+            <w:tcW w:type="dxa" w:w="1944"/>
+            <w:vAlign w:val="center"/>
+            <w:tcBorders>
+              <w:top w:val="single" w:sz="4" w:space="0" w:color="A9C4EB"/>
+              <w:left w:val="single" w:sz="4" w:space="0" w:color="A9C4EB"/>
+              <w:bottom w:val="single" w:sz="4" w:space="0" w:color="A9C4EB"/>
+              <w:right w:val="single" w:sz="4" w:space="0" w:color="A9C4EB"/>
+            </w:tcBorders>
+            <w:tcMar>
+              <w:top w:w="90" w:type="dxa"/>
+              <w:start w:w="110" w:type="dxa"/>
+              <w:bottom w:w="90" w:type="dxa"/>
+              <w:end w:w="110" w:type="dxa"/>
+            </w:tcMar>
+          </w:tcPr>
+          <w:p>
+            <w:r/>
+            <w:r>
+              <w:rPr>
+                <w:rFonts w:ascii="Calibri" w:hAnsi="Calibri"/>
+                <w:b w:val="0"/>
+                <w:color w:val="222222"/>
+                <w:sz w:val="19"/>
+              </w:rPr>
+              <w:t>0.9832</w:t>
+            </w:r>
+          </w:p>
+        </w:tc>
+        <w:tc>
+          <w:tcPr>
+            <w:tcW w:type="dxa" w:w="1944"/>
+            <w:vAlign w:val="center"/>
+            <w:tcBorders>
+              <w:top w:val="single" w:sz="4" w:space="0" w:color="A9C4EB"/>
+              <w:left w:val="single" w:sz="4" w:space="0" w:color="A9C4EB"/>
+              <w:bottom w:val="single" w:sz="4" w:space="0" w:color="A9C4EB"/>
+              <w:right w:val="single" w:sz="4" w:space="0" w:color="A9C4EB"/>
+            </w:tcBorders>
+            <w:tcMar>
+              <w:top w:w="90" w:type="dxa"/>
+              <w:start w:w="110" w:type="dxa"/>
+              <w:bottom w:w="90" w:type="dxa"/>
+              <w:end w:w="110" w:type="dxa"/>
+            </w:tcMar>
+          </w:tcPr>
+          <w:p>
+            <w:r/>
+            <w:r>
+              <w:rPr>
+                <w:rFonts w:ascii="Calibri" w:hAnsi="Calibri"/>
+                <w:b w:val="0"/>
+                <w:color w:val="222222"/>
+                <w:sz w:val="19"/>
+              </w:rPr>
+              <w:t>+0.0454</w:t>
+            </w:r>
+          </w:p>
+        </w:tc>
+      </w:tr>
+      <w:tr>
+        <w:trPr>
+          <w:cantSplit/>
+        </w:trPr>
+        <w:tc>
+          <w:tcPr>
+            <w:tcW w:type="dxa" w:w="2880"/>
+            <w:vAlign w:val="center"/>
+            <w:shd w:fill="EAF2F8"/>
+            <w:tcBorders>
+              <w:top w:val="single" w:sz="4" w:space="0" w:color="A9C4EB"/>
+              <w:left w:val="single" w:sz="4" w:space="0" w:color="A9C4EB"/>
+              <w:bottom w:val="single" w:sz="4" w:space="0" w:color="A9C4EB"/>
+              <w:right w:val="single" w:sz="4" w:space="0" w:color="A9C4EB"/>
+            </w:tcBorders>
+            <w:tcMar>
+              <w:top w:w="90" w:type="dxa"/>
+              <w:start w:w="110" w:type="dxa"/>
+              <w:bottom w:w="90" w:type="dxa"/>
+              <w:end w:w="110" w:type="dxa"/>
+            </w:tcMar>
+          </w:tcPr>
+          <w:p>
+            <w:r/>
+            <w:r>
+              <w:rPr>
+                <w:rFonts w:ascii="Calibri" w:hAnsi="Calibri"/>
+                <w:b w:val="0"/>
+                <w:color w:val="222222"/>
+                <w:sz w:val="19"/>
+              </w:rPr>
+              <w:t>recall_macro</w:t>
+            </w:r>
+          </w:p>
+        </w:tc>
+        <w:tc>
+          <w:tcPr>
+            <w:tcW w:type="dxa" w:w="1944"/>
+            <w:vAlign w:val="center"/>
+            <w:tcBorders>
+              <w:top w:val="single" w:sz="4" w:space="0" w:color="A9C4EB"/>
+              <w:left w:val="single" w:sz="4" w:space="0" w:color="A9C4EB"/>
+              <w:bottom w:val="single" w:sz="4" w:space="0" w:color="A9C4EB"/>
+              <w:right w:val="single" w:sz="4" w:space="0" w:color="A9C4EB"/>
+            </w:tcBorders>
+            <w:tcMar>
+              <w:top w:w="90" w:type="dxa"/>
+              <w:start w:w="110" w:type="dxa"/>
+              <w:bottom w:w="90" w:type="dxa"/>
+              <w:end w:w="110" w:type="dxa"/>
+            </w:tcMar>
+          </w:tcPr>
+          <w:p>
+            <w:r/>
+            <w:r>
+              <w:rPr>
+                <w:rFonts w:ascii="Calibri" w:hAnsi="Calibri"/>
+                <w:b w:val="0"/>
+                <w:color w:val="222222"/>
+                <w:sz w:val="19"/>
+              </w:rPr>
+              <w:t>0.8976</w:t>
+            </w:r>
+          </w:p>
+        </w:tc>
+        <w:tc>
+          <w:tcPr>
+            <w:tcW w:type="dxa" w:w="1944"/>
+            <w:vAlign w:val="center"/>
+            <w:tcBorders>
+              <w:top w:val="single" w:sz="4" w:space="0" w:color="A9C4EB"/>
+              <w:left w:val="single" w:sz="4" w:space="0" w:color="A9C4EB"/>
+              <w:bottom w:val="single" w:sz="4" w:space="0" w:color="A9C4EB"/>
+              <w:right w:val="single" w:sz="4" w:space="0" w:color="A9C4EB"/>
+            </w:tcBorders>
+            <w:tcMar>
+              <w:top w:w="90" w:type="dxa"/>
+              <w:start w:w="110" w:type="dxa"/>
+              <w:bottom w:w="90" w:type="dxa"/>
+              <w:end w:w="110" w:type="dxa"/>
+            </w:tcMar>
+          </w:tcPr>
+          <w:p>
+            <w:r/>
+            <w:r>
+              <w:rPr>
+                <w:rFonts w:ascii="Calibri" w:hAnsi="Calibri"/>
+                <w:b w:val="0"/>
+                <w:color w:val="222222"/>
+                <w:sz w:val="19"/>
+              </w:rPr>
+              <w:t>0.9685</w:t>
+            </w:r>
+          </w:p>
+        </w:tc>
+        <w:tc>
+          <w:tcPr>
+            <w:tcW w:type="dxa" w:w="1944"/>
+            <w:vAlign w:val="center"/>
+            <w:tcBorders>
+              <w:top w:val="single" w:sz="4" w:space="0" w:color="A9C4EB"/>
+              <w:left w:val="single" w:sz="4" w:space="0" w:color="A9C4EB"/>
+              <w:bottom w:val="single" w:sz="4" w:space="0" w:color="A9C4EB"/>
+              <w:right w:val="single" w:sz="4" w:space="0" w:color="A9C4EB"/>
+            </w:tcBorders>
+            <w:tcMar>
+              <w:top w:w="90" w:type="dxa"/>
+              <w:start w:w="110" w:type="dxa"/>
+              <w:bottom w:w="90" w:type="dxa"/>
+              <w:end w:w="110" w:type="dxa"/>
+            </w:tcMar>
+          </w:tcPr>
+          <w:p>
+            <w:r/>
+            <w:r>
+              <w:rPr>
+                <w:rFonts w:ascii="Calibri" w:hAnsi="Calibri"/>
+                <w:b w:val="0"/>
+                <w:color w:val="222222"/>
+                <w:sz w:val="19"/>
+              </w:rPr>
+              <w:t>+0.0709</w:t>
+            </w:r>
+          </w:p>
+        </w:tc>
+      </w:tr>
+      <w:tr>
+        <w:trPr>
+          <w:cantSplit/>
+        </w:trPr>
+        <w:tc>
+          <w:tcPr>
+            <w:tcW w:type="dxa" w:w="2880"/>
+            <w:vAlign w:val="center"/>
+            <w:shd w:fill="EAF2F8"/>
+            <w:tcBorders>
+              <w:top w:val="single" w:sz="4" w:space="0" w:color="A9C4EB"/>
+              <w:left w:val="single" w:sz="4" w:space="0" w:color="A9C4EB"/>
+              <w:bottom w:val="single" w:sz="4" w:space="0" w:color="A9C4EB"/>
+              <w:right w:val="single" w:sz="4" w:space="0" w:color="A9C4EB"/>
+            </w:tcBorders>
+            <w:tcMar>
+              <w:top w:w="90" w:type="dxa"/>
+              <w:start w:w="110" w:type="dxa"/>
+              <w:bottom w:w="90" w:type="dxa"/>
+              <w:end w:w="110" w:type="dxa"/>
+            </w:tcMar>
+          </w:tcPr>
+          <w:p>
+            <w:r/>
+            <w:r>
+              <w:rPr>
+                <w:rFonts w:ascii="Calibri" w:hAnsi="Calibri"/>
+                <w:b w:val="0"/>
+                <w:color w:val="222222"/>
+                <w:sz w:val="19"/>
+              </w:rPr>
+              <w:t>roc_auc_macro</w:t>
+            </w:r>
+          </w:p>
+        </w:tc>
+        <w:tc>
+          <w:tcPr>
+            <w:tcW w:type="dxa" w:w="1944"/>
+            <w:vAlign w:val="center"/>
+            <w:tcBorders>
+              <w:top w:val="single" w:sz="4" w:space="0" w:color="A9C4EB"/>
+              <w:left w:val="single" w:sz="4" w:space="0" w:color="A9C4EB"/>
+              <w:bottom w:val="single" w:sz="4" w:space="0" w:color="A9C4EB"/>
+              <w:right w:val="single" w:sz="4" w:space="0" w:color="A9C4EB"/>
+            </w:tcBorders>
+            <w:tcMar>
+              <w:top w:w="90" w:type="dxa"/>
+              <w:start w:w="110" w:type="dxa"/>
+              <w:bottom w:w="90" w:type="dxa"/>
+              <w:end w:w="110" w:type="dxa"/>
+            </w:tcMar>
+          </w:tcPr>
+          <w:p>
+            <w:r/>
+            <w:r>
+              <w:rPr>
+                <w:rFonts w:ascii="Calibri" w:hAnsi="Calibri"/>
+                <w:b w:val="0"/>
+                <w:color w:val="222222"/>
+                <w:sz w:val="19"/>
+              </w:rPr>
+              <w:t>0.9929</w:t>
+            </w:r>
+          </w:p>
+        </w:tc>
+        <w:tc>
+          <w:tcPr>
+            <w:tcW w:type="dxa" w:w="1944"/>
+            <w:vAlign w:val="center"/>
+            <w:tcBorders>
+              <w:top w:val="single" w:sz="4" w:space="0" w:color="A9C4EB"/>
+              <w:left w:val="single" w:sz="4" w:space="0" w:color="A9C4EB"/>
+              <w:bottom w:val="single" w:sz="4" w:space="0" w:color="A9C4EB"/>
+              <w:right w:val="single" w:sz="4" w:space="0" w:color="A9C4EB"/>
+            </w:tcBorders>
+            <w:tcMar>
+              <w:top w:w="90" w:type="dxa"/>
+              <w:start w:w="110" w:type="dxa"/>
+              <w:bottom w:w="90" w:type="dxa"/>
+              <w:end w:w="110" w:type="dxa"/>
+            </w:tcMar>
+          </w:tcPr>
+          <w:p>
+            <w:r/>
+            <w:r>
+              <w:rPr>
+                <w:rFonts w:ascii="Calibri" w:hAnsi="Calibri"/>
+                <w:b w:val="0"/>
+                <w:color w:val="222222"/>
+                <w:sz w:val="19"/>
+              </w:rPr>
+              <w:t>0.9991</w:t>
+            </w:r>
+          </w:p>
+        </w:tc>
+        <w:tc>
+          <w:tcPr>
+            <w:tcW w:type="dxa" w:w="1944"/>
+            <w:vAlign w:val="center"/>
+            <w:tcBorders>
+              <w:top w:val="single" w:sz="4" w:space="0" w:color="A9C4EB"/>
+              <w:left w:val="single" w:sz="4" w:space="0" w:color="A9C4EB"/>
+              <w:bottom w:val="single" w:sz="4" w:space="0" w:color="A9C4EB"/>
+              <w:right w:val="single" w:sz="4" w:space="0" w:color="A9C4EB"/>
+            </w:tcBorders>
+            <w:tcMar>
+              <w:top w:w="90" w:type="dxa"/>
+              <w:start w:w="110" w:type="dxa"/>
+              <w:bottom w:w="90" w:type="dxa"/>
+              <w:end w:w="110" w:type="dxa"/>
+            </w:tcMar>
+          </w:tcPr>
+          <w:p>
+            <w:r/>
+            <w:r>
+              <w:rPr>
+                <w:rFonts w:ascii="Calibri" w:hAnsi="Calibri"/>
+                <w:b w:val="0"/>
+                <w:color w:val="222222"/>
+                <w:sz w:val="19"/>
+              </w:rPr>
+              <w:t>+0.0063</w:t>
+            </w:r>
+          </w:p>
+        </w:tc>
+      </w:tr>
+    </w:tbl>
+    <w:p/>
+    <w:p>
+      <w:pPr>
+        <w:spacing w:after="120" w:line="259" w:lineRule="auto"/>
+      </w:pPr>
+      <w:r>
+        <w:rPr>
+          <w:rFonts w:ascii="Calibri" w:hAnsi="Calibri"/>
+          <w:color w:val="222222"/>
+          <w:sz w:val="22"/>
+        </w:rPr>
+        <w:t>Trong CSV, các cột per_class_f1_AU_0 ... per_class_f1_AU_11 được ánh xạ theo AU_LIST = [1, 2, 4, 5, 6, 9, 12, 15, 17, 20, 25, 26]. Bảng dưới giữ nguyên logic đọc log và đổi tên index thành AU thật để dễ đối chiếu khi trình bày.</w:t>
+      </w:r>
+    </w:p>
+    <w:tbl>
+      <w:tblPr>
+        <w:tblStyle w:val="TableGrid"/>
+        <w:tblW w:type="auto" w:w="0"/>
+        <w:jc w:val="center"/>
+        <w:tblLayout w:type="autofit"/>
+        <w:tblLook w:firstColumn="1" w:firstRow="1" w:lastColumn="0" w:lastRow="0" w:noHBand="0" w:noVBand="1" w:val="04A0"/>
+      </w:tblPr>
+      <w:tblGrid>
+        <w:gridCol w:w="2550"/>
+        <w:gridCol w:w="2550"/>
+        <w:gridCol w:w="2550"/>
+        <w:gridCol w:w="2550"/>
+      </w:tblGrid>
+      <w:tr>
+        <w:trPr>
+          <w:tblHeader w:val="true"/>
+          <w:cantSplit/>
+        </w:trPr>
+        <w:tc>
+          <w:tcPr>
+            <w:tcW w:type="dxa" w:w="1440"/>
+            <w:vAlign w:val="center"/>
+            <w:shd w:fill="1F4E79"/>
+            <w:tcBorders>
+              <w:top w:val="single" w:sz="4" w:space="0" w:color="A9C4EB"/>
+              <w:left w:val="single" w:sz="4" w:space="0" w:color="A9C4EB"/>
+              <w:bottom w:val="single" w:sz="4" w:space="0" w:color="A9C4EB"/>
+              <w:right w:val="single" w:sz="4" w:space="0" w:color="A9C4EB"/>
+            </w:tcBorders>
+            <w:tcMar>
+              <w:top w:w="90" w:type="dxa"/>
+              <w:start w:w="110" w:type="dxa"/>
+              <w:bottom w:w="90" w:type="dxa"/>
+              <w:end w:w="110" w:type="dxa"/>
+            </w:tcMar>
+          </w:tcPr>
+          <w:p>
+            <w:r/>
+            <w:r>
+              <w:rPr>
+                <w:rFonts w:ascii="Calibri" w:hAnsi="Calibri"/>
+                <w:b/>
+                <w:color w:val="FFFFFF"/>
+                <w:sz w:val="18"/>
+              </w:rPr>
+              <w:t>AU</w:t>
+            </w:r>
+          </w:p>
+        </w:tc>
+        <w:tc>
+          <w:tcPr>
+            <w:tcW w:type="dxa" w:w="2016"/>
+            <w:vAlign w:val="center"/>
+            <w:shd w:fill="1F4E79"/>
+            <w:tcBorders>
+              <w:top w:val="single" w:sz="4" w:space="0" w:color="A9C4EB"/>
+              <w:left w:val="single" w:sz="4" w:space="0" w:color="A9C4EB"/>
+              <w:bottom w:val="single" w:sz="4" w:space="0" w:color="A9C4EB"/>
+              <w:right w:val="single" w:sz="4" w:space="0" w:color="A9C4EB"/>
+            </w:tcBorders>
+            <w:tcMar>
+              <w:top w:w="90" w:type="dxa"/>
+              <w:start w:w="110" w:type="dxa"/>
+              <w:bottom w:w="90" w:type="dxa"/>
+              <w:end w:w="110" w:type="dxa"/>
+            </w:tcMar>
+          </w:tcPr>
+          <w:p>
+            <w:r/>
+            <w:r>
+              <w:rPr>
+                <w:rFonts w:ascii="Calibri" w:hAnsi="Calibri"/>
+                <w:b/>
+                <w:color w:val="FFFFFF"/>
+                <w:sz w:val="18"/>
+              </w:rPr>
+              <w:t>F1 lần 1</w:t>
+            </w:r>
+          </w:p>
+        </w:tc>
+        <w:tc>
+          <w:tcPr>
+            <w:tcW w:type="dxa" w:w="2016"/>
+            <w:vAlign w:val="center"/>
+            <w:shd w:fill="1F4E79"/>
+            <w:tcBorders>
+              <w:top w:val="single" w:sz="4" w:space="0" w:color="A9C4EB"/>
+              <w:left w:val="single" w:sz="4" w:space="0" w:color="A9C4EB"/>
+              <w:bottom w:val="single" w:sz="4" w:space="0" w:color="A9C4EB"/>
+              <w:right w:val="single" w:sz="4" w:space="0" w:color="A9C4EB"/>
+            </w:tcBorders>
+            <w:tcMar>
+              <w:top w:w="90" w:type="dxa"/>
+              <w:start w:w="110" w:type="dxa"/>
+              <w:bottom w:w="90" w:type="dxa"/>
+              <w:end w:w="110" w:type="dxa"/>
+            </w:tcMar>
+          </w:tcPr>
+          <w:p>
+            <w:r/>
+            <w:r>
+              <w:rPr>
+                <w:rFonts w:ascii="Calibri" w:hAnsi="Calibri"/>
+                <w:b/>
+                <w:color w:val="FFFFFF"/>
+                <w:sz w:val="18"/>
+              </w:rPr>
+              <w:t>F1 lần 2</w:t>
+            </w:r>
+          </w:p>
+        </w:tc>
+        <w:tc>
+          <w:tcPr>
+            <w:tcW w:type="dxa" w:w="2016"/>
+            <w:vAlign w:val="center"/>
+            <w:shd w:fill="1F4E79"/>
+            <w:tcBorders>
+              <w:top w:val="single" w:sz="4" w:space="0" w:color="A9C4EB"/>
+              <w:left w:val="single" w:sz="4" w:space="0" w:color="A9C4EB"/>
+              <w:bottom w:val="single" w:sz="4" w:space="0" w:color="A9C4EB"/>
+              <w:right w:val="single" w:sz="4" w:space="0" w:color="A9C4EB"/>
+            </w:tcBorders>
+            <w:tcMar>
+              <w:top w:w="90" w:type="dxa"/>
+              <w:start w:w="110" w:type="dxa"/>
+              <w:bottom w:w="90" w:type="dxa"/>
+              <w:end w:w="110" w:type="dxa"/>
+            </w:tcMar>
+          </w:tcPr>
+          <w:p>
+            <w:r/>
+            <w:r>
+              <w:rPr>
+                <w:rFonts w:ascii="Calibri" w:hAnsi="Calibri"/>
+                <w:b/>
+                <w:color w:val="FFFFFF"/>
+                <w:sz w:val="18"/>
+              </w:rPr>
+              <w:t>Chênh lệch</w:t>
+            </w:r>
+          </w:p>
+        </w:tc>
+      </w:tr>
+      <w:tr>
+        <w:trPr>
+          <w:cantSplit/>
+        </w:trPr>
+        <w:tc>
+          <w:tcPr>
+            <w:tcW w:type="dxa" w:w="1440"/>
+            <w:vAlign w:val="center"/>
+            <w:shd w:fill="FFF2CC"/>
+            <w:tcBorders>
+              <w:top w:val="single" w:sz="4" w:space="0" w:color="A9C4EB"/>
+              <w:left w:val="single" w:sz="4" w:space="0" w:color="A9C4EB"/>
+              <w:bottom w:val="single" w:sz="4" w:space="0" w:color="A9C4EB"/>
+              <w:right w:val="single" w:sz="4" w:space="0" w:color="A9C4EB"/>
+            </w:tcBorders>
+            <w:tcMar>
+              <w:top w:w="90" w:type="dxa"/>
+              <w:start w:w="110" w:type="dxa"/>
+              <w:bottom w:w="90" w:type="dxa"/>
+              <w:end w:w="110" w:type="dxa"/>
+            </w:tcMar>
+          </w:tcPr>
+          <w:p>
+            <w:r/>
+            <w:r>
+              <w:rPr>
+                <w:rFonts w:ascii="Calibri" w:hAnsi="Calibri"/>
+                <w:b w:val="0"/>
+                <w:color w:val="222222"/>
+                <w:sz w:val="18"/>
+              </w:rPr>
+              <w:t>AU1</w:t>
+            </w:r>
+          </w:p>
+        </w:tc>
+        <w:tc>
+          <w:tcPr>
+            <w:tcW w:type="dxa" w:w="2016"/>
+            <w:vAlign w:val="center"/>
+            <w:tcBorders>
+              <w:top w:val="single" w:sz="4" w:space="0" w:color="A9C4EB"/>
+              <w:left w:val="single" w:sz="4" w:space="0" w:color="A9C4EB"/>
+              <w:bottom w:val="single" w:sz="4" w:space="0" w:color="A9C4EB"/>
+              <w:right w:val="single" w:sz="4" w:space="0" w:color="A9C4EB"/>
+            </w:tcBorders>
+            <w:tcMar>
+              <w:top w:w="90" w:type="dxa"/>
+              <w:start w:w="110" w:type="dxa"/>
+              <w:bottom w:w="90" w:type="dxa"/>
+              <w:end w:w="110" w:type="dxa"/>
+            </w:tcMar>
+          </w:tcPr>
+          <w:p>
+            <w:r/>
+            <w:r>
+              <w:rPr>
+                <w:rFonts w:ascii="Calibri" w:hAnsi="Calibri"/>
+                <w:b w:val="0"/>
+                <w:color w:val="222222"/>
+                <w:sz w:val="18"/>
+              </w:rPr>
+              <w:t>0.9116</w:t>
+            </w:r>
+          </w:p>
+        </w:tc>
+        <w:tc>
+          <w:tcPr>
+            <w:tcW w:type="dxa" w:w="2016"/>
+            <w:vAlign w:val="center"/>
+            <w:tcBorders>
+              <w:top w:val="single" w:sz="4" w:space="0" w:color="A9C4EB"/>
+              <w:left w:val="single" w:sz="4" w:space="0" w:color="A9C4EB"/>
+              <w:bottom w:val="single" w:sz="4" w:space="0" w:color="A9C4EB"/>
+              <w:right w:val="single" w:sz="4" w:space="0" w:color="A9C4EB"/>
+            </w:tcBorders>
+            <w:tcMar>
+              <w:top w:w="90" w:type="dxa"/>
+              <w:start w:w="110" w:type="dxa"/>
+              <w:bottom w:w="90" w:type="dxa"/>
+              <w:end w:w="110" w:type="dxa"/>
+            </w:tcMar>
+          </w:tcPr>
+          <w:p>
+            <w:r/>
+            <w:r>
+              <w:rPr>
+                <w:rFonts w:ascii="Calibri" w:hAnsi="Calibri"/>
+                <w:b w:val="0"/>
+                <w:color w:val="222222"/>
+                <w:sz w:val="18"/>
+              </w:rPr>
+              <w:t>0.9736</w:t>
+            </w:r>
+          </w:p>
+        </w:tc>
+        <w:tc>
+          <w:tcPr>
+            <w:tcW w:type="dxa" w:w="2016"/>
+            <w:vAlign w:val="center"/>
+            <w:tcBorders>
+              <w:top w:val="single" w:sz="4" w:space="0" w:color="A9C4EB"/>
+              <w:left w:val="single" w:sz="4" w:space="0" w:color="A9C4EB"/>
+              <w:bottom w:val="single" w:sz="4" w:space="0" w:color="A9C4EB"/>
+              <w:right w:val="single" w:sz="4" w:space="0" w:color="A9C4EB"/>
+            </w:tcBorders>
+            <w:tcMar>
+              <w:top w:w="90" w:type="dxa"/>
+              <w:start w:w="110" w:type="dxa"/>
+              <w:bottom w:w="90" w:type="dxa"/>
+              <w:end w:w="110" w:type="dxa"/>
+            </w:tcMar>
+          </w:tcPr>
+          <w:p>
+            <w:r/>
+            <w:r>
+              <w:rPr>
+                <w:rFonts w:ascii="Calibri" w:hAnsi="Calibri"/>
+                <w:b w:val="0"/>
+                <w:color w:val="222222"/>
+                <w:sz w:val="18"/>
+              </w:rPr>
+              <w:t>+0.0620</w:t>
+            </w:r>
+          </w:p>
+        </w:tc>
+      </w:tr>
+      <w:tr>
+        <w:trPr>
+          <w:cantSplit/>
+        </w:trPr>
+        <w:tc>
+          <w:tcPr>
+            <w:tcW w:type="dxa" w:w="1440"/>
+            <w:vAlign w:val="center"/>
+            <w:shd w:fill="FFF2CC"/>
+            <w:tcBorders>
+              <w:top w:val="single" w:sz="4" w:space="0" w:color="A9C4EB"/>
+              <w:left w:val="single" w:sz="4" w:space="0" w:color="A9C4EB"/>
+              <w:bottom w:val="single" w:sz="4" w:space="0" w:color="A9C4EB"/>
+              <w:right w:val="single" w:sz="4" w:space="0" w:color="A9C4EB"/>
+            </w:tcBorders>
+            <w:tcMar>
+              <w:top w:w="90" w:type="dxa"/>
+              <w:start w:w="110" w:type="dxa"/>
+              <w:bottom w:w="90" w:type="dxa"/>
+              <w:end w:w="110" w:type="dxa"/>
+            </w:tcMar>
+          </w:tcPr>
+          <w:p>
+            <w:r/>
+            <w:r>
+              <w:rPr>
+                <w:rFonts w:ascii="Calibri" w:hAnsi="Calibri"/>
+                <w:b w:val="0"/>
+                <w:color w:val="222222"/>
+                <w:sz w:val="18"/>
+              </w:rPr>
+              <w:t>AU2</w:t>
+            </w:r>
+          </w:p>
+        </w:tc>
+        <w:tc>
+          <w:tcPr>
+            <w:tcW w:type="dxa" w:w="2016"/>
+            <w:vAlign w:val="center"/>
+            <w:tcBorders>
+              <w:top w:val="single" w:sz="4" w:space="0" w:color="A9C4EB"/>
+              <w:left w:val="single" w:sz="4" w:space="0" w:color="A9C4EB"/>
+              <w:bottom w:val="single" w:sz="4" w:space="0" w:color="A9C4EB"/>
+              <w:right w:val="single" w:sz="4" w:space="0" w:color="A9C4EB"/>
+            </w:tcBorders>
+            <w:tcMar>
+              <w:top w:w="90" w:type="dxa"/>
+              <w:start w:w="110" w:type="dxa"/>
+              <w:bottom w:w="90" w:type="dxa"/>
+              <w:end w:w="110" w:type="dxa"/>
+            </w:tcMar>
+          </w:tcPr>
+          <w:p>
+            <w:r/>
+            <w:r>
+              <w:rPr>
+                <w:rFonts w:ascii="Calibri" w:hAnsi="Calibri"/>
+                <w:b w:val="0"/>
+                <w:color w:val="222222"/>
+                <w:sz w:val="18"/>
+              </w:rPr>
+              <w:t>0.9353</w:t>
+            </w:r>
+          </w:p>
+        </w:tc>
+        <w:tc>
+          <w:tcPr>
+            <w:tcW w:type="dxa" w:w="2016"/>
+            <w:vAlign w:val="center"/>
+            <w:tcBorders>
+              <w:top w:val="single" w:sz="4" w:space="0" w:color="A9C4EB"/>
+              <w:left w:val="single" w:sz="4" w:space="0" w:color="A9C4EB"/>
+              <w:bottom w:val="single" w:sz="4" w:space="0" w:color="A9C4EB"/>
+              <w:right w:val="single" w:sz="4" w:space="0" w:color="A9C4EB"/>
+            </w:tcBorders>
+            <w:tcMar>
+              <w:top w:w="90" w:type="dxa"/>
+              <w:start w:w="110" w:type="dxa"/>
+              <w:bottom w:w="90" w:type="dxa"/>
+              <w:end w:w="110" w:type="dxa"/>
+            </w:tcMar>
+          </w:tcPr>
+          <w:p>
+            <w:r/>
+            <w:r>
+              <w:rPr>
+                <w:rFonts w:ascii="Calibri" w:hAnsi="Calibri"/>
+                <w:b w:val="0"/>
+                <w:color w:val="222222"/>
+                <w:sz w:val="18"/>
+              </w:rPr>
+              <w:t>0.9738</w:t>
+            </w:r>
+          </w:p>
+        </w:tc>
+        <w:tc>
+          <w:tcPr>
+            <w:tcW w:type="dxa" w:w="2016"/>
+            <w:vAlign w:val="center"/>
+            <w:tcBorders>
+              <w:top w:val="single" w:sz="4" w:space="0" w:color="A9C4EB"/>
+              <w:left w:val="single" w:sz="4" w:space="0" w:color="A9C4EB"/>
+              <w:bottom w:val="single" w:sz="4" w:space="0" w:color="A9C4EB"/>
+              <w:right w:val="single" w:sz="4" w:space="0" w:color="A9C4EB"/>
+            </w:tcBorders>
+            <w:tcMar>
+              <w:top w:w="90" w:type="dxa"/>
+              <w:start w:w="110" w:type="dxa"/>
+              <w:bottom w:w="90" w:type="dxa"/>
+              <w:end w:w="110" w:type="dxa"/>
+            </w:tcMar>
+          </w:tcPr>
+          <w:p>
+            <w:r/>
+            <w:r>
+              <w:rPr>
+                <w:rFonts w:ascii="Calibri" w:hAnsi="Calibri"/>
+                <w:b w:val="0"/>
+                <w:color w:val="222222"/>
+                <w:sz w:val="18"/>
+              </w:rPr>
+              <w:t>+0.0385</w:t>
+            </w:r>
+          </w:p>
+        </w:tc>
+      </w:tr>
+      <w:tr>
+        <w:trPr>
+          <w:cantSplit/>
+        </w:trPr>
+        <w:tc>
+          <w:tcPr>
+            <w:tcW w:type="dxa" w:w="1440"/>
+            <w:vAlign w:val="center"/>
+            <w:shd w:fill="FFF2CC"/>
+            <w:tcBorders>
+              <w:top w:val="single" w:sz="4" w:space="0" w:color="A9C4EB"/>
+              <w:left w:val="single" w:sz="4" w:space="0" w:color="A9C4EB"/>
+              <w:bottom w:val="single" w:sz="4" w:space="0" w:color="A9C4EB"/>
+              <w:right w:val="single" w:sz="4" w:space="0" w:color="A9C4EB"/>
+            </w:tcBorders>
+            <w:tcMar>
+              <w:top w:w="90" w:type="dxa"/>
+              <w:start w:w="110" w:type="dxa"/>
+              <w:bottom w:w="90" w:type="dxa"/>
+              <w:end w:w="110" w:type="dxa"/>
+            </w:tcMar>
+          </w:tcPr>
+          <w:p>
+            <w:r/>
+            <w:r>
+              <w:rPr>
+                <w:rFonts w:ascii="Calibri" w:hAnsi="Calibri"/>
+                <w:b w:val="0"/>
+                <w:color w:val="222222"/>
+                <w:sz w:val="18"/>
+              </w:rPr>
+              <w:t>AU4</w:t>
+            </w:r>
+          </w:p>
+        </w:tc>
+        <w:tc>
+          <w:tcPr>
+            <w:tcW w:type="dxa" w:w="2016"/>
+            <w:vAlign w:val="center"/>
+            <w:tcBorders>
+              <w:top w:val="single" w:sz="4" w:space="0" w:color="A9C4EB"/>
+              <w:left w:val="single" w:sz="4" w:space="0" w:color="A9C4EB"/>
+              <w:bottom w:val="single" w:sz="4" w:space="0" w:color="A9C4EB"/>
+              <w:right w:val="single" w:sz="4" w:space="0" w:color="A9C4EB"/>
+            </w:tcBorders>
+            <w:tcMar>
+              <w:top w:w="90" w:type="dxa"/>
+              <w:start w:w="110" w:type="dxa"/>
+              <w:bottom w:w="90" w:type="dxa"/>
+              <w:end w:w="110" w:type="dxa"/>
+            </w:tcMar>
+          </w:tcPr>
+          <w:p>
+            <w:r/>
+            <w:r>
+              <w:rPr>
+                <w:rFonts w:ascii="Calibri" w:hAnsi="Calibri"/>
+                <w:b w:val="0"/>
+                <w:color w:val="222222"/>
+                <w:sz w:val="18"/>
+              </w:rPr>
+              <w:t>0.9224</w:t>
+            </w:r>
+          </w:p>
+        </w:tc>
+        <w:tc>
+          <w:tcPr>
+            <w:tcW w:type="dxa" w:w="2016"/>
+            <w:vAlign w:val="center"/>
+            <w:tcBorders>
+              <w:top w:val="single" w:sz="4" w:space="0" w:color="A9C4EB"/>
+              <w:left w:val="single" w:sz="4" w:space="0" w:color="A9C4EB"/>
+              <w:bottom w:val="single" w:sz="4" w:space="0" w:color="A9C4EB"/>
+              <w:right w:val="single" w:sz="4" w:space="0" w:color="A9C4EB"/>
+            </w:tcBorders>
+            <w:tcMar>
+              <w:top w:w="90" w:type="dxa"/>
+              <w:start w:w="110" w:type="dxa"/>
+              <w:bottom w:w="90" w:type="dxa"/>
+              <w:end w:w="110" w:type="dxa"/>
+            </w:tcMar>
+          </w:tcPr>
+          <w:p>
+            <w:r/>
+            <w:r>
+              <w:rPr>
+                <w:rFonts w:ascii="Calibri" w:hAnsi="Calibri"/>
+                <w:b w:val="0"/>
+                <w:color w:val="222222"/>
+                <w:sz w:val="18"/>
+              </w:rPr>
+              <w:t>0.9767</w:t>
+            </w:r>
+          </w:p>
+        </w:tc>
+        <w:tc>
+          <w:tcPr>
+            <w:tcW w:type="dxa" w:w="2016"/>
+            <w:vAlign w:val="center"/>
+            <w:tcBorders>
+              <w:top w:val="single" w:sz="4" w:space="0" w:color="A9C4EB"/>
+              <w:left w:val="single" w:sz="4" w:space="0" w:color="A9C4EB"/>
+              <w:bottom w:val="single" w:sz="4" w:space="0" w:color="A9C4EB"/>
+              <w:right w:val="single" w:sz="4" w:space="0" w:color="A9C4EB"/>
+            </w:tcBorders>
+            <w:tcMar>
+              <w:top w:w="90" w:type="dxa"/>
+              <w:start w:w="110" w:type="dxa"/>
+              <w:bottom w:w="90" w:type="dxa"/>
+              <w:end w:w="110" w:type="dxa"/>
+            </w:tcMar>
+          </w:tcPr>
+          <w:p>
+            <w:r/>
+            <w:r>
+              <w:rPr>
+                <w:rFonts w:ascii="Calibri" w:hAnsi="Calibri"/>
+                <w:b w:val="0"/>
+                <w:color w:val="222222"/>
+                <w:sz w:val="18"/>
+              </w:rPr>
+              <w:t>+0.0543</w:t>
+            </w:r>
+          </w:p>
+        </w:tc>
+      </w:tr>
+      <w:tr>
+        <w:trPr>
+          <w:cantSplit/>
+        </w:trPr>
+        <w:tc>
+          <w:tcPr>
+            <w:tcW w:type="dxa" w:w="1440"/>
+            <w:vAlign w:val="center"/>
+            <w:shd w:fill="FFF2CC"/>
+            <w:tcBorders>
+              <w:top w:val="single" w:sz="4" w:space="0" w:color="A9C4EB"/>
+              <w:left w:val="single" w:sz="4" w:space="0" w:color="A9C4EB"/>
+              <w:bottom w:val="single" w:sz="4" w:space="0" w:color="A9C4EB"/>
+              <w:right w:val="single" w:sz="4" w:space="0" w:color="A9C4EB"/>
+            </w:tcBorders>
+            <w:tcMar>
+              <w:top w:w="90" w:type="dxa"/>
+              <w:start w:w="110" w:type="dxa"/>
+              <w:bottom w:w="90" w:type="dxa"/>
+              <w:end w:w="110" w:type="dxa"/>
+            </w:tcMar>
+          </w:tcPr>
+          <w:p>
+            <w:r/>
+            <w:r>
+              <w:rPr>
+                <w:rFonts w:ascii="Calibri" w:hAnsi="Calibri"/>
+                <w:b w:val="0"/>
+                <w:color w:val="222222"/>
+                <w:sz w:val="18"/>
+              </w:rPr>
+              <w:t>AU5</w:t>
+            </w:r>
+          </w:p>
+        </w:tc>
+        <w:tc>
+          <w:tcPr>
+            <w:tcW w:type="dxa" w:w="2016"/>
+            <w:vAlign w:val="center"/>
+            <w:tcBorders>
+              <w:top w:val="single" w:sz="4" w:space="0" w:color="A9C4EB"/>
+              <w:left w:val="single" w:sz="4" w:space="0" w:color="A9C4EB"/>
+              <w:bottom w:val="single" w:sz="4" w:space="0" w:color="A9C4EB"/>
+              <w:right w:val="single" w:sz="4" w:space="0" w:color="A9C4EB"/>
+            </w:tcBorders>
+            <w:tcMar>
+              <w:top w:w="90" w:type="dxa"/>
+              <w:start w:w="110" w:type="dxa"/>
+              <w:bottom w:w="90" w:type="dxa"/>
+              <w:end w:w="110" w:type="dxa"/>
+            </w:tcMar>
+          </w:tcPr>
+          <w:p>
+            <w:r/>
+            <w:r>
+              <w:rPr>
+                <w:rFonts w:ascii="Calibri" w:hAnsi="Calibri"/>
+                <w:b w:val="0"/>
+                <w:color w:val="222222"/>
+                <w:sz w:val="18"/>
+              </w:rPr>
+              <w:t>0.9139</w:t>
+            </w:r>
+          </w:p>
+        </w:tc>
+        <w:tc>
+          <w:tcPr>
+            <w:tcW w:type="dxa" w:w="2016"/>
+            <w:vAlign w:val="center"/>
+            <w:tcBorders>
+              <w:top w:val="single" w:sz="4" w:space="0" w:color="A9C4EB"/>
+              <w:left w:val="single" w:sz="4" w:space="0" w:color="A9C4EB"/>
+              <w:bottom w:val="single" w:sz="4" w:space="0" w:color="A9C4EB"/>
+              <w:right w:val="single" w:sz="4" w:space="0" w:color="A9C4EB"/>
+            </w:tcBorders>
+            <w:tcMar>
+              <w:top w:w="90" w:type="dxa"/>
+              <w:start w:w="110" w:type="dxa"/>
+              <w:bottom w:w="90" w:type="dxa"/>
+              <w:end w:w="110" w:type="dxa"/>
+            </w:tcMar>
+          </w:tcPr>
+          <w:p>
+            <w:r/>
+            <w:r>
+              <w:rPr>
+                <w:rFonts w:ascii="Calibri" w:hAnsi="Calibri"/>
+                <w:b w:val="0"/>
+                <w:color w:val="222222"/>
+                <w:sz w:val="18"/>
+              </w:rPr>
+              <w:t>0.9706</w:t>
+            </w:r>
+          </w:p>
+        </w:tc>
+        <w:tc>
+          <w:tcPr>
+            <w:tcW w:type="dxa" w:w="2016"/>
+            <w:vAlign w:val="center"/>
+            <w:tcBorders>
+              <w:top w:val="single" w:sz="4" w:space="0" w:color="A9C4EB"/>
+              <w:left w:val="single" w:sz="4" w:space="0" w:color="A9C4EB"/>
+              <w:bottom w:val="single" w:sz="4" w:space="0" w:color="A9C4EB"/>
+              <w:right w:val="single" w:sz="4" w:space="0" w:color="A9C4EB"/>
+            </w:tcBorders>
+            <w:tcMar>
+              <w:top w:w="90" w:type="dxa"/>
+              <w:start w:w="110" w:type="dxa"/>
+              <w:bottom w:w="90" w:type="dxa"/>
+              <w:end w:w="110" w:type="dxa"/>
+            </w:tcMar>
+          </w:tcPr>
+          <w:p>
+            <w:r/>
+            <w:r>
+              <w:rPr>
+                <w:rFonts w:ascii="Calibri" w:hAnsi="Calibri"/>
+                <w:b w:val="0"/>
+                <w:color w:val="222222"/>
+                <w:sz w:val="18"/>
+              </w:rPr>
+              <w:t>+0.0567</w:t>
+            </w:r>
+          </w:p>
+        </w:tc>
+      </w:tr>
+      <w:tr>
+        <w:trPr>
+          <w:cantSplit/>
+        </w:trPr>
+        <w:tc>
+          <w:tcPr>
+            <w:tcW w:type="dxa" w:w="1440"/>
+            <w:vAlign w:val="center"/>
+            <w:shd w:fill="FFF2CC"/>
+            <w:tcBorders>
+              <w:top w:val="single" w:sz="4" w:space="0" w:color="A9C4EB"/>
+              <w:left w:val="single" w:sz="4" w:space="0" w:color="A9C4EB"/>
+              <w:bottom w:val="single" w:sz="4" w:space="0" w:color="A9C4EB"/>
+              <w:right w:val="single" w:sz="4" w:space="0" w:color="A9C4EB"/>
+            </w:tcBorders>
+            <w:tcMar>
+              <w:top w:w="90" w:type="dxa"/>
+              <w:start w:w="110" w:type="dxa"/>
+              <w:bottom w:w="90" w:type="dxa"/>
+              <w:end w:w="110" w:type="dxa"/>
+            </w:tcMar>
+          </w:tcPr>
+          <w:p>
+            <w:r/>
+            <w:r>
+              <w:rPr>
+                <w:rFonts w:ascii="Calibri" w:hAnsi="Calibri"/>
+                <w:b w:val="0"/>
+                <w:color w:val="222222"/>
+                <w:sz w:val="18"/>
+              </w:rPr>
+              <w:t>AU6</w:t>
+            </w:r>
+          </w:p>
+        </w:tc>
+        <w:tc>
+          <w:tcPr>
+            <w:tcW w:type="dxa" w:w="2016"/>
+            <w:vAlign w:val="center"/>
+            <w:tcBorders>
+              <w:top w:val="single" w:sz="4" w:space="0" w:color="A9C4EB"/>
+              <w:left w:val="single" w:sz="4" w:space="0" w:color="A9C4EB"/>
+              <w:bottom w:val="single" w:sz="4" w:space="0" w:color="A9C4EB"/>
+              <w:right w:val="single" w:sz="4" w:space="0" w:color="A9C4EB"/>
+            </w:tcBorders>
+            <w:tcMar>
+              <w:top w:w="90" w:type="dxa"/>
+              <w:start w:w="110" w:type="dxa"/>
+              <w:bottom w:w="90" w:type="dxa"/>
+              <w:end w:w="110" w:type="dxa"/>
+            </w:tcMar>
+          </w:tcPr>
+          <w:p>
+            <w:r/>
+            <w:r>
+              <w:rPr>
+                <w:rFonts w:ascii="Calibri" w:hAnsi="Calibri"/>
+                <w:b w:val="0"/>
+                <w:color w:val="222222"/>
+                <w:sz w:val="18"/>
+              </w:rPr>
+              <w:t>0.9398</w:t>
+            </w:r>
+          </w:p>
+        </w:tc>
+        <w:tc>
+          <w:tcPr>
+            <w:tcW w:type="dxa" w:w="2016"/>
+            <w:vAlign w:val="center"/>
+            <w:tcBorders>
+              <w:top w:val="single" w:sz="4" w:space="0" w:color="A9C4EB"/>
+              <w:left w:val="single" w:sz="4" w:space="0" w:color="A9C4EB"/>
+              <w:bottom w:val="single" w:sz="4" w:space="0" w:color="A9C4EB"/>
+              <w:right w:val="single" w:sz="4" w:space="0" w:color="A9C4EB"/>
+            </w:tcBorders>
+            <w:tcMar>
+              <w:top w:w="90" w:type="dxa"/>
+              <w:start w:w="110" w:type="dxa"/>
+              <w:bottom w:w="90" w:type="dxa"/>
+              <w:end w:w="110" w:type="dxa"/>
+            </w:tcMar>
+          </w:tcPr>
+          <w:p>
+            <w:r/>
+            <w:r>
+              <w:rPr>
+                <w:rFonts w:ascii="Calibri" w:hAnsi="Calibri"/>
+                <w:b w:val="0"/>
+                <w:color w:val="222222"/>
+                <w:sz w:val="18"/>
+              </w:rPr>
+              <w:t>0.9764</w:t>
+            </w:r>
+          </w:p>
+        </w:tc>
+        <w:tc>
+          <w:tcPr>
+            <w:tcW w:type="dxa" w:w="2016"/>
+            <w:vAlign w:val="center"/>
+            <w:tcBorders>
+              <w:top w:val="single" w:sz="4" w:space="0" w:color="A9C4EB"/>
+              <w:left w:val="single" w:sz="4" w:space="0" w:color="A9C4EB"/>
+              <w:bottom w:val="single" w:sz="4" w:space="0" w:color="A9C4EB"/>
+              <w:right w:val="single" w:sz="4" w:space="0" w:color="A9C4EB"/>
+            </w:tcBorders>
+            <w:tcMar>
+              <w:top w:w="90" w:type="dxa"/>
+              <w:start w:w="110" w:type="dxa"/>
+              <w:bottom w:w="90" w:type="dxa"/>
+              <w:end w:w="110" w:type="dxa"/>
+            </w:tcMar>
+          </w:tcPr>
+          <w:p>
+            <w:r/>
+            <w:r>
+              <w:rPr>
+                <w:rFonts w:ascii="Calibri" w:hAnsi="Calibri"/>
+                <w:b w:val="0"/>
+                <w:color w:val="222222"/>
+                <w:sz w:val="18"/>
+              </w:rPr>
+              <w:t>+0.0366</w:t>
+            </w:r>
+          </w:p>
+        </w:tc>
+      </w:tr>
+      <w:tr>
+        <w:trPr>
+          <w:cantSplit/>
+        </w:trPr>
+        <w:tc>
+          <w:tcPr>
+            <w:tcW w:type="dxa" w:w="1440"/>
+            <w:vAlign w:val="center"/>
+            <w:shd w:fill="FFF2CC"/>
+            <w:tcBorders>
+              <w:top w:val="single" w:sz="4" w:space="0" w:color="A9C4EB"/>
+              <w:left w:val="single" w:sz="4" w:space="0" w:color="A9C4EB"/>
+              <w:bottom w:val="single" w:sz="4" w:space="0" w:color="A9C4EB"/>
+              <w:right w:val="single" w:sz="4" w:space="0" w:color="A9C4EB"/>
+            </w:tcBorders>
+            <w:tcMar>
+              <w:top w:w="90" w:type="dxa"/>
+              <w:start w:w="110" w:type="dxa"/>
+              <w:bottom w:w="90" w:type="dxa"/>
+              <w:end w:w="110" w:type="dxa"/>
+            </w:tcMar>
+          </w:tcPr>
+          <w:p>
+            <w:r/>
+            <w:r>
+              <w:rPr>
+                <w:rFonts w:ascii="Calibri" w:hAnsi="Calibri"/>
+                <w:b w:val="0"/>
+                <w:color w:val="222222"/>
+                <w:sz w:val="18"/>
+              </w:rPr>
+              <w:t>AU9</w:t>
+            </w:r>
+          </w:p>
+        </w:tc>
+        <w:tc>
+          <w:tcPr>
+            <w:tcW w:type="dxa" w:w="2016"/>
+            <w:vAlign w:val="center"/>
+            <w:tcBorders>
+              <w:top w:val="single" w:sz="4" w:space="0" w:color="A9C4EB"/>
+              <w:left w:val="single" w:sz="4" w:space="0" w:color="A9C4EB"/>
+              <w:bottom w:val="single" w:sz="4" w:space="0" w:color="A9C4EB"/>
+              <w:right w:val="single" w:sz="4" w:space="0" w:color="A9C4EB"/>
+            </w:tcBorders>
+            <w:tcMar>
+              <w:top w:w="90" w:type="dxa"/>
+              <w:start w:w="110" w:type="dxa"/>
+              <w:bottom w:w="90" w:type="dxa"/>
+              <w:end w:w="110" w:type="dxa"/>
+            </w:tcMar>
+          </w:tcPr>
+          <w:p>
+            <w:r/>
+            <w:r>
+              <w:rPr>
+                <w:rFonts w:ascii="Calibri" w:hAnsi="Calibri"/>
+                <w:b w:val="0"/>
+                <w:color w:val="222222"/>
+                <w:sz w:val="18"/>
+              </w:rPr>
+              <w:t>0.8952</w:t>
+            </w:r>
+          </w:p>
+        </w:tc>
+        <w:tc>
+          <w:tcPr>
+            <w:tcW w:type="dxa" w:w="2016"/>
+            <w:vAlign w:val="center"/>
+            <w:tcBorders>
+              <w:top w:val="single" w:sz="4" w:space="0" w:color="A9C4EB"/>
+              <w:left w:val="single" w:sz="4" w:space="0" w:color="A9C4EB"/>
+              <w:bottom w:val="single" w:sz="4" w:space="0" w:color="A9C4EB"/>
+              <w:right w:val="single" w:sz="4" w:space="0" w:color="A9C4EB"/>
+            </w:tcBorders>
+            <w:tcMar>
+              <w:top w:w="90" w:type="dxa"/>
+              <w:start w:w="110" w:type="dxa"/>
+              <w:bottom w:w="90" w:type="dxa"/>
+              <w:end w:w="110" w:type="dxa"/>
+            </w:tcMar>
+          </w:tcPr>
+          <w:p>
+            <w:r/>
+            <w:r>
+              <w:rPr>
+                <w:rFonts w:ascii="Calibri" w:hAnsi="Calibri"/>
+                <w:b w:val="0"/>
+                <w:color w:val="222222"/>
+                <w:sz w:val="18"/>
+              </w:rPr>
+              <w:t>0.9777</w:t>
+            </w:r>
+          </w:p>
+        </w:tc>
+        <w:tc>
+          <w:tcPr>
+            <w:tcW w:type="dxa" w:w="2016"/>
+            <w:vAlign w:val="center"/>
+            <w:tcBorders>
+              <w:top w:val="single" w:sz="4" w:space="0" w:color="A9C4EB"/>
+              <w:left w:val="single" w:sz="4" w:space="0" w:color="A9C4EB"/>
+              <w:bottom w:val="single" w:sz="4" w:space="0" w:color="A9C4EB"/>
+              <w:right w:val="single" w:sz="4" w:space="0" w:color="A9C4EB"/>
+            </w:tcBorders>
+            <w:tcMar>
+              <w:top w:w="90" w:type="dxa"/>
+              <w:start w:w="110" w:type="dxa"/>
+              <w:bottom w:w="90" w:type="dxa"/>
+              <w:end w:w="110" w:type="dxa"/>
+            </w:tcMar>
+          </w:tcPr>
+          <w:p>
+            <w:r/>
+            <w:r>
+              <w:rPr>
+                <w:rFonts w:ascii="Calibri" w:hAnsi="Calibri"/>
+                <w:b w:val="0"/>
+                <w:color w:val="222222"/>
+                <w:sz w:val="18"/>
+              </w:rPr>
+              <w:t>+0.0824</w:t>
+            </w:r>
+          </w:p>
+        </w:tc>
+      </w:tr>
+      <w:tr>
+        <w:trPr>
+          <w:cantSplit/>
+        </w:trPr>
+        <w:tc>
+          <w:tcPr>
+            <w:tcW w:type="dxa" w:w="1440"/>
+            <w:vAlign w:val="center"/>
+            <w:shd w:fill="FFF2CC"/>
+            <w:tcBorders>
+              <w:top w:val="single" w:sz="4" w:space="0" w:color="A9C4EB"/>
+              <w:left w:val="single" w:sz="4" w:space="0" w:color="A9C4EB"/>
+              <w:bottom w:val="single" w:sz="4" w:space="0" w:color="A9C4EB"/>
+              <w:right w:val="single" w:sz="4" w:space="0" w:color="A9C4EB"/>
+            </w:tcBorders>
+            <w:tcMar>
+              <w:top w:w="90" w:type="dxa"/>
+              <w:start w:w="110" w:type="dxa"/>
+              <w:bottom w:w="90" w:type="dxa"/>
+              <w:end w:w="110" w:type="dxa"/>
+            </w:tcMar>
+          </w:tcPr>
+          <w:p>
+            <w:r/>
+            <w:r>
+              <w:rPr>
+                <w:rFonts w:ascii="Calibri" w:hAnsi="Calibri"/>
+                <w:b w:val="0"/>
+                <w:color w:val="222222"/>
+                <w:sz w:val="18"/>
+              </w:rPr>
+              <w:t>AU12</w:t>
+            </w:r>
+          </w:p>
+        </w:tc>
+        <w:tc>
+          <w:tcPr>
+            <w:tcW w:type="dxa" w:w="2016"/>
+            <w:vAlign w:val="center"/>
+            <w:tcBorders>
+              <w:top w:val="single" w:sz="4" w:space="0" w:color="A9C4EB"/>
+              <w:left w:val="single" w:sz="4" w:space="0" w:color="A9C4EB"/>
+              <w:bottom w:val="single" w:sz="4" w:space="0" w:color="A9C4EB"/>
+              <w:right w:val="single" w:sz="4" w:space="0" w:color="A9C4EB"/>
+            </w:tcBorders>
+            <w:tcMar>
+              <w:top w:w="90" w:type="dxa"/>
+              <w:start w:w="110" w:type="dxa"/>
+              <w:bottom w:w="90" w:type="dxa"/>
+              <w:end w:w="110" w:type="dxa"/>
+            </w:tcMar>
+          </w:tcPr>
+          <w:p>
+            <w:r/>
+            <w:r>
+              <w:rPr>
+                <w:rFonts w:ascii="Calibri" w:hAnsi="Calibri"/>
+                <w:b w:val="0"/>
+                <w:color w:val="222222"/>
+                <w:sz w:val="18"/>
+              </w:rPr>
+              <w:t>0.8837</w:t>
+            </w:r>
+          </w:p>
+        </w:tc>
+        <w:tc>
+          <w:tcPr>
+            <w:tcW w:type="dxa" w:w="2016"/>
+            <w:vAlign w:val="center"/>
+            <w:tcBorders>
+              <w:top w:val="single" w:sz="4" w:space="0" w:color="A9C4EB"/>
+              <w:left w:val="single" w:sz="4" w:space="0" w:color="A9C4EB"/>
+              <w:bottom w:val="single" w:sz="4" w:space="0" w:color="A9C4EB"/>
+              <w:right w:val="single" w:sz="4" w:space="0" w:color="A9C4EB"/>
+            </w:tcBorders>
+            <w:tcMar>
+              <w:top w:w="90" w:type="dxa"/>
+              <w:start w:w="110" w:type="dxa"/>
+              <w:bottom w:w="90" w:type="dxa"/>
+              <w:end w:w="110" w:type="dxa"/>
+            </w:tcMar>
+          </w:tcPr>
+          <w:p>
+            <w:r/>
+            <w:r>
+              <w:rPr>
+                <w:rFonts w:ascii="Calibri" w:hAnsi="Calibri"/>
+                <w:b w:val="0"/>
+                <w:color w:val="222222"/>
+                <w:sz w:val="18"/>
+              </w:rPr>
+              <w:t>0.9653</w:t>
+            </w:r>
+          </w:p>
+        </w:tc>
+        <w:tc>
+          <w:tcPr>
+            <w:tcW w:type="dxa" w:w="2016"/>
+            <w:vAlign w:val="center"/>
+            <w:tcBorders>
+              <w:top w:val="single" w:sz="4" w:space="0" w:color="A9C4EB"/>
+              <w:left w:val="single" w:sz="4" w:space="0" w:color="A9C4EB"/>
+              <w:bottom w:val="single" w:sz="4" w:space="0" w:color="A9C4EB"/>
+              <w:right w:val="single" w:sz="4" w:space="0" w:color="A9C4EB"/>
+            </w:tcBorders>
+            <w:tcMar>
+              <w:top w:w="90" w:type="dxa"/>
+              <w:start w:w="110" w:type="dxa"/>
+              <w:bottom w:w="90" w:type="dxa"/>
+              <w:end w:w="110" w:type="dxa"/>
+            </w:tcMar>
+          </w:tcPr>
+          <w:p>
+            <w:r/>
+            <w:r>
+              <w:rPr>
+                <w:rFonts w:ascii="Calibri" w:hAnsi="Calibri"/>
+                <w:b w:val="0"/>
+                <w:color w:val="222222"/>
+                <w:sz w:val="18"/>
+              </w:rPr>
+              <w:t>+0.0816</w:t>
+            </w:r>
+          </w:p>
+        </w:tc>
+      </w:tr>
+      <w:tr>
+        <w:trPr>
+          <w:cantSplit/>
+        </w:trPr>
+        <w:tc>
+          <w:tcPr>
+            <w:tcW w:type="dxa" w:w="1440"/>
+            <w:vAlign w:val="center"/>
+            <w:shd w:fill="FFF2CC"/>
+            <w:tcBorders>
+              <w:top w:val="single" w:sz="4" w:space="0" w:color="A9C4EB"/>
+              <w:left w:val="single" w:sz="4" w:space="0" w:color="A9C4EB"/>
+              <w:bottom w:val="single" w:sz="4" w:space="0" w:color="A9C4EB"/>
+              <w:right w:val="single" w:sz="4" w:space="0" w:color="A9C4EB"/>
+            </w:tcBorders>
+            <w:tcMar>
+              <w:top w:w="90" w:type="dxa"/>
+              <w:start w:w="110" w:type="dxa"/>
+              <w:bottom w:w="90" w:type="dxa"/>
+              <w:end w:w="110" w:type="dxa"/>
+            </w:tcMar>
+          </w:tcPr>
+          <w:p>
+            <w:r/>
+            <w:r>
+              <w:rPr>
+                <w:rFonts w:ascii="Calibri" w:hAnsi="Calibri"/>
+                <w:b w:val="0"/>
+                <w:color w:val="222222"/>
+                <w:sz w:val="18"/>
+              </w:rPr>
+              <w:t>AU15</w:t>
+            </w:r>
+          </w:p>
+        </w:tc>
+        <w:tc>
+          <w:tcPr>
+            <w:tcW w:type="dxa" w:w="2016"/>
+            <w:vAlign w:val="center"/>
+            <w:tcBorders>
+              <w:top w:val="single" w:sz="4" w:space="0" w:color="A9C4EB"/>
+              <w:left w:val="single" w:sz="4" w:space="0" w:color="A9C4EB"/>
+              <w:bottom w:val="single" w:sz="4" w:space="0" w:color="A9C4EB"/>
+              <w:right w:val="single" w:sz="4" w:space="0" w:color="A9C4EB"/>
+            </w:tcBorders>
+            <w:tcMar>
+              <w:top w:w="90" w:type="dxa"/>
+              <w:start w:w="110" w:type="dxa"/>
+              <w:bottom w:w="90" w:type="dxa"/>
+              <w:end w:w="110" w:type="dxa"/>
+            </w:tcMar>
+          </w:tcPr>
+          <w:p>
+            <w:r/>
+            <w:r>
+              <w:rPr>
+                <w:rFonts w:ascii="Calibri" w:hAnsi="Calibri"/>
+                <w:b w:val="0"/>
+                <w:color w:val="222222"/>
+                <w:sz w:val="18"/>
+              </w:rPr>
+              <w:t>0.9013</w:t>
+            </w:r>
+          </w:p>
+        </w:tc>
+        <w:tc>
+          <w:tcPr>
+            <w:tcW w:type="dxa" w:w="2016"/>
+            <w:vAlign w:val="center"/>
+            <w:tcBorders>
+              <w:top w:val="single" w:sz="4" w:space="0" w:color="A9C4EB"/>
+              <w:left w:val="single" w:sz="4" w:space="0" w:color="A9C4EB"/>
+              <w:bottom w:val="single" w:sz="4" w:space="0" w:color="A9C4EB"/>
+              <w:right w:val="single" w:sz="4" w:space="0" w:color="A9C4EB"/>
+            </w:tcBorders>
+            <w:tcMar>
+              <w:top w:w="90" w:type="dxa"/>
+              <w:start w:w="110" w:type="dxa"/>
+              <w:bottom w:w="90" w:type="dxa"/>
+              <w:end w:w="110" w:type="dxa"/>
+            </w:tcMar>
+          </w:tcPr>
+          <w:p>
+            <w:r/>
+            <w:r>
+              <w:rPr>
+                <w:rFonts w:ascii="Calibri" w:hAnsi="Calibri"/>
+                <w:b w:val="0"/>
+                <w:color w:val="222222"/>
+                <w:sz w:val="18"/>
+              </w:rPr>
+              <w:t>0.9833</w:t>
+            </w:r>
+          </w:p>
+        </w:tc>
+        <w:tc>
+          <w:tcPr>
+            <w:tcW w:type="dxa" w:w="2016"/>
+            <w:vAlign w:val="center"/>
+            <w:tcBorders>
+              <w:top w:val="single" w:sz="4" w:space="0" w:color="A9C4EB"/>
+              <w:left w:val="single" w:sz="4" w:space="0" w:color="A9C4EB"/>
+              <w:bottom w:val="single" w:sz="4" w:space="0" w:color="A9C4EB"/>
+              <w:right w:val="single" w:sz="4" w:space="0" w:color="A9C4EB"/>
+            </w:tcBorders>
+            <w:tcMar>
+              <w:top w:w="90" w:type="dxa"/>
+              <w:start w:w="110" w:type="dxa"/>
+              <w:bottom w:w="90" w:type="dxa"/>
+              <w:end w:w="110" w:type="dxa"/>
+            </w:tcMar>
+          </w:tcPr>
+          <w:p>
+            <w:r/>
+            <w:r>
+              <w:rPr>
+                <w:rFonts w:ascii="Calibri" w:hAnsi="Calibri"/>
+                <w:b w:val="0"/>
+                <w:color w:val="222222"/>
+                <w:sz w:val="18"/>
+              </w:rPr>
+              <w:t>+0.0820</w:t>
+            </w:r>
+          </w:p>
+        </w:tc>
+      </w:tr>
+      <w:tr>
+        <w:trPr>
+          <w:cantSplit/>
+        </w:trPr>
+        <w:tc>
+          <w:tcPr>
+            <w:tcW w:type="dxa" w:w="1440"/>
+            <w:vAlign w:val="center"/>
+            <w:shd w:fill="FFF2CC"/>
+            <w:tcBorders>
+              <w:top w:val="single" w:sz="4" w:space="0" w:color="A9C4EB"/>
+              <w:left w:val="single" w:sz="4" w:space="0" w:color="A9C4EB"/>
+              <w:bottom w:val="single" w:sz="4" w:space="0" w:color="A9C4EB"/>
+              <w:right w:val="single" w:sz="4" w:space="0" w:color="A9C4EB"/>
+            </w:tcBorders>
+            <w:tcMar>
+              <w:top w:w="90" w:type="dxa"/>
+              <w:start w:w="110" w:type="dxa"/>
+              <w:bottom w:w="90" w:type="dxa"/>
+              <w:end w:w="110" w:type="dxa"/>
+            </w:tcMar>
+          </w:tcPr>
+          <w:p>
+            <w:r/>
+            <w:r>
+              <w:rPr>
+                <w:rFonts w:ascii="Calibri" w:hAnsi="Calibri"/>
+                <w:b w:val="0"/>
+                <w:color w:val="222222"/>
+                <w:sz w:val="18"/>
+              </w:rPr>
+              <w:t>AU17</w:t>
+            </w:r>
+          </w:p>
+        </w:tc>
+        <w:tc>
+          <w:tcPr>
+            <w:tcW w:type="dxa" w:w="2016"/>
+            <w:vAlign w:val="center"/>
+            <w:tcBorders>
+              <w:top w:val="single" w:sz="4" w:space="0" w:color="A9C4EB"/>
+              <w:left w:val="single" w:sz="4" w:space="0" w:color="A9C4EB"/>
+              <w:bottom w:val="single" w:sz="4" w:space="0" w:color="A9C4EB"/>
+              <w:right w:val="single" w:sz="4" w:space="0" w:color="A9C4EB"/>
+            </w:tcBorders>
+            <w:tcMar>
+              <w:top w:w="90" w:type="dxa"/>
+              <w:start w:w="110" w:type="dxa"/>
+              <w:bottom w:w="90" w:type="dxa"/>
+              <w:end w:w="110" w:type="dxa"/>
+            </w:tcMar>
+          </w:tcPr>
+          <w:p>
+            <w:r/>
+            <w:r>
+              <w:rPr>
+                <w:rFonts w:ascii="Calibri" w:hAnsi="Calibri"/>
+                <w:b w:val="0"/>
+                <w:color w:val="222222"/>
+                <w:sz w:val="18"/>
+              </w:rPr>
+              <w:t>0.9209</w:t>
+            </w:r>
+          </w:p>
+        </w:tc>
+        <w:tc>
+          <w:tcPr>
+            <w:tcW w:type="dxa" w:w="2016"/>
+            <w:vAlign w:val="center"/>
+            <w:tcBorders>
+              <w:top w:val="single" w:sz="4" w:space="0" w:color="A9C4EB"/>
+              <w:left w:val="single" w:sz="4" w:space="0" w:color="A9C4EB"/>
+              <w:bottom w:val="single" w:sz="4" w:space="0" w:color="A9C4EB"/>
+              <w:right w:val="single" w:sz="4" w:space="0" w:color="A9C4EB"/>
+            </w:tcBorders>
+            <w:tcMar>
+              <w:top w:w="90" w:type="dxa"/>
+              <w:start w:w="110" w:type="dxa"/>
+              <w:bottom w:w="90" w:type="dxa"/>
+              <w:end w:w="110" w:type="dxa"/>
+            </w:tcMar>
+          </w:tcPr>
+          <w:p>
+            <w:r/>
+            <w:r>
+              <w:rPr>
+                <w:rFonts w:ascii="Calibri" w:hAnsi="Calibri"/>
+                <w:b w:val="0"/>
+                <w:color w:val="222222"/>
+                <w:sz w:val="18"/>
+              </w:rPr>
+              <w:t>0.9761</w:t>
+            </w:r>
+          </w:p>
+        </w:tc>
+        <w:tc>
+          <w:tcPr>
+            <w:tcW w:type="dxa" w:w="2016"/>
+            <w:vAlign w:val="center"/>
+            <w:tcBorders>
+              <w:top w:val="single" w:sz="4" w:space="0" w:color="A9C4EB"/>
+              <w:left w:val="single" w:sz="4" w:space="0" w:color="A9C4EB"/>
+              <w:bottom w:val="single" w:sz="4" w:space="0" w:color="A9C4EB"/>
+              <w:right w:val="single" w:sz="4" w:space="0" w:color="A9C4EB"/>
+            </w:tcBorders>
+            <w:tcMar>
+              <w:top w:w="90" w:type="dxa"/>
+              <w:start w:w="110" w:type="dxa"/>
+              <w:bottom w:w="90" w:type="dxa"/>
+              <w:end w:w="110" w:type="dxa"/>
+            </w:tcMar>
+          </w:tcPr>
+          <w:p>
+            <w:r/>
+            <w:r>
+              <w:rPr>
+                <w:rFonts w:ascii="Calibri" w:hAnsi="Calibri"/>
+                <w:b w:val="0"/>
+                <w:color w:val="222222"/>
+                <w:sz w:val="18"/>
+              </w:rPr>
+              <w:t>+0.0552</w:t>
+            </w:r>
+          </w:p>
+        </w:tc>
+      </w:tr>
+      <w:tr>
+        <w:trPr>
+          <w:cantSplit/>
+        </w:trPr>
+        <w:tc>
+          <w:tcPr>
+            <w:tcW w:type="dxa" w:w="1440"/>
+            <w:vAlign w:val="center"/>
+            <w:shd w:fill="FFF2CC"/>
+            <w:tcBorders>
+              <w:top w:val="single" w:sz="4" w:space="0" w:color="A9C4EB"/>
+              <w:left w:val="single" w:sz="4" w:space="0" w:color="A9C4EB"/>
+              <w:bottom w:val="single" w:sz="4" w:space="0" w:color="A9C4EB"/>
+              <w:right w:val="single" w:sz="4" w:space="0" w:color="A9C4EB"/>
+            </w:tcBorders>
+            <w:tcMar>
+              <w:top w:w="90" w:type="dxa"/>
+              <w:start w:w="110" w:type="dxa"/>
+              <w:bottom w:w="90" w:type="dxa"/>
+              <w:end w:w="110" w:type="dxa"/>
+            </w:tcMar>
+          </w:tcPr>
+          <w:p>
+            <w:r/>
+            <w:r>
+              <w:rPr>
+                <w:rFonts w:ascii="Calibri" w:hAnsi="Calibri"/>
+                <w:b w:val="0"/>
+                <w:color w:val="222222"/>
+                <w:sz w:val="18"/>
+              </w:rPr>
+              <w:t>AU20</w:t>
+            </w:r>
+          </w:p>
+        </w:tc>
+        <w:tc>
+          <w:tcPr>
+            <w:tcW w:type="dxa" w:w="2016"/>
+            <w:vAlign w:val="center"/>
+            <w:tcBorders>
+              <w:top w:val="single" w:sz="4" w:space="0" w:color="A9C4EB"/>
+              <w:left w:val="single" w:sz="4" w:space="0" w:color="A9C4EB"/>
+              <w:bottom w:val="single" w:sz="4" w:space="0" w:color="A9C4EB"/>
+              <w:right w:val="single" w:sz="4" w:space="0" w:color="A9C4EB"/>
+            </w:tcBorders>
+            <w:tcMar>
+              <w:top w:w="90" w:type="dxa"/>
+              <w:start w:w="110" w:type="dxa"/>
+              <w:bottom w:w="90" w:type="dxa"/>
+              <w:end w:w="110" w:type="dxa"/>
+            </w:tcMar>
+          </w:tcPr>
+          <w:p>
+            <w:r/>
+            <w:r>
+              <w:rPr>
+                <w:rFonts w:ascii="Calibri" w:hAnsi="Calibri"/>
+                <w:b w:val="0"/>
+                <w:color w:val="222222"/>
+                <w:sz w:val="18"/>
+              </w:rPr>
+              <w:t>0.9059</w:t>
+            </w:r>
+          </w:p>
+        </w:tc>
+        <w:tc>
+          <w:tcPr>
+            <w:tcW w:type="dxa" w:w="2016"/>
+            <w:vAlign w:val="center"/>
+            <w:tcBorders>
+              <w:top w:val="single" w:sz="4" w:space="0" w:color="A9C4EB"/>
+              <w:left w:val="single" w:sz="4" w:space="0" w:color="A9C4EB"/>
+              <w:bottom w:val="single" w:sz="4" w:space="0" w:color="A9C4EB"/>
+              <w:right w:val="single" w:sz="4" w:space="0" w:color="A9C4EB"/>
+            </w:tcBorders>
+            <w:tcMar>
+              <w:top w:w="90" w:type="dxa"/>
+              <w:start w:w="110" w:type="dxa"/>
+              <w:bottom w:w="90" w:type="dxa"/>
+              <w:end w:w="110" w:type="dxa"/>
+            </w:tcMar>
+          </w:tcPr>
+          <w:p>
+            <w:r/>
+            <w:r>
+              <w:rPr>
+                <w:rFonts w:ascii="Calibri" w:hAnsi="Calibri"/>
+                <w:b w:val="0"/>
+                <w:color w:val="222222"/>
+                <w:sz w:val="18"/>
+              </w:rPr>
+              <w:t>0.9780</w:t>
+            </w:r>
+          </w:p>
+        </w:tc>
+        <w:tc>
+          <w:tcPr>
+            <w:tcW w:type="dxa" w:w="2016"/>
+            <w:vAlign w:val="center"/>
+            <w:tcBorders>
+              <w:top w:val="single" w:sz="4" w:space="0" w:color="A9C4EB"/>
+              <w:left w:val="single" w:sz="4" w:space="0" w:color="A9C4EB"/>
+              <w:bottom w:val="single" w:sz="4" w:space="0" w:color="A9C4EB"/>
+              <w:right w:val="single" w:sz="4" w:space="0" w:color="A9C4EB"/>
+            </w:tcBorders>
+            <w:tcMar>
+              <w:top w:w="90" w:type="dxa"/>
+              <w:start w:w="110" w:type="dxa"/>
+              <w:bottom w:w="90" w:type="dxa"/>
+              <w:end w:w="110" w:type="dxa"/>
+            </w:tcMar>
+          </w:tcPr>
+          <w:p>
+            <w:r/>
+            <w:r>
+              <w:rPr>
+                <w:rFonts w:ascii="Calibri" w:hAnsi="Calibri"/>
+                <w:b w:val="0"/>
+                <w:color w:val="222222"/>
+                <w:sz w:val="18"/>
+              </w:rPr>
+              <w:t>+0.0720</w:t>
+            </w:r>
+          </w:p>
+        </w:tc>
+      </w:tr>
+      <w:tr>
+        <w:trPr>
+          <w:cantSplit/>
+        </w:trPr>
+        <w:tc>
+          <w:tcPr>
+            <w:tcW w:type="dxa" w:w="1440"/>
+            <w:vAlign w:val="center"/>
+            <w:shd w:fill="FFF2CC"/>
+            <w:tcBorders>
+              <w:top w:val="single" w:sz="4" w:space="0" w:color="A9C4EB"/>
+              <w:left w:val="single" w:sz="4" w:space="0" w:color="A9C4EB"/>
+              <w:bottom w:val="single" w:sz="4" w:space="0" w:color="A9C4EB"/>
+              <w:right w:val="single" w:sz="4" w:space="0" w:color="A9C4EB"/>
+            </w:tcBorders>
+            <w:tcMar>
+              <w:top w:w="90" w:type="dxa"/>
+              <w:start w:w="110" w:type="dxa"/>
+              <w:bottom w:w="90" w:type="dxa"/>
+              <w:end w:w="110" w:type="dxa"/>
+            </w:tcMar>
+          </w:tcPr>
+          <w:p>
+            <w:r/>
+            <w:r>
+              <w:rPr>
+                <w:rFonts w:ascii="Calibri" w:hAnsi="Calibri"/>
+                <w:b w:val="0"/>
+                <w:color w:val="222222"/>
+                <w:sz w:val="18"/>
+              </w:rPr>
+              <w:t>AU25</w:t>
+            </w:r>
+          </w:p>
+        </w:tc>
+        <w:tc>
+          <w:tcPr>
+            <w:tcW w:type="dxa" w:w="2016"/>
+            <w:vAlign w:val="center"/>
+            <w:tcBorders>
+              <w:top w:val="single" w:sz="4" w:space="0" w:color="A9C4EB"/>
+              <w:left w:val="single" w:sz="4" w:space="0" w:color="A9C4EB"/>
+              <w:bottom w:val="single" w:sz="4" w:space="0" w:color="A9C4EB"/>
+              <w:right w:val="single" w:sz="4" w:space="0" w:color="A9C4EB"/>
+            </w:tcBorders>
+            <w:tcMar>
+              <w:top w:w="90" w:type="dxa"/>
+              <w:start w:w="110" w:type="dxa"/>
+              <w:bottom w:w="90" w:type="dxa"/>
+              <w:end w:w="110" w:type="dxa"/>
+            </w:tcMar>
+          </w:tcPr>
+          <w:p>
+            <w:r/>
+            <w:r>
+              <w:rPr>
+                <w:rFonts w:ascii="Calibri" w:hAnsi="Calibri"/>
+                <w:b w:val="0"/>
+                <w:color w:val="222222"/>
+                <w:sz w:val="18"/>
+              </w:rPr>
+              <w:t>0.9380</w:t>
+            </w:r>
+          </w:p>
+        </w:tc>
+        <w:tc>
+          <w:tcPr>
+            <w:tcW w:type="dxa" w:w="2016"/>
+            <w:vAlign w:val="center"/>
+            <w:tcBorders>
+              <w:top w:val="single" w:sz="4" w:space="0" w:color="A9C4EB"/>
+              <w:left w:val="single" w:sz="4" w:space="0" w:color="A9C4EB"/>
+              <w:bottom w:val="single" w:sz="4" w:space="0" w:color="A9C4EB"/>
+              <w:right w:val="single" w:sz="4" w:space="0" w:color="A9C4EB"/>
+            </w:tcBorders>
+            <w:tcMar>
+              <w:top w:w="90" w:type="dxa"/>
+              <w:start w:w="110" w:type="dxa"/>
+              <w:bottom w:w="90" w:type="dxa"/>
+              <w:end w:w="110" w:type="dxa"/>
+            </w:tcMar>
+          </w:tcPr>
+          <w:p>
+            <w:r/>
+            <w:r>
+              <w:rPr>
+                <w:rFonts w:ascii="Calibri" w:hAnsi="Calibri"/>
+                <w:b w:val="0"/>
+                <w:color w:val="222222"/>
+                <w:sz w:val="18"/>
+              </w:rPr>
+              <w:t>0.9849</w:t>
+            </w:r>
+          </w:p>
+        </w:tc>
+        <w:tc>
+          <w:tcPr>
+            <w:tcW w:type="dxa" w:w="2016"/>
+            <w:vAlign w:val="center"/>
+            <w:tcBorders>
+              <w:top w:val="single" w:sz="4" w:space="0" w:color="A9C4EB"/>
+              <w:left w:val="single" w:sz="4" w:space="0" w:color="A9C4EB"/>
+              <w:bottom w:val="single" w:sz="4" w:space="0" w:color="A9C4EB"/>
+              <w:right w:val="single" w:sz="4" w:space="0" w:color="A9C4EB"/>
+            </w:tcBorders>
+            <w:tcMar>
+              <w:top w:w="90" w:type="dxa"/>
+              <w:start w:w="110" w:type="dxa"/>
+              <w:bottom w:w="90" w:type="dxa"/>
+              <w:end w:w="110" w:type="dxa"/>
+            </w:tcMar>
+          </w:tcPr>
+          <w:p>
+            <w:r/>
+            <w:r>
+              <w:rPr>
+                <w:rFonts w:ascii="Calibri" w:hAnsi="Calibri"/>
+                <w:b w:val="0"/>
+                <w:color w:val="222222"/>
+                <w:sz w:val="18"/>
+              </w:rPr>
+              <w:t>+0.0469</w:t>
+            </w:r>
+          </w:p>
+        </w:tc>
+      </w:tr>
+      <w:tr>
+        <w:trPr>
+          <w:cantSplit/>
+        </w:trPr>
+        <w:tc>
+          <w:tcPr>
+            <w:tcW w:type="dxa" w:w="1440"/>
+            <w:vAlign w:val="center"/>
+            <w:shd w:fill="FFF2CC"/>
+            <w:tcBorders>
+              <w:top w:val="single" w:sz="4" w:space="0" w:color="A9C4EB"/>
+              <w:left w:val="single" w:sz="4" w:space="0" w:color="A9C4EB"/>
+              <w:bottom w:val="single" w:sz="4" w:space="0" w:color="A9C4EB"/>
+              <w:right w:val="single" w:sz="4" w:space="0" w:color="A9C4EB"/>
+            </w:tcBorders>
+            <w:tcMar>
+              <w:top w:w="90" w:type="dxa"/>
+              <w:start w:w="110" w:type="dxa"/>
+              <w:bottom w:w="90" w:type="dxa"/>
+              <w:end w:w="110" w:type="dxa"/>
+            </w:tcMar>
+          </w:tcPr>
+          <w:p>
+            <w:r/>
+            <w:r>
+              <w:rPr>
+                <w:rFonts w:ascii="Calibri" w:hAnsi="Calibri"/>
+                <w:b w:val="0"/>
+                <w:color w:val="222222"/>
+                <w:sz w:val="18"/>
+              </w:rPr>
+              <w:t>AU26</w:t>
+            </w:r>
+          </w:p>
+        </w:tc>
+        <w:tc>
+          <w:tcPr>
+            <w:tcW w:type="dxa" w:w="2016"/>
+            <w:vAlign w:val="center"/>
+            <w:tcBorders>
+              <w:top w:val="single" w:sz="4" w:space="0" w:color="A9C4EB"/>
+              <w:left w:val="single" w:sz="4" w:space="0" w:color="A9C4EB"/>
+              <w:bottom w:val="single" w:sz="4" w:space="0" w:color="A9C4EB"/>
+              <w:right w:val="single" w:sz="4" w:space="0" w:color="A9C4EB"/>
+            </w:tcBorders>
+            <w:tcMar>
+              <w:top w:w="90" w:type="dxa"/>
+              <w:start w:w="110" w:type="dxa"/>
+              <w:bottom w:w="90" w:type="dxa"/>
+              <w:end w:w="110" w:type="dxa"/>
+            </w:tcMar>
+          </w:tcPr>
+          <w:p>
+            <w:r/>
+            <w:r>
+              <w:rPr>
+                <w:rFonts w:ascii="Calibri" w:hAnsi="Calibri"/>
+                <w:b w:val="0"/>
+                <w:color w:val="222222"/>
+                <w:sz w:val="18"/>
+              </w:rPr>
+              <w:t>0.9293</w:t>
+            </w:r>
+          </w:p>
+        </w:tc>
+        <w:tc>
+          <w:tcPr>
+            <w:tcW w:type="dxa" w:w="2016"/>
+            <w:vAlign w:val="center"/>
+            <w:tcBorders>
+              <w:top w:val="single" w:sz="4" w:space="0" w:color="A9C4EB"/>
+              <w:left w:val="single" w:sz="4" w:space="0" w:color="A9C4EB"/>
+              <w:bottom w:val="single" w:sz="4" w:space="0" w:color="A9C4EB"/>
+              <w:right w:val="single" w:sz="4" w:space="0" w:color="A9C4EB"/>
+            </w:tcBorders>
+            <w:tcMar>
+              <w:top w:w="90" w:type="dxa"/>
+              <w:start w:w="110" w:type="dxa"/>
+              <w:bottom w:w="90" w:type="dxa"/>
+              <w:end w:w="110" w:type="dxa"/>
+            </w:tcMar>
+          </w:tcPr>
+          <w:p>
+            <w:r/>
+            <w:r>
+              <w:rPr>
+                <w:rFonts w:ascii="Calibri" w:hAnsi="Calibri"/>
+                <w:b w:val="0"/>
+                <w:color w:val="222222"/>
+                <w:sz w:val="18"/>
+              </w:rPr>
+              <w:t>0.9731</w:t>
+            </w:r>
+          </w:p>
+        </w:tc>
+        <w:tc>
+          <w:tcPr>
+            <w:tcW w:type="dxa" w:w="2016"/>
+            <w:vAlign w:val="center"/>
+            <w:tcBorders>
+              <w:top w:val="single" w:sz="4" w:space="0" w:color="A9C4EB"/>
+              <w:left w:val="single" w:sz="4" w:space="0" w:color="A9C4EB"/>
+              <w:bottom w:val="single" w:sz="4" w:space="0" w:color="A9C4EB"/>
+              <w:right w:val="single" w:sz="4" w:space="0" w:color="A9C4EB"/>
+            </w:tcBorders>
+            <w:tcMar>
+              <w:top w:w="90" w:type="dxa"/>
+              <w:start w:w="110" w:type="dxa"/>
+              <w:bottom w:w="90" w:type="dxa"/>
+              <w:end w:w="110" w:type="dxa"/>
+            </w:tcMar>
+          </w:tcPr>
+          <w:p>
+            <w:r/>
+            <w:r>
+              <w:rPr>
+                <w:rFonts w:ascii="Calibri" w:hAnsi="Calibri"/>
+                <w:b w:val="0"/>
+                <w:color w:val="222222"/>
+                <w:sz w:val="18"/>
+              </w:rPr>
+              <w:t>+0.0438</w:t>
+            </w:r>
+          </w:p>
+        </w:tc>
+      </w:tr>
+    </w:tbl>
+    <w:p/>
+    <w:tbl>
+      <w:tblPr>
+        <w:tblW w:type="auto" w:w="0"/>
+        <w:jc w:val="center"/>
+        <w:tblLook w:firstColumn="1" w:firstRow="1" w:lastColumn="0" w:lastRow="0" w:noHBand="0" w:noVBand="1" w:val="04A0"/>
+      </w:tblPr>
+      <w:tblGrid>
+        <w:gridCol w:w="10200"/>
+      </w:tblGrid>
+      <w:tr>
+        <w:trPr>
+          <w:cantSplit/>
+        </w:trPr>
+        <w:tc>
+          <w:tcPr>
+            <w:tcW w:type="dxa" w:w="10200"/>
+            <w:shd w:fill="FFF2CC"/>
+            <w:tcBorders>
+              <w:top w:val="single" w:sz="8" w:space="0" w:color="D6B656"/>
+              <w:left w:val="single" w:sz="8" w:space="0" w:color="D6B656"/>
+              <w:bottom w:val="single" w:sz="8" w:space="0" w:color="D6B656"/>
+              <w:right w:val="single" w:sz="8" w:space="0" w:color="D6B656"/>
+            </w:tcBorders>
+            <w:tcMar>
+              <w:top w:w="120" w:type="dxa"/>
+              <w:start w:w="130" w:type="dxa"/>
+              <w:bottom w:w="120" w:type="dxa"/>
+              <w:end w:w="130" w:type="dxa"/>
+            </w:tcMar>
+          </w:tcPr>
+          <w:p>
+            <w:pPr>
+              <w:spacing w:after="100"/>
+            </w:pPr>
+            <w:r/>
+            <w:r>
+              <w:rPr>
+                <w:rFonts w:ascii="Calibri" w:hAnsi="Calibri"/>
+                <w:b/>
+                <w:color w:val="1F4E79"/>
+                <w:sz w:val="22"/>
+              </w:rPr>
+              <w:t>Cách đọc kết quả training lần 2</w:t>
+            </w:r>
+          </w:p>
+          <w:p>
+            <w:pPr>
+              <w:spacing w:after="0" w:line="259" w:lineRule="auto"/>
+            </w:pPr>
+            <w:r>
+              <w:rPr>
+                <w:rFonts w:ascii="Calibri" w:hAnsi="Calibri"/>
+                <w:color w:val="222222"/>
+                <w:sz w:val="21"/>
+              </w:rPr>
+              <w:t>f1_macro = 0.9758 và AUROC macro = 0.9991 là kết quả nội bộ rất cao, nhưng CSV không chứa fold_info/subject split. Vì vậy báo cáo nên dùng kết quả này để chứng minh tác động của sửa tiền xử lí, không so trực tiếp với SOTA công bố cho DISFA-8 nếu chưa chạy subject-exclusive 3-fold và báo cáo mean/std.</w:t>
+            </w:r>
+          </w:p>
+        </w:tc>
+      </w:tr>
+    </w:tbl>
+    <w:p/>
+    <w:p>
+      <w:pPr>
+        <w:spacing w:after="120" w:line="259" w:lineRule="auto"/>
+      </w:pPr>
+      <w:r>
+        <w:rPr>
+          <w:rFonts w:ascii="Calibri" w:hAnsi="Calibri"/>
+          <w:color w:val="222222"/>
+          <w:sz w:val="22"/>
+        </w:rPr>
+        <w:t>Mốc research SOTA hiện tại trên DISFA thường dùng frame-level Average F1 cho 8 AU chuẩn: AU1, AU2, AU4, AU6, AU9, AU12, AU25, AU26. Các con số dưới đây được ghi theo phần trăm trong paper/benchmark; chúng là mốc tham chiếu nghiên cứu, không cùng protocol với log nội bộ 12 AU ở trên.</w:t>
+      </w:r>
+    </w:p>
+    <w:tbl>
+      <w:tblPr>
+        <w:tblStyle w:val="TableGrid"/>
+        <w:tblW w:type="auto" w:w="0"/>
+        <w:jc w:val="center"/>
+        <w:tblLayout w:type="autofit"/>
+        <w:tblLook w:firstColumn="1" w:firstRow="1" w:lastColumn="0" w:lastRow="0" w:noHBand="0" w:noVBand="1" w:val="04A0"/>
+      </w:tblPr>
+      <w:tblGrid>
+        <w:gridCol w:w="2550"/>
+        <w:gridCol w:w="2550"/>
+        <w:gridCol w:w="2550"/>
+        <w:gridCol w:w="2550"/>
+      </w:tblGrid>
+      <w:tr>
+        <w:trPr>
+          <w:tblHeader w:val="true"/>
+          <w:cantSplit/>
+        </w:trPr>
+        <w:tc>
+          <w:tcPr>
+            <w:tcW w:type="dxa" w:w="1800"/>
+            <w:vAlign w:val="center"/>
+            <w:shd w:fill="1F4E79"/>
+            <w:tcBorders>
+              <w:top w:val="single" w:sz="4" w:space="0" w:color="A9C4EB"/>
+              <w:left w:val="single" w:sz="4" w:space="0" w:color="A9C4EB"/>
+              <w:bottom w:val="single" w:sz="4" w:space="0" w:color="A9C4EB"/>
+              <w:right w:val="single" w:sz="4" w:space="0" w:color="A9C4EB"/>
+            </w:tcBorders>
+            <w:tcMar>
+              <w:top w:w="90" w:type="dxa"/>
+              <w:start w:w="110" w:type="dxa"/>
+              <w:bottom w:w="90" w:type="dxa"/>
+              <w:end w:w="110" w:type="dxa"/>
+            </w:tcMar>
+          </w:tcPr>
+          <w:p>
+            <w:r/>
+            <w:r>
+              <w:rPr>
+                <w:rFonts w:ascii="Calibri" w:hAnsi="Calibri"/>
+                <w:b/>
+                <w:color w:val="FFFFFF"/>
+                <w:sz w:val="18"/>
+              </w:rPr>
+              <w:t>Phương pháp</w:t>
+            </w:r>
+          </w:p>
+        </w:tc>
+        <w:tc>
+          <w:tcPr>
+            <w:tcW w:type="dxa" w:w="1944"/>
+            <w:vAlign w:val="center"/>
+            <w:shd w:fill="1F4E79"/>
+            <w:tcBorders>
+              <w:top w:val="single" w:sz="4" w:space="0" w:color="A9C4EB"/>
+              <w:left w:val="single" w:sz="4" w:space="0" w:color="A9C4EB"/>
+              <w:bottom w:val="single" w:sz="4" w:space="0" w:color="A9C4EB"/>
+              <w:right w:val="single" w:sz="4" w:space="0" w:color="A9C4EB"/>
+            </w:tcBorders>
+            <w:tcMar>
+              <w:top w:w="90" w:type="dxa"/>
+              <w:start w:w="110" w:type="dxa"/>
+              <w:bottom w:w="90" w:type="dxa"/>
+              <w:end w:w="110" w:type="dxa"/>
+            </w:tcMar>
+          </w:tcPr>
+          <w:p>
+            <w:r/>
+            <w:r>
+              <w:rPr>
+                <w:rFonts w:ascii="Calibri" w:hAnsi="Calibri"/>
+                <w:b/>
+                <w:color w:val="FFFFFF"/>
+                <w:sz w:val="18"/>
+              </w:rPr>
+              <w:t>Năm / venue</w:t>
+            </w:r>
+          </w:p>
+        </w:tc>
+        <w:tc>
+          <w:tcPr>
+            <w:tcW w:type="dxa" w:w="1512"/>
+            <w:vAlign w:val="center"/>
+            <w:shd w:fill="1F4E79"/>
+            <w:tcBorders>
+              <w:top w:val="single" w:sz="4" w:space="0" w:color="A9C4EB"/>
+              <w:left w:val="single" w:sz="4" w:space="0" w:color="A9C4EB"/>
+              <w:bottom w:val="single" w:sz="4" w:space="0" w:color="A9C4EB"/>
+              <w:right w:val="single" w:sz="4" w:space="0" w:color="A9C4EB"/>
+            </w:tcBorders>
+            <w:tcMar>
+              <w:top w:w="90" w:type="dxa"/>
+              <w:start w:w="110" w:type="dxa"/>
+              <w:bottom w:w="90" w:type="dxa"/>
+              <w:end w:w="110" w:type="dxa"/>
+            </w:tcMar>
+          </w:tcPr>
+          <w:p>
+            <w:r/>
+            <w:r>
+              <w:rPr>
+                <w:rFonts w:ascii="Calibri" w:hAnsi="Calibri"/>
+                <w:b/>
+                <w:color w:val="FFFFFF"/>
+                <w:sz w:val="18"/>
+              </w:rPr>
+              <w:t>DISFA Avg F1 (%)</w:t>
+            </w:r>
+          </w:p>
+        </w:tc>
+        <w:tc>
+          <w:tcPr>
+            <w:tcW w:type="dxa" w:w="4320"/>
+            <w:vAlign w:val="center"/>
+            <w:shd w:fill="1F4E79"/>
+            <w:tcBorders>
+              <w:top w:val="single" w:sz="4" w:space="0" w:color="A9C4EB"/>
+              <w:left w:val="single" w:sz="4" w:space="0" w:color="A9C4EB"/>
+              <w:bottom w:val="single" w:sz="4" w:space="0" w:color="A9C4EB"/>
+              <w:right w:val="single" w:sz="4" w:space="0" w:color="A9C4EB"/>
+            </w:tcBorders>
+            <w:tcMar>
+              <w:top w:w="90" w:type="dxa"/>
+              <w:start w:w="110" w:type="dxa"/>
+              <w:bottom w:w="90" w:type="dxa"/>
+              <w:end w:w="110" w:type="dxa"/>
+            </w:tcMar>
+          </w:tcPr>
+          <w:p>
+            <w:r/>
+            <w:r>
+              <w:rPr>
+                <w:rFonts w:ascii="Calibri" w:hAnsi="Calibri"/>
+                <w:b/>
+                <w:color w:val="FFFFFF"/>
+                <w:sz w:val="18"/>
+              </w:rPr>
+              <w:t>Ý nghĩa với đề xuất hiện tại</w:t>
+            </w:r>
+          </w:p>
+        </w:tc>
+      </w:tr>
+      <w:tr>
+        <w:trPr>
+          <w:cantSplit/>
+        </w:trPr>
+        <w:tc>
+          <w:tcPr>
+            <w:tcW w:type="dxa" w:w="1800"/>
+            <w:vAlign w:val="center"/>
+            <w:shd w:fill="EAF2F8"/>
+            <w:tcBorders>
+              <w:top w:val="single" w:sz="4" w:space="0" w:color="A9C4EB"/>
+              <w:left w:val="single" w:sz="4" w:space="0" w:color="A9C4EB"/>
+              <w:bottom w:val="single" w:sz="4" w:space="0" w:color="A9C4EB"/>
+              <w:right w:val="single" w:sz="4" w:space="0" w:color="A9C4EB"/>
+            </w:tcBorders>
+            <w:tcMar>
+              <w:top w:w="90" w:type="dxa"/>
+              <w:start w:w="110" w:type="dxa"/>
+              <w:bottom w:w="90" w:type="dxa"/>
+              <w:end w:w="110" w:type="dxa"/>
+            </w:tcMar>
+          </w:tcPr>
+          <w:p>
+            <w:r/>
+            <w:r>
+              <w:rPr>
+                <w:rFonts w:ascii="Calibri" w:hAnsi="Calibri"/>
+                <w:b w:val="0"/>
+                <w:color w:val="222222"/>
+                <w:sz w:val="18"/>
+              </w:rPr>
+              <w:t>Norface [9]</w:t>
+            </w:r>
+          </w:p>
+        </w:tc>
+        <w:tc>
+          <w:tcPr>
+            <w:tcW w:type="dxa" w:w="1944"/>
+            <w:vAlign w:val="center"/>
+            <w:tcBorders>
+              <w:top w:val="single" w:sz="4" w:space="0" w:color="A9C4EB"/>
+              <w:left w:val="single" w:sz="4" w:space="0" w:color="A9C4EB"/>
+              <w:bottom w:val="single" w:sz="4" w:space="0" w:color="A9C4EB"/>
+              <w:right w:val="single" w:sz="4" w:space="0" w:color="A9C4EB"/>
+            </w:tcBorders>
+            <w:tcMar>
+              <w:top w:w="90" w:type="dxa"/>
+              <w:start w:w="110" w:type="dxa"/>
+              <w:bottom w:w="90" w:type="dxa"/>
+              <w:end w:w="110" w:type="dxa"/>
+            </w:tcMar>
+          </w:tcPr>
+          <w:p>
+            <w:r/>
+            <w:r>
+              <w:rPr>
+                <w:rFonts w:ascii="Calibri" w:hAnsi="Calibri"/>
+                <w:b w:val="0"/>
+                <w:color w:val="222222"/>
+                <w:sz w:val="18"/>
+              </w:rPr>
+              <w:t>ECCV 2024</w:t>
+            </w:r>
+          </w:p>
+        </w:tc>
+        <w:tc>
+          <w:tcPr>
+            <w:tcW w:type="dxa" w:w="1512"/>
+            <w:vAlign w:val="center"/>
+            <w:tcBorders>
+              <w:top w:val="single" w:sz="4" w:space="0" w:color="A9C4EB"/>
+              <w:left w:val="single" w:sz="4" w:space="0" w:color="A9C4EB"/>
+              <w:bottom w:val="single" w:sz="4" w:space="0" w:color="A9C4EB"/>
+              <w:right w:val="single" w:sz="4" w:space="0" w:color="A9C4EB"/>
+            </w:tcBorders>
+            <w:tcMar>
+              <w:top w:w="90" w:type="dxa"/>
+              <w:start w:w="110" w:type="dxa"/>
+              <w:bottom w:w="90" w:type="dxa"/>
+              <w:end w:w="110" w:type="dxa"/>
+            </w:tcMar>
+          </w:tcPr>
+          <w:p>
+            <w:r/>
+            <w:r>
+              <w:rPr>
+                <w:rFonts w:ascii="Calibri" w:hAnsi="Calibri"/>
+                <w:b w:val="0"/>
+                <w:color w:val="222222"/>
+                <w:sz w:val="18"/>
+              </w:rPr>
+              <w:t>72.7</w:t>
+            </w:r>
+          </w:p>
+        </w:tc>
+        <w:tc>
+          <w:tcPr>
+            <w:tcW w:type="dxa" w:w="4320"/>
+            <w:vAlign w:val="center"/>
+            <w:tcBorders>
+              <w:top w:val="single" w:sz="4" w:space="0" w:color="A9C4EB"/>
+              <w:left w:val="single" w:sz="4" w:space="0" w:color="A9C4EB"/>
+              <w:bottom w:val="single" w:sz="4" w:space="0" w:color="A9C4EB"/>
+              <w:right w:val="single" w:sz="4" w:space="0" w:color="A9C4EB"/>
+            </w:tcBorders>
+            <w:tcMar>
+              <w:top w:w="90" w:type="dxa"/>
+              <w:start w:w="110" w:type="dxa"/>
+              <w:bottom w:w="90" w:type="dxa"/>
+              <w:end w:w="110" w:type="dxa"/>
+            </w:tcMar>
+          </w:tcPr>
+          <w:p>
+            <w:r/>
+            <w:r>
+              <w:rPr>
+                <w:rFonts w:ascii="Calibri" w:hAnsi="Calibri"/>
+                <w:b w:val="0"/>
+                <w:color w:val="222222"/>
+                <w:sz w:val="18"/>
+              </w:rPr>
+              <w:t>Identity normalization + MoE; mốc DISFA Avg F1 cao nhất tìm được trong nhóm chuẩn công bố.</w:t>
+            </w:r>
+          </w:p>
+        </w:tc>
+      </w:tr>
+      <w:tr>
+        <w:trPr>
+          <w:cantSplit/>
+        </w:trPr>
+        <w:tc>
+          <w:tcPr>
+            <w:tcW w:type="dxa" w:w="1800"/>
+            <w:vAlign w:val="center"/>
+            <w:shd w:fill="EAF2F8"/>
+            <w:tcBorders>
+              <w:top w:val="single" w:sz="4" w:space="0" w:color="A9C4EB"/>
+              <w:left w:val="single" w:sz="4" w:space="0" w:color="A9C4EB"/>
+              <w:bottom w:val="single" w:sz="4" w:space="0" w:color="A9C4EB"/>
+              <w:right w:val="single" w:sz="4" w:space="0" w:color="A9C4EB"/>
+            </w:tcBorders>
+            <w:tcMar>
+              <w:top w:w="90" w:type="dxa"/>
+              <w:start w:w="110" w:type="dxa"/>
+              <w:bottom w:w="90" w:type="dxa"/>
+              <w:end w:w="110" w:type="dxa"/>
+            </w:tcMar>
+          </w:tcPr>
+          <w:p>
+            <w:r/>
+            <w:r>
+              <w:rPr>
+                <w:rFonts w:ascii="Calibri" w:hAnsi="Calibri"/>
+                <w:b w:val="0"/>
+                <w:color w:val="222222"/>
+                <w:sz w:val="18"/>
+              </w:rPr>
+              <w:t>FMAE-IAT [10]</w:t>
+            </w:r>
+          </w:p>
+        </w:tc>
+        <w:tc>
+          <w:tcPr>
+            <w:tcW w:type="dxa" w:w="1944"/>
+            <w:vAlign w:val="center"/>
+            <w:tcBorders>
+              <w:top w:val="single" w:sz="4" w:space="0" w:color="A9C4EB"/>
+              <w:left w:val="single" w:sz="4" w:space="0" w:color="A9C4EB"/>
+              <w:bottom w:val="single" w:sz="4" w:space="0" w:color="A9C4EB"/>
+              <w:right w:val="single" w:sz="4" w:space="0" w:color="A9C4EB"/>
+            </w:tcBorders>
+            <w:tcMar>
+              <w:top w:w="90" w:type="dxa"/>
+              <w:start w:w="110" w:type="dxa"/>
+              <w:bottom w:w="90" w:type="dxa"/>
+              <w:end w:w="110" w:type="dxa"/>
+            </w:tcMar>
+          </w:tcPr>
+          <w:p>
+            <w:r/>
+            <w:r>
+              <w:rPr>
+                <w:rFonts w:ascii="Calibri" w:hAnsi="Calibri"/>
+                <w:b w:val="0"/>
+                <w:color w:val="222222"/>
+                <w:sz w:val="18"/>
+              </w:rPr>
+              <w:t>FG 2025</w:t>
+            </w:r>
+          </w:p>
+        </w:tc>
+        <w:tc>
+          <w:tcPr>
+            <w:tcW w:type="dxa" w:w="1512"/>
+            <w:vAlign w:val="center"/>
+            <w:tcBorders>
+              <w:top w:val="single" w:sz="4" w:space="0" w:color="A9C4EB"/>
+              <w:left w:val="single" w:sz="4" w:space="0" w:color="A9C4EB"/>
+              <w:bottom w:val="single" w:sz="4" w:space="0" w:color="A9C4EB"/>
+              <w:right w:val="single" w:sz="4" w:space="0" w:color="A9C4EB"/>
+            </w:tcBorders>
+            <w:tcMar>
+              <w:top w:w="90" w:type="dxa"/>
+              <w:start w:w="110" w:type="dxa"/>
+              <w:bottom w:w="90" w:type="dxa"/>
+              <w:end w:w="110" w:type="dxa"/>
+            </w:tcMar>
+          </w:tcPr>
+          <w:p>
+            <w:r/>
+            <w:r>
+              <w:rPr>
+                <w:rFonts w:ascii="Calibri" w:hAnsi="Calibri"/>
+                <w:b w:val="0"/>
+                <w:color w:val="222222"/>
+                <w:sz w:val="18"/>
+              </w:rPr>
+              <w:t>70.1</w:t>
+            </w:r>
+          </w:p>
+        </w:tc>
+        <w:tc>
+          <w:tcPr>
+            <w:tcW w:type="dxa" w:w="4320"/>
+            <w:vAlign w:val="center"/>
+            <w:tcBorders>
+              <w:top w:val="single" w:sz="4" w:space="0" w:color="A9C4EB"/>
+              <w:left w:val="single" w:sz="4" w:space="0" w:color="A9C4EB"/>
+              <w:bottom w:val="single" w:sz="4" w:space="0" w:color="A9C4EB"/>
+              <w:right w:val="single" w:sz="4" w:space="0" w:color="A9C4EB"/>
+            </w:tcBorders>
+            <w:tcMar>
+              <w:top w:w="90" w:type="dxa"/>
+              <w:start w:w="110" w:type="dxa"/>
+              <w:bottom w:w="90" w:type="dxa"/>
+              <w:end w:w="110" w:type="dxa"/>
+            </w:tcMar>
+          </w:tcPr>
+          <w:p>
+            <w:r/>
+            <w:r>
+              <w:rPr>
+                <w:rFonts w:ascii="Calibri" w:hAnsi="Calibri"/>
+                <w:b w:val="0"/>
+                <w:color w:val="222222"/>
+                <w:sz w:val="18"/>
+              </w:rPr>
+              <w:t>Masked autoencoder pretrained trên Face9M + identity adversarial training; nhấn mạnh giảm shortcut theo subject identity.</w:t>
+            </w:r>
+          </w:p>
+        </w:tc>
+      </w:tr>
+      <w:tr>
+        <w:trPr>
+          <w:cantSplit/>
+        </w:trPr>
+        <w:tc>
+          <w:tcPr>
+            <w:tcW w:type="dxa" w:w="1800"/>
+            <w:vAlign w:val="center"/>
+            <w:shd w:fill="EAF2F8"/>
+            <w:tcBorders>
+              <w:top w:val="single" w:sz="4" w:space="0" w:color="A9C4EB"/>
+              <w:left w:val="single" w:sz="4" w:space="0" w:color="A9C4EB"/>
+              <w:bottom w:val="single" w:sz="4" w:space="0" w:color="A9C4EB"/>
+              <w:right w:val="single" w:sz="4" w:space="0" w:color="A9C4EB"/>
+            </w:tcBorders>
+            <w:tcMar>
+              <w:top w:w="90" w:type="dxa"/>
+              <w:start w:w="110" w:type="dxa"/>
+              <w:bottom w:w="90" w:type="dxa"/>
+              <w:end w:w="110" w:type="dxa"/>
+            </w:tcMar>
+          </w:tcPr>
+          <w:p>
+            <w:r/>
+            <w:r>
+              <w:rPr>
+                <w:rFonts w:ascii="Calibri" w:hAnsi="Calibri"/>
+                <w:b w:val="0"/>
+                <w:color w:val="222222"/>
+                <w:sz w:val="18"/>
+              </w:rPr>
+              <w:t>ESCDA [11]</w:t>
+            </w:r>
+          </w:p>
+        </w:tc>
+        <w:tc>
+          <w:tcPr>
+            <w:tcW w:type="dxa" w:w="1944"/>
+            <w:vAlign w:val="center"/>
+            <w:tcBorders>
+              <w:top w:val="single" w:sz="4" w:space="0" w:color="A9C4EB"/>
+              <w:left w:val="single" w:sz="4" w:space="0" w:color="A9C4EB"/>
+              <w:bottom w:val="single" w:sz="4" w:space="0" w:color="A9C4EB"/>
+              <w:right w:val="single" w:sz="4" w:space="0" w:color="A9C4EB"/>
+            </w:tcBorders>
+            <w:tcMar>
+              <w:top w:w="90" w:type="dxa"/>
+              <w:start w:w="110" w:type="dxa"/>
+              <w:bottom w:w="90" w:type="dxa"/>
+              <w:end w:w="110" w:type="dxa"/>
+            </w:tcMar>
+          </w:tcPr>
+          <w:p>
+            <w:r/>
+            <w:r>
+              <w:rPr>
+                <w:rFonts w:ascii="Calibri" w:hAnsi="Calibri"/>
+                <w:b w:val="0"/>
+                <w:color w:val="222222"/>
+                <w:sz w:val="18"/>
+              </w:rPr>
+              <w:t>Pattern Recognition 2026</w:t>
+            </w:r>
+          </w:p>
+        </w:tc>
+        <w:tc>
+          <w:tcPr>
+            <w:tcW w:type="dxa" w:w="1512"/>
+            <w:vAlign w:val="center"/>
+            <w:tcBorders>
+              <w:top w:val="single" w:sz="4" w:space="0" w:color="A9C4EB"/>
+              <w:left w:val="single" w:sz="4" w:space="0" w:color="A9C4EB"/>
+              <w:bottom w:val="single" w:sz="4" w:space="0" w:color="A9C4EB"/>
+              <w:right w:val="single" w:sz="4" w:space="0" w:color="A9C4EB"/>
+            </w:tcBorders>
+            <w:tcMar>
+              <w:top w:w="90" w:type="dxa"/>
+              <w:start w:w="110" w:type="dxa"/>
+              <w:bottom w:w="90" w:type="dxa"/>
+              <w:end w:w="110" w:type="dxa"/>
+            </w:tcMar>
+          </w:tcPr>
+          <w:p>
+            <w:r/>
+            <w:r>
+              <w:rPr>
+                <w:rFonts w:ascii="Calibri" w:hAnsi="Calibri"/>
+                <w:b w:val="0"/>
+                <w:color w:val="222222"/>
+                <w:sz w:val="18"/>
+              </w:rPr>
+              <w:t>69.6</w:t>
+            </w:r>
+          </w:p>
+        </w:tc>
+        <w:tc>
+          <w:tcPr>
+            <w:tcW w:type="dxa" w:w="4320"/>
+            <w:vAlign w:val="center"/>
+            <w:tcBorders>
+              <w:top w:val="single" w:sz="4" w:space="0" w:color="A9C4EB"/>
+              <w:left w:val="single" w:sz="4" w:space="0" w:color="A9C4EB"/>
+              <w:bottom w:val="single" w:sz="4" w:space="0" w:color="A9C4EB"/>
+              <w:right w:val="single" w:sz="4" w:space="0" w:color="A9C4EB"/>
+            </w:tcBorders>
+            <w:tcMar>
+              <w:top w:w="90" w:type="dxa"/>
+              <w:start w:w="110" w:type="dxa"/>
+              <w:bottom w:w="90" w:type="dxa"/>
+              <w:end w:w="110" w:type="dxa"/>
+            </w:tcMar>
+          </w:tcPr>
+          <w:p>
+            <w:r/>
+            <w:r>
+              <w:rPr>
+                <w:rFonts w:ascii="Calibri" w:hAnsi="Calibri"/>
+                <w:b w:val="0"/>
+                <w:color w:val="222222"/>
+                <w:sz w:val="18"/>
+              </w:rPr>
+              <w:t>Local self-attention constraining + global dual-directional attention + ensemble; mạnh ở hướng region/relation attention.</w:t>
+            </w:r>
+          </w:p>
+        </w:tc>
+      </w:tr>
+      <w:tr>
+        <w:trPr>
+          <w:cantSplit/>
+        </w:trPr>
+        <w:tc>
+          <w:tcPr>
+            <w:tcW w:type="dxa" w:w="1800"/>
+            <w:vAlign w:val="center"/>
+            <w:shd w:fill="EAF2F8"/>
+            <w:tcBorders>
+              <w:top w:val="single" w:sz="4" w:space="0" w:color="A9C4EB"/>
+              <w:left w:val="single" w:sz="4" w:space="0" w:color="A9C4EB"/>
+              <w:bottom w:val="single" w:sz="4" w:space="0" w:color="A9C4EB"/>
+              <w:right w:val="single" w:sz="4" w:space="0" w:color="A9C4EB"/>
+            </w:tcBorders>
+            <w:tcMar>
+              <w:top w:w="90" w:type="dxa"/>
+              <w:start w:w="110" w:type="dxa"/>
+              <w:bottom w:w="90" w:type="dxa"/>
+              <w:end w:w="110" w:type="dxa"/>
+            </w:tcMar>
+          </w:tcPr>
+          <w:p>
+            <w:r/>
+            <w:r>
+              <w:rPr>
+                <w:rFonts w:ascii="Calibri" w:hAnsi="Calibri"/>
+                <w:b w:val="0"/>
+                <w:color w:val="222222"/>
+                <w:sz w:val="18"/>
+              </w:rPr>
+              <w:t>HiVA [12]</w:t>
+            </w:r>
+          </w:p>
+        </w:tc>
+        <w:tc>
+          <w:tcPr>
+            <w:tcW w:type="dxa" w:w="1944"/>
+            <w:vAlign w:val="center"/>
+            <w:tcBorders>
+              <w:top w:val="single" w:sz="4" w:space="0" w:color="A9C4EB"/>
+              <w:left w:val="single" w:sz="4" w:space="0" w:color="A9C4EB"/>
+              <w:bottom w:val="single" w:sz="4" w:space="0" w:color="A9C4EB"/>
+              <w:right w:val="single" w:sz="4" w:space="0" w:color="A9C4EB"/>
+            </w:tcBorders>
+            <w:tcMar>
+              <w:top w:w="90" w:type="dxa"/>
+              <w:start w:w="110" w:type="dxa"/>
+              <w:bottom w:w="90" w:type="dxa"/>
+              <w:end w:w="110" w:type="dxa"/>
+            </w:tcMar>
+          </w:tcPr>
+          <w:p>
+            <w:r/>
+            <w:r>
+              <w:rPr>
+                <w:rFonts w:ascii="Calibri" w:hAnsi="Calibri"/>
+                <w:b w:val="0"/>
+                <w:color w:val="222222"/>
+                <w:sz w:val="18"/>
+              </w:rPr>
+              <w:t>TAFFC 2026</w:t>
+            </w:r>
+          </w:p>
+        </w:tc>
+        <w:tc>
+          <w:tcPr>
+            <w:tcW w:type="dxa" w:w="1512"/>
+            <w:vAlign w:val="center"/>
+            <w:tcBorders>
+              <w:top w:val="single" w:sz="4" w:space="0" w:color="A9C4EB"/>
+              <w:left w:val="single" w:sz="4" w:space="0" w:color="A9C4EB"/>
+              <w:bottom w:val="single" w:sz="4" w:space="0" w:color="A9C4EB"/>
+              <w:right w:val="single" w:sz="4" w:space="0" w:color="A9C4EB"/>
+            </w:tcBorders>
+            <w:tcMar>
+              <w:top w:w="90" w:type="dxa"/>
+              <w:start w:w="110" w:type="dxa"/>
+              <w:bottom w:w="90" w:type="dxa"/>
+              <w:end w:w="110" w:type="dxa"/>
+            </w:tcMar>
+          </w:tcPr>
+          <w:p>
+            <w:r/>
+            <w:r>
+              <w:rPr>
+                <w:rFonts w:ascii="Calibri" w:hAnsi="Calibri"/>
+                <w:b w:val="0"/>
+                <w:color w:val="222222"/>
+                <w:sz w:val="18"/>
+              </w:rPr>
+              <w:t>67.4</w:t>
+            </w:r>
+          </w:p>
+        </w:tc>
+        <w:tc>
+          <w:tcPr>
+            <w:tcW w:type="dxa" w:w="4320"/>
+            <w:vAlign w:val="center"/>
+            <w:tcBorders>
+              <w:top w:val="single" w:sz="4" w:space="0" w:color="A9C4EB"/>
+              <w:left w:val="single" w:sz="4" w:space="0" w:color="A9C4EB"/>
+              <w:bottom w:val="single" w:sz="4" w:space="0" w:color="A9C4EB"/>
+              <w:right w:val="single" w:sz="4" w:space="0" w:color="A9C4EB"/>
+            </w:tcBorders>
+            <w:tcMar>
+              <w:top w:w="90" w:type="dxa"/>
+              <w:start w:w="110" w:type="dxa"/>
+              <w:bottom w:w="90" w:type="dxa"/>
+              <w:end w:w="110" w:type="dxa"/>
+            </w:tcMar>
+          </w:tcPr>
+          <w:p>
+            <w:r/>
+            <w:r>
+              <w:rPr>
+                <w:rFonts w:ascii="Calibri" w:hAnsi="Calibri"/>
+                <w:b w:val="0"/>
+                <w:color w:val="222222"/>
+                <w:sz w:val="18"/>
+              </w:rPr>
+              <w:t>Vision-language AU descriptions + dynamic graph + dual cross-attention; gần hướng CLIP/semantic prompt, nhưng không phải mốc số cao nhất.</w:t>
+            </w:r>
+          </w:p>
+        </w:tc>
+      </w:tr>
+      <w:tr>
+        <w:trPr>
+          <w:cantSplit/>
+        </w:trPr>
+        <w:tc>
+          <w:tcPr>
+            <w:tcW w:type="dxa" w:w="1800"/>
+            <w:vAlign w:val="center"/>
+            <w:shd w:fill="EAF2F8"/>
+            <w:tcBorders>
+              <w:top w:val="single" w:sz="4" w:space="0" w:color="A9C4EB"/>
+              <w:left w:val="single" w:sz="4" w:space="0" w:color="A9C4EB"/>
+              <w:bottom w:val="single" w:sz="4" w:space="0" w:color="A9C4EB"/>
+              <w:right w:val="single" w:sz="4" w:space="0" w:color="A9C4EB"/>
+            </w:tcBorders>
+            <w:tcMar>
+              <w:top w:w="90" w:type="dxa"/>
+              <w:start w:w="110" w:type="dxa"/>
+              <w:bottom w:w="90" w:type="dxa"/>
+              <w:end w:w="110" w:type="dxa"/>
+            </w:tcMar>
+          </w:tcPr>
+          <w:p>
+            <w:r/>
+            <w:r>
+              <w:rPr>
+                <w:rFonts w:ascii="Calibri" w:hAnsi="Calibri"/>
+                <w:b w:val="0"/>
+                <w:color w:val="222222"/>
+                <w:sz w:val="18"/>
+              </w:rPr>
+              <w:t>AUNCE [13]</w:t>
+            </w:r>
+          </w:p>
+        </w:tc>
+        <w:tc>
+          <w:tcPr>
+            <w:tcW w:type="dxa" w:w="1944"/>
+            <w:vAlign w:val="center"/>
+            <w:tcBorders>
+              <w:top w:val="single" w:sz="4" w:space="0" w:color="A9C4EB"/>
+              <w:left w:val="single" w:sz="4" w:space="0" w:color="A9C4EB"/>
+              <w:bottom w:val="single" w:sz="4" w:space="0" w:color="A9C4EB"/>
+              <w:right w:val="single" w:sz="4" w:space="0" w:color="A9C4EB"/>
+            </w:tcBorders>
+            <w:tcMar>
+              <w:top w:w="90" w:type="dxa"/>
+              <w:start w:w="110" w:type="dxa"/>
+              <w:bottom w:w="90" w:type="dxa"/>
+              <w:end w:w="110" w:type="dxa"/>
+            </w:tcMar>
+          </w:tcPr>
+          <w:p>
+            <w:r/>
+            <w:r>
+              <w:rPr>
+                <w:rFonts w:ascii="Calibri" w:hAnsi="Calibri"/>
+                <w:b w:val="0"/>
+                <w:color w:val="222222"/>
+                <w:sz w:val="18"/>
+              </w:rPr>
+              <w:t>Pattern Recognition 2026</w:t>
+            </w:r>
+          </w:p>
+        </w:tc>
+        <w:tc>
+          <w:tcPr>
+            <w:tcW w:type="dxa" w:w="1512"/>
+            <w:vAlign w:val="center"/>
+            <w:tcBorders>
+              <w:top w:val="single" w:sz="4" w:space="0" w:color="A9C4EB"/>
+              <w:left w:val="single" w:sz="4" w:space="0" w:color="A9C4EB"/>
+              <w:bottom w:val="single" w:sz="4" w:space="0" w:color="A9C4EB"/>
+              <w:right w:val="single" w:sz="4" w:space="0" w:color="A9C4EB"/>
+            </w:tcBorders>
+            <w:tcMar>
+              <w:top w:w="90" w:type="dxa"/>
+              <w:start w:w="110" w:type="dxa"/>
+              <w:bottom w:w="90" w:type="dxa"/>
+              <w:end w:w="110" w:type="dxa"/>
+            </w:tcMar>
+          </w:tcPr>
+          <w:p>
+            <w:r/>
+            <w:r>
+              <w:rPr>
+                <w:rFonts w:ascii="Calibri" w:hAnsi="Calibri"/>
+                <w:b w:val="0"/>
+                <w:color w:val="222222"/>
+                <w:sz w:val="18"/>
+              </w:rPr>
+              <w:t>66.4</w:t>
+            </w:r>
+          </w:p>
+        </w:tc>
+        <w:tc>
+          <w:tcPr>
+            <w:tcW w:type="dxa" w:w="4320"/>
+            <w:vAlign w:val="center"/>
+            <w:tcBorders>
+              <w:top w:val="single" w:sz="4" w:space="0" w:color="A9C4EB"/>
+              <w:left w:val="single" w:sz="4" w:space="0" w:color="A9C4EB"/>
+              <w:bottom w:val="single" w:sz="4" w:space="0" w:color="A9C4EB"/>
+              <w:right w:val="single" w:sz="4" w:space="0" w:color="A9C4EB"/>
+            </w:tcBorders>
+            <w:tcMar>
+              <w:top w:w="90" w:type="dxa"/>
+              <w:start w:w="110" w:type="dxa"/>
+              <w:bottom w:w="90" w:type="dxa"/>
+              <w:end w:w="110" w:type="dxa"/>
+            </w:tcMar>
+          </w:tcPr>
+          <w:p>
+            <w:r/>
+            <w:r>
+              <w:rPr>
+                <w:rFonts w:ascii="Calibri" w:hAnsi="Calibri"/>
+                <w:b w:val="0"/>
+                <w:color w:val="222222"/>
+                <w:sz w:val="18"/>
+              </w:rPr>
+              <w:t>Contrastive feature learning, xử lý class imbalance và noisy labels; hữu ích để tham chiếu loss/representation.</w:t>
+            </w:r>
+          </w:p>
+        </w:tc>
+      </w:tr>
+    </w:tbl>
+    <w:p/>
+    <w:tbl>
+      <w:tblPr>
+        <w:tblW w:type="auto" w:w="0"/>
+        <w:jc w:val="center"/>
+        <w:tblLook w:firstColumn="1" w:firstRow="1" w:lastColumn="0" w:lastRow="0" w:noHBand="0" w:noVBand="1" w:val="04A0"/>
+      </w:tblPr>
+      <w:tblGrid>
+        <w:gridCol w:w="10200"/>
+      </w:tblGrid>
+      <w:tr>
+        <w:trPr>
+          <w:cantSplit/>
+        </w:trPr>
+        <w:tc>
+          <w:tcPr>
+            <w:tcW w:type="dxa" w:w="10200"/>
+            <w:shd w:fill="FFF2CC"/>
+            <w:tcBorders>
+              <w:top w:val="single" w:sz="8" w:space="0" w:color="D6B656"/>
+              <w:left w:val="single" w:sz="8" w:space="0" w:color="D6B656"/>
+              <w:bottom w:val="single" w:sz="8" w:space="0" w:color="D6B656"/>
+              <w:right w:val="single" w:sz="8" w:space="0" w:color="D6B656"/>
+            </w:tcBorders>
+            <w:tcMar>
+              <w:top w:w="120" w:type="dxa"/>
+              <w:start w:w="130" w:type="dxa"/>
+              <w:bottom w:w="120" w:type="dxa"/>
+              <w:end w:w="130" w:type="dxa"/>
+            </w:tcMar>
+          </w:tcPr>
+          <w:p>
+            <w:pPr>
+              <w:spacing w:after="100"/>
+            </w:pPr>
+            <w:r/>
+            <w:r>
+              <w:rPr>
+                <w:rFonts w:ascii="Calibri" w:hAnsi="Calibri"/>
+                <w:b/>
+                <w:color w:val="1F4E79"/>
+                <w:sz w:val="22"/>
+              </w:rPr>
+              <w:t>Định vị so với SOTA</w:t>
+            </w:r>
+          </w:p>
+          <w:p>
+            <w:pPr>
+              <w:spacing w:after="0" w:line="259" w:lineRule="auto"/>
+            </w:pPr>
+            <w:r>
+              <w:rPr>
+                <w:rFonts w:ascii="Calibri" w:hAnsi="Calibri"/>
+                <w:color w:val="222222"/>
+                <w:sz w:val="21"/>
+              </w:rPr>
+              <w:t>Khoảng cách cần báo cáo không phải lấy 0.9758 trừ 0.727. Hai hệ đo chưa cùng điều kiện: log hiện tại là metric nội bộ 12 AU, còn SOTA DISFA thường là DISFA-8 với subject-exclusive protocol. Cách trình bày an toàn: lần 2 là evidence cho sửa tiền xử lí; SOTA là roadmap để nâng cấp model bằng identity normalization, region-aware attention, relation modeling, vision-language AU descriptions và calibration.</w:t>
+            </w:r>
+          </w:p>
+        </w:tc>
+      </w:tr>
+    </w:tbl>
+    <w:p/>
+    <w:p>
+      <w:pPr>
+        <w:pStyle w:val="Heading1"/>
+        <w:keepNext/>
+        <w:spacing w:before="280" w:after="120"/>
+      </w:pPr>
+      <w:r>
+        <w:rPr>
+          <w:rFonts w:ascii="Calibri" w:hAnsi="Calibri"/>
+          <w:b/>
+          <w:color w:val="1F4E79"/>
+          <w:sz w:val="32"/>
+        </w:rPr>
+        <w:t>7. Phân tích mẫu đầu vào DISFA và đường vào classifier</w:t>
+      </w:r>
+    </w:p>
+    <w:p>
+      <w:pPr>
+        <w:spacing w:after="120" w:line="259" w:lineRule="auto"/>
+      </w:pPr>
+      <w:r>
+        <w:rPr>
+          <w:rFonts w:ascii="Calibri" w:hAnsi="Calibri"/>
+          <w:color w:val="222222"/>
+          <w:sz w:val="22"/>
+        </w:rPr>
+        <w:t>Trong workspace hiện tại không có thư mục AUs_DATA/labels.csv đi kèm, nên phần này phân tích theo cấu trúc DISFA và đúng code prepare_data.py, datasets/disfa.py, datasets/preprocessing.py. Khi đặt dữ liệu DISFA vào đúng layout, mỗi sample của hệ thống là một frame khuôn mặt RGB kèm 12 intensity AU trên thang 0-5, sau đó được chuyển thành target nhị phân cho classifier.</w:t>
+      </w:r>
+    </w:p>
+    <w:tbl>
+      <w:tblPr>
+        <w:tblStyle w:val="TableGrid"/>
+        <w:tblW w:type="auto" w:w="0"/>
+        <w:jc w:val="center"/>
+        <w:tblLayout w:type="autofit"/>
+        <w:tblLook w:firstColumn="1" w:firstRow="1" w:lastColumn="0" w:lastRow="0" w:noHBand="0" w:noVBand="1" w:val="04A0"/>
+      </w:tblPr>
+      <w:tblGrid>
+        <w:gridCol w:w="3400"/>
+        <w:gridCol w:w="3400"/>
+        <w:gridCol w:w="3400"/>
+      </w:tblGrid>
+      <w:tr>
+        <w:trPr>
+          <w:tblHeader w:val="true"/>
+          <w:cantSplit/>
+        </w:trPr>
+        <w:tc>
+          <w:tcPr>
+            <w:tcW w:type="dxa" w:w="3096"/>
+            <w:vAlign w:val="center"/>
+            <w:shd w:fill="1F4E79"/>
+            <w:tcBorders>
+              <w:top w:val="single" w:sz="4" w:space="0" w:color="A9C4EB"/>
+              <w:left w:val="single" w:sz="4" w:space="0" w:color="A9C4EB"/>
+              <w:bottom w:val="single" w:sz="4" w:space="0" w:color="A9C4EB"/>
+              <w:right w:val="single" w:sz="4" w:space="0" w:color="A9C4EB"/>
+            </w:tcBorders>
+            <w:tcMar>
+              <w:top w:w="90" w:type="dxa"/>
+              <w:start w:w="110" w:type="dxa"/>
+              <w:bottom w:w="90" w:type="dxa"/>
+              <w:end w:w="110" w:type="dxa"/>
+            </w:tcMar>
+          </w:tcPr>
+          <w:p>
+            <w:r/>
+            <w:r>
+              <w:rPr>
+                <w:rFonts w:ascii="Calibri" w:hAnsi="Calibri"/>
+                <w:b/>
+                <w:color w:val="FFFFFF"/>
+                <w:sz w:val="19"/>
+              </w:rPr>
+              <w:t>DISFA raw sample</w:t>
+            </w:r>
+          </w:p>
+        </w:tc>
+        <w:tc>
+          <w:tcPr>
+            <w:tcW w:type="dxa" w:w="3096"/>
+            <w:vAlign w:val="center"/>
+            <w:shd w:fill="1F4E79"/>
+            <w:tcBorders>
+              <w:top w:val="single" w:sz="4" w:space="0" w:color="A9C4EB"/>
+              <w:left w:val="single" w:sz="4" w:space="0" w:color="A9C4EB"/>
+              <w:bottom w:val="single" w:sz="4" w:space="0" w:color="A9C4EB"/>
+              <w:right w:val="single" w:sz="4" w:space="0" w:color="A9C4EB"/>
+            </w:tcBorders>
+            <w:tcMar>
+              <w:top w:w="90" w:type="dxa"/>
+              <w:start w:w="110" w:type="dxa"/>
+              <w:bottom w:w="90" w:type="dxa"/>
+              <w:end w:w="110" w:type="dxa"/>
+            </w:tcMar>
+          </w:tcPr>
+          <w:p>
+            <w:r/>
+            <w:r>
+              <w:rPr>
+                <w:rFonts w:ascii="Calibri" w:hAnsi="Calibri"/>
+                <w:b/>
+                <w:color w:val="FFFFFF"/>
+                <w:sz w:val="19"/>
+              </w:rPr>
+              <w:t>labels.csv sau prepare_data.py</w:t>
+            </w:r>
+          </w:p>
+        </w:tc>
+        <w:tc>
+          <w:tcPr>
+            <w:tcW w:type="dxa" w:w="3168"/>
+            <w:vAlign w:val="center"/>
+            <w:shd w:fill="1F4E79"/>
+            <w:tcBorders>
+              <w:top w:val="single" w:sz="4" w:space="0" w:color="A9C4EB"/>
+              <w:left w:val="single" w:sz="4" w:space="0" w:color="A9C4EB"/>
+              <w:bottom w:val="single" w:sz="4" w:space="0" w:color="A9C4EB"/>
+              <w:right w:val="single" w:sz="4" w:space="0" w:color="A9C4EB"/>
+            </w:tcBorders>
+            <w:tcMar>
+              <w:top w:w="90" w:type="dxa"/>
+              <w:start w:w="110" w:type="dxa"/>
+              <w:bottom w:w="90" w:type="dxa"/>
+              <w:end w:w="110" w:type="dxa"/>
+            </w:tcMar>
+          </w:tcPr>
+          <w:p>
+            <w:r/>
+            <w:r>
+              <w:rPr>
+                <w:rFonts w:ascii="Calibri" w:hAnsi="Calibri"/>
+                <w:b/>
+                <w:color w:val="FFFFFF"/>
+                <w:sz w:val="19"/>
+              </w:rPr>
+              <w:t>Batch vào classifier</w:t>
+            </w:r>
+          </w:p>
+        </w:tc>
+      </w:tr>
+      <w:tr>
+        <w:trPr>
+          <w:cantSplit/>
+        </w:trPr>
+        <w:tc>
+          <w:tcPr>
+            <w:tcW w:type="dxa" w:w="3096"/>
+            <w:vAlign w:val="center"/>
+            <w:shd w:fill="FFF2CC"/>
+            <w:tcBorders>
+              <w:top w:val="single" w:sz="4" w:space="0" w:color="A9C4EB"/>
+              <w:left w:val="single" w:sz="4" w:space="0" w:color="A9C4EB"/>
+              <w:bottom w:val="single" w:sz="4" w:space="0" w:color="A9C4EB"/>
+              <w:right w:val="single" w:sz="4" w:space="0" w:color="A9C4EB"/>
+            </w:tcBorders>
+            <w:tcMar>
+              <w:top w:w="90" w:type="dxa"/>
+              <w:start w:w="110" w:type="dxa"/>
+              <w:bottom w:w="90" w:type="dxa"/>
+              <w:end w:w="110" w:type="dxa"/>
+            </w:tcMar>
+          </w:tcPr>
+          <w:p>
+            <w:r/>
+            <w:r>
+              <w:rPr>
+                <w:rFonts w:ascii="Calibri" w:hAnsi="Calibri"/>
+                <w:b w:val="0"/>
+                <w:color w:val="222222"/>
+                <w:sz w:val="19"/>
+              </w:rPr>
+              <w:t>Frame RGB: AUs_DATA/Images/{subject}/{trial}/{frame}.jpg</w:t>
+            </w:r>
+            <w:r>
+              <w:br/>
+            </w:r>
+            <w:r>
+              <w:rPr>
+                <w:rFonts w:ascii="Calibri" w:hAnsi="Calibri"/>
+                <w:b w:val="0"/>
+                <w:color w:val="222222"/>
+                <w:sz w:val="19"/>
+              </w:rPr>
+              <w:t>Nhãn gốc: 12 file AU{k}.txt, intensity a_k in {0,...,5}</w:t>
+            </w:r>
+          </w:p>
+        </w:tc>
+        <w:tc>
+          <w:tcPr>
+            <w:tcW w:type="dxa" w:w="3096"/>
+            <w:vAlign w:val="center"/>
+            <w:tcBorders>
+              <w:top w:val="single" w:sz="4" w:space="0" w:color="A9C4EB"/>
+              <w:left w:val="single" w:sz="4" w:space="0" w:color="A9C4EB"/>
+              <w:bottom w:val="single" w:sz="4" w:space="0" w:color="A9C4EB"/>
+              <w:right w:val="single" w:sz="4" w:space="0" w:color="A9C4EB"/>
+            </w:tcBorders>
+            <w:tcMar>
+              <w:top w:w="90" w:type="dxa"/>
+              <w:start w:w="110" w:type="dxa"/>
+              <w:bottom w:w="90" w:type="dxa"/>
+              <w:end w:w="110" w:type="dxa"/>
+            </w:tcMar>
+          </w:tcPr>
+          <w:p>
+            <w:r/>
+            <w:r>
+              <w:rPr>
+                <w:rFonts w:ascii="Calibri" w:hAnsi="Calibri"/>
+                <w:b w:val="0"/>
+                <w:color w:val="222222"/>
+                <w:sz w:val="19"/>
+              </w:rPr>
+              <w:t>Một dòng gồm image_path + 12 nhãn nhị phân.</w:t>
+            </w:r>
+            <w:r>
+              <w:br/>
+            </w:r>
+            <w:r>
+              <w:rPr>
+                <w:rFonts w:ascii="Calibri" w:hAnsi="Calibri"/>
+                <w:b w:val="0"/>
+                <w:color w:val="222222"/>
+                <w:sz w:val="19"/>
+              </w:rPr>
+              <w:t>y_k = 1 nếu intensity_k &gt;= 2, ngược lại 0.</w:t>
+            </w:r>
+          </w:p>
+        </w:tc>
+        <w:tc>
+          <w:tcPr>
+            <w:tcW w:type="dxa" w:w="3168"/>
+            <w:vAlign w:val="center"/>
+            <w:tcBorders>
+              <w:top w:val="single" w:sz="4" w:space="0" w:color="A9C4EB"/>
+              <w:left w:val="single" w:sz="4" w:space="0" w:color="A9C4EB"/>
+              <w:bottom w:val="single" w:sz="4" w:space="0" w:color="A9C4EB"/>
+              <w:right w:val="single" w:sz="4" w:space="0" w:color="A9C4EB"/>
+            </w:tcBorders>
+            <w:tcMar>
+              <w:top w:w="90" w:type="dxa"/>
+              <w:start w:w="110" w:type="dxa"/>
+              <w:bottom w:w="90" w:type="dxa"/>
+              <w:end w:w="110" w:type="dxa"/>
+            </w:tcMar>
+          </w:tcPr>
+          <w:p>
+            <w:r/>
+            <w:r>
+              <w:rPr>
+                <w:rFonts w:ascii="Calibri" w:hAnsi="Calibri"/>
+                <w:b w:val="0"/>
+                <w:color w:val="222222"/>
+                <w:sz w:val="19"/>
+              </w:rPr>
+              <w:t>x in R^{B x 3 x 224 x 224}</w:t>
+            </w:r>
+            <w:r>
+              <w:br/>
+            </w:r>
+            <w:r>
+              <w:rPr>
+                <w:rFonts w:ascii="Calibri" w:hAnsi="Calibri"/>
+                <w:b w:val="0"/>
+                <w:color w:val="222222"/>
+                <w:sz w:val="19"/>
+              </w:rPr>
+              <w:t>y in {0,1}^{B x 12}</w:t>
+            </w:r>
+            <w:r>
+              <w:br/>
+            </w:r>
+            <w:r>
+              <w:rPr>
+                <w:rFonts w:ascii="Calibri" w:hAnsi="Calibri"/>
+                <w:b w:val="0"/>
+                <w:color w:val="222222"/>
+                <w:sz w:val="19"/>
+              </w:rPr>
+              <w:t>AUHead sinh z_f, z_g -&gt; sigmoid p.</w:t>
+            </w:r>
+          </w:p>
+        </w:tc>
+      </w:tr>
+    </w:tbl>
+    <w:p/>
+    <w:tbl>
+      <w:tblPr>
+        <w:tblStyle w:val="TableGrid"/>
+        <w:tblW w:type="auto" w:w="0"/>
+        <w:jc w:val="center"/>
+        <w:tblLayout w:type="autofit"/>
+        <w:tblLook w:firstColumn="1" w:firstRow="1" w:lastColumn="0" w:lastRow="0" w:noHBand="0" w:noVBand="1" w:val="04A0"/>
+      </w:tblPr>
+      <w:tblGrid>
+        <w:gridCol w:w="3400"/>
+        <w:gridCol w:w="3400"/>
+        <w:gridCol w:w="3400"/>
+      </w:tblGrid>
+      <w:tr>
+        <w:trPr>
+          <w:tblHeader w:val="true"/>
+          <w:cantSplit/>
+        </w:trPr>
+        <w:tc>
+          <w:tcPr>
+            <w:tcW w:type="dxa" w:w="1944"/>
+            <w:vAlign w:val="center"/>
+            <w:shd w:fill="1F4E79"/>
+            <w:tcBorders>
+              <w:top w:val="single" w:sz="4" w:space="0" w:color="A9C4EB"/>
+              <w:left w:val="single" w:sz="4" w:space="0" w:color="A9C4EB"/>
+              <w:bottom w:val="single" w:sz="4" w:space="0" w:color="A9C4EB"/>
+              <w:right w:val="single" w:sz="4" w:space="0" w:color="A9C4EB"/>
+            </w:tcBorders>
+            <w:tcMar>
+              <w:top w:w="90" w:type="dxa"/>
+              <w:start w:w="110" w:type="dxa"/>
+              <w:bottom w:w="90" w:type="dxa"/>
+              <w:end w:w="110" w:type="dxa"/>
+            </w:tcMar>
+          </w:tcPr>
+          <w:p>
+            <w:r/>
+            <w:r>
+              <w:rPr>
+                <w:rFonts w:ascii="Calibri" w:hAnsi="Calibri"/>
+                <w:b/>
+                <w:color w:val="FFFFFF"/>
+                <w:sz w:val="18"/>
+              </w:rPr>
+              <w:t>Bước</w:t>
+            </w:r>
+          </w:p>
+        </w:tc>
+        <w:tc>
+          <w:tcPr>
+            <w:tcW w:type="dxa" w:w="3672"/>
+            <w:vAlign w:val="center"/>
+            <w:shd w:fill="1F4E79"/>
+            <w:tcBorders>
+              <w:top w:val="single" w:sz="4" w:space="0" w:color="A9C4EB"/>
+              <w:left w:val="single" w:sz="4" w:space="0" w:color="A9C4EB"/>
+              <w:bottom w:val="single" w:sz="4" w:space="0" w:color="A9C4EB"/>
+              <w:right w:val="single" w:sz="4" w:space="0" w:color="A9C4EB"/>
+            </w:tcBorders>
+            <w:tcMar>
+              <w:top w:w="90" w:type="dxa"/>
+              <w:start w:w="110" w:type="dxa"/>
+              <w:bottom w:w="90" w:type="dxa"/>
+              <w:end w:w="110" w:type="dxa"/>
+            </w:tcMar>
+          </w:tcPr>
+          <w:p>
+            <w:r/>
+            <w:r>
+              <w:rPr>
+                <w:rFonts w:ascii="Calibri" w:hAnsi="Calibri"/>
+                <w:b/>
+                <w:color w:val="FFFFFF"/>
+                <w:sz w:val="18"/>
+              </w:rPr>
+              <w:t>Dạng dữ liệu</w:t>
+            </w:r>
+          </w:p>
+        </w:tc>
+        <w:tc>
+          <w:tcPr>
+            <w:tcW w:type="dxa" w:w="3672"/>
+            <w:vAlign w:val="center"/>
+            <w:shd w:fill="1F4E79"/>
+            <w:tcBorders>
+              <w:top w:val="single" w:sz="4" w:space="0" w:color="A9C4EB"/>
+              <w:left w:val="single" w:sz="4" w:space="0" w:color="A9C4EB"/>
+              <w:bottom w:val="single" w:sz="4" w:space="0" w:color="A9C4EB"/>
+              <w:right w:val="single" w:sz="4" w:space="0" w:color="A9C4EB"/>
+            </w:tcBorders>
+            <w:tcMar>
+              <w:top w:w="90" w:type="dxa"/>
+              <w:start w:w="110" w:type="dxa"/>
+              <w:bottom w:w="90" w:type="dxa"/>
+              <w:end w:w="110" w:type="dxa"/>
+            </w:tcMar>
+          </w:tcPr>
+          <w:p>
+            <w:r/>
+            <w:r>
+              <w:rPr>
+                <w:rFonts w:ascii="Calibri" w:hAnsi="Calibri"/>
+                <w:b/>
+                <w:color w:val="FFFFFF"/>
+                <w:sz w:val="18"/>
+              </w:rPr>
+              <w:t>Vai trò trong pipeline</w:t>
+            </w:r>
+          </w:p>
+        </w:tc>
+      </w:tr>
+      <w:tr>
+        <w:trPr>
+          <w:cantSplit/>
+        </w:trPr>
+        <w:tc>
+          <w:tcPr>
+            <w:tcW w:type="dxa" w:w="1944"/>
+            <w:vAlign w:val="center"/>
+            <w:shd w:fill="EAF2F8"/>
+            <w:tcBorders>
+              <w:top w:val="single" w:sz="4" w:space="0" w:color="A9C4EB"/>
+              <w:left w:val="single" w:sz="4" w:space="0" w:color="A9C4EB"/>
+              <w:bottom w:val="single" w:sz="4" w:space="0" w:color="A9C4EB"/>
+              <w:right w:val="single" w:sz="4" w:space="0" w:color="A9C4EB"/>
+            </w:tcBorders>
+            <w:tcMar>
+              <w:top w:w="90" w:type="dxa"/>
+              <w:start w:w="110" w:type="dxa"/>
+              <w:bottom w:w="90" w:type="dxa"/>
+              <w:end w:w="110" w:type="dxa"/>
+            </w:tcMar>
+          </w:tcPr>
+          <w:p>
+            <w:r/>
+            <w:r>
+              <w:rPr>
+                <w:rFonts w:ascii="Calibri" w:hAnsi="Calibri"/>
+                <w:b w:val="0"/>
+                <w:color w:val="222222"/>
+                <w:sz w:val="18"/>
+              </w:rPr>
+              <w:t>Raw image</w:t>
+            </w:r>
+          </w:p>
+        </w:tc>
+        <w:tc>
+          <w:tcPr>
+            <w:tcW w:type="dxa" w:w="3672"/>
+            <w:vAlign w:val="center"/>
+            <w:tcBorders>
+              <w:top w:val="single" w:sz="4" w:space="0" w:color="A9C4EB"/>
+              <w:left w:val="single" w:sz="4" w:space="0" w:color="A9C4EB"/>
+              <w:bottom w:val="single" w:sz="4" w:space="0" w:color="A9C4EB"/>
+              <w:right w:val="single" w:sz="4" w:space="0" w:color="A9C4EB"/>
+            </w:tcBorders>
+            <w:tcMar>
+              <w:top w:w="90" w:type="dxa"/>
+              <w:start w:w="110" w:type="dxa"/>
+              <w:bottom w:w="90" w:type="dxa"/>
+              <w:end w:w="110" w:type="dxa"/>
+            </w:tcMar>
+          </w:tcPr>
+          <w:p>
+            <w:r/>
+            <w:r>
+              <w:rPr>
+                <w:rFonts w:ascii="Calibri" w:hAnsi="Calibri"/>
+                <w:b w:val="0"/>
+                <w:color w:val="222222"/>
+                <w:sz w:val="18"/>
+              </w:rPr>
+              <w:t>AUs_DATA/Images/{subject}/{trial}/{frame}.jpg</w:t>
+            </w:r>
+          </w:p>
+        </w:tc>
+        <w:tc>
+          <w:tcPr>
+            <w:tcW w:type="dxa" w:w="3672"/>
+            <w:vAlign w:val="center"/>
+            <w:tcBorders>
+              <w:top w:val="single" w:sz="4" w:space="0" w:color="A9C4EB"/>
+              <w:left w:val="single" w:sz="4" w:space="0" w:color="A9C4EB"/>
+              <w:bottom w:val="single" w:sz="4" w:space="0" w:color="A9C4EB"/>
+              <w:right w:val="single" w:sz="4" w:space="0" w:color="A9C4EB"/>
+            </w:tcBorders>
+            <w:tcMar>
+              <w:top w:w="90" w:type="dxa"/>
+              <w:start w:w="110" w:type="dxa"/>
+              <w:bottom w:w="90" w:type="dxa"/>
+              <w:end w:w="110" w:type="dxa"/>
+            </w:tcMar>
+          </w:tcPr>
+          <w:p>
+            <w:r/>
+            <w:r>
+              <w:rPr>
+                <w:rFonts w:ascii="Calibri" w:hAnsi="Calibri"/>
+                <w:b w:val="0"/>
+                <w:color w:val="222222"/>
+                <w:sz w:val="18"/>
+              </w:rPr>
+              <w:t>Ảnh mặt RGB theo frame; code đọc bằng read_image rồi chuyển qua PIL/RGB.</w:t>
+            </w:r>
+          </w:p>
+        </w:tc>
+      </w:tr>
+      <w:tr>
+        <w:trPr>
+          <w:cantSplit/>
+        </w:trPr>
+        <w:tc>
+          <w:tcPr>
+            <w:tcW w:type="dxa" w:w="1944"/>
+            <w:vAlign w:val="center"/>
+            <w:shd w:fill="EAF2F8"/>
+            <w:tcBorders>
+              <w:top w:val="single" w:sz="4" w:space="0" w:color="A9C4EB"/>
+              <w:left w:val="single" w:sz="4" w:space="0" w:color="A9C4EB"/>
+              <w:bottom w:val="single" w:sz="4" w:space="0" w:color="A9C4EB"/>
+              <w:right w:val="single" w:sz="4" w:space="0" w:color="A9C4EB"/>
+            </w:tcBorders>
+            <w:tcMar>
+              <w:top w:w="90" w:type="dxa"/>
+              <w:start w:w="110" w:type="dxa"/>
+              <w:bottom w:w="90" w:type="dxa"/>
+              <w:end w:w="110" w:type="dxa"/>
+            </w:tcMar>
+          </w:tcPr>
+          <w:p>
+            <w:r/>
+            <w:r>
+              <w:rPr>
+                <w:rFonts w:ascii="Calibri" w:hAnsi="Calibri"/>
+                <w:b w:val="0"/>
+                <w:color w:val="222222"/>
+                <w:sz w:val="18"/>
+              </w:rPr>
+              <w:t>Raw AU labels</w:t>
+            </w:r>
+          </w:p>
+        </w:tc>
+        <w:tc>
+          <w:tcPr>
+            <w:tcW w:type="dxa" w:w="3672"/>
+            <w:vAlign w:val="center"/>
+            <w:tcBorders>
+              <w:top w:val="single" w:sz="4" w:space="0" w:color="A9C4EB"/>
+              <w:left w:val="single" w:sz="4" w:space="0" w:color="A9C4EB"/>
+              <w:bottom w:val="single" w:sz="4" w:space="0" w:color="A9C4EB"/>
+              <w:right w:val="single" w:sz="4" w:space="0" w:color="A9C4EB"/>
+            </w:tcBorders>
+            <w:tcMar>
+              <w:top w:w="90" w:type="dxa"/>
+              <w:start w:w="110" w:type="dxa"/>
+              <w:bottom w:w="90" w:type="dxa"/>
+              <w:end w:w="110" w:type="dxa"/>
+            </w:tcMar>
+          </w:tcPr>
+          <w:p>
+            <w:r/>
+            <w:r>
+              <w:rPr>
+                <w:rFonts w:ascii="Calibri" w:hAnsi="Calibri"/>
+                <w:b w:val="0"/>
+                <w:color w:val="222222"/>
+                <w:sz w:val="18"/>
+              </w:rPr>
+              <w:t>AUs_DATA/Labels/{subject}/{trial}/AU{k}.txt</w:t>
+            </w:r>
+          </w:p>
+        </w:tc>
+        <w:tc>
+          <w:tcPr>
+            <w:tcW w:type="dxa" w:w="3672"/>
+            <w:vAlign w:val="center"/>
+            <w:tcBorders>
+              <w:top w:val="single" w:sz="4" w:space="0" w:color="A9C4EB"/>
+              <w:left w:val="single" w:sz="4" w:space="0" w:color="A9C4EB"/>
+              <w:bottom w:val="single" w:sz="4" w:space="0" w:color="A9C4EB"/>
+              <w:right w:val="single" w:sz="4" w:space="0" w:color="A9C4EB"/>
+            </w:tcBorders>
+            <w:tcMar>
+              <w:top w:w="90" w:type="dxa"/>
+              <w:start w:w="110" w:type="dxa"/>
+              <w:bottom w:w="90" w:type="dxa"/>
+              <w:end w:w="110" w:type="dxa"/>
+            </w:tcMar>
+          </w:tcPr>
+          <w:p>
+            <w:r/>
+            <w:r>
+              <w:rPr>
+                <w:rFonts w:ascii="Calibri" w:hAnsi="Calibri"/>
+                <w:b w:val="0"/>
+                <w:color w:val="222222"/>
+                <w:sz w:val="18"/>
+              </w:rPr>
+              <w:t>Mỗi file chứa frame id và intensity của một AU; 12 AU được đọc theo AU_LIST.</w:t>
+            </w:r>
+          </w:p>
+        </w:tc>
+      </w:tr>
+      <w:tr>
+        <w:trPr>
+          <w:cantSplit/>
+        </w:trPr>
+        <w:tc>
+          <w:tcPr>
+            <w:tcW w:type="dxa" w:w="1944"/>
+            <w:vAlign w:val="center"/>
+            <w:shd w:fill="EAF2F8"/>
+            <w:tcBorders>
+              <w:top w:val="single" w:sz="4" w:space="0" w:color="A9C4EB"/>
+              <w:left w:val="single" w:sz="4" w:space="0" w:color="A9C4EB"/>
+              <w:bottom w:val="single" w:sz="4" w:space="0" w:color="A9C4EB"/>
+              <w:right w:val="single" w:sz="4" w:space="0" w:color="A9C4EB"/>
+            </w:tcBorders>
+            <w:tcMar>
+              <w:top w:w="90" w:type="dxa"/>
+              <w:start w:w="110" w:type="dxa"/>
+              <w:bottom w:w="90" w:type="dxa"/>
+              <w:end w:w="110" w:type="dxa"/>
+            </w:tcMar>
+          </w:tcPr>
+          <w:p>
+            <w:r/>
+            <w:r>
+              <w:rPr>
+                <w:rFonts w:ascii="Calibri" w:hAnsi="Calibri"/>
+                <w:b w:val="0"/>
+                <w:color w:val="222222"/>
+                <w:sz w:val="18"/>
+              </w:rPr>
+              <w:t>Binarization</w:t>
+            </w:r>
+          </w:p>
+        </w:tc>
+        <w:tc>
+          <w:tcPr>
+            <w:tcW w:type="dxa" w:w="3672"/>
+            <w:vAlign w:val="center"/>
+            <w:tcBorders>
+              <w:top w:val="single" w:sz="4" w:space="0" w:color="A9C4EB"/>
+              <w:left w:val="single" w:sz="4" w:space="0" w:color="A9C4EB"/>
+              <w:bottom w:val="single" w:sz="4" w:space="0" w:color="A9C4EB"/>
+              <w:right w:val="single" w:sz="4" w:space="0" w:color="A9C4EB"/>
+            </w:tcBorders>
+            <w:tcMar>
+              <w:top w:w="90" w:type="dxa"/>
+              <w:start w:w="110" w:type="dxa"/>
+              <w:bottom w:w="90" w:type="dxa"/>
+              <w:end w:w="110" w:type="dxa"/>
+            </w:tcMar>
+          </w:tcPr>
+          <w:p>
+            <w:r/>
+            <w:r>
+              <w:rPr>
+                <w:rFonts w:ascii="Calibri" w:hAnsi="Calibri"/>
+                <w:b w:val="0"/>
+                <w:color w:val="222222"/>
+                <w:sz w:val="18"/>
+              </w:rPr>
+              <w:t>y_k = 1 nếu intensity_k &gt;= 2, ngược lại 0</w:t>
+            </w:r>
+          </w:p>
+        </w:tc>
+        <w:tc>
+          <w:tcPr>
+            <w:tcW w:type="dxa" w:w="3672"/>
+            <w:vAlign w:val="center"/>
+            <w:tcBorders>
+              <w:top w:val="single" w:sz="4" w:space="0" w:color="A9C4EB"/>
+              <w:left w:val="single" w:sz="4" w:space="0" w:color="A9C4EB"/>
+              <w:bottom w:val="single" w:sz="4" w:space="0" w:color="A9C4EB"/>
+              <w:right w:val="single" w:sz="4" w:space="0" w:color="A9C4EB"/>
+            </w:tcBorders>
+            <w:tcMar>
+              <w:top w:w="90" w:type="dxa"/>
+              <w:start w:w="110" w:type="dxa"/>
+              <w:bottom w:w="90" w:type="dxa"/>
+              <w:end w:w="110" w:type="dxa"/>
+            </w:tcMar>
+          </w:tcPr>
+          <w:p>
+            <w:r/>
+            <w:r>
+              <w:rPr>
+                <w:rFonts w:ascii="Calibri" w:hAnsi="Calibri"/>
+                <w:b w:val="0"/>
+                <w:color w:val="222222"/>
+                <w:sz w:val="18"/>
+              </w:rPr>
+              <w:t>Chuyển bài toán từ intensity estimation sang occurrence detection.</w:t>
+            </w:r>
+          </w:p>
+        </w:tc>
+      </w:tr>
+      <w:tr>
+        <w:trPr>
+          <w:cantSplit/>
+        </w:trPr>
+        <w:tc>
+          <w:tcPr>
+            <w:tcW w:type="dxa" w:w="1944"/>
+            <w:vAlign w:val="center"/>
+            <w:shd w:fill="EAF2F8"/>
+            <w:tcBorders>
+              <w:top w:val="single" w:sz="4" w:space="0" w:color="A9C4EB"/>
+              <w:left w:val="single" w:sz="4" w:space="0" w:color="A9C4EB"/>
+              <w:bottom w:val="single" w:sz="4" w:space="0" w:color="A9C4EB"/>
+              <w:right w:val="single" w:sz="4" w:space="0" w:color="A9C4EB"/>
+            </w:tcBorders>
+            <w:tcMar>
+              <w:top w:w="90" w:type="dxa"/>
+              <w:start w:w="110" w:type="dxa"/>
+              <w:bottom w:w="90" w:type="dxa"/>
+              <w:end w:w="110" w:type="dxa"/>
+            </w:tcMar>
+          </w:tcPr>
+          <w:p>
+            <w:r/>
+            <w:r>
+              <w:rPr>
+                <w:rFonts w:ascii="Calibri" w:hAnsi="Calibri"/>
+                <w:b w:val="0"/>
+                <w:color w:val="222222"/>
+                <w:sz w:val="18"/>
+              </w:rPr>
+              <w:t>labels.csv</w:t>
+            </w:r>
+          </w:p>
+        </w:tc>
+        <w:tc>
+          <w:tcPr>
+            <w:tcW w:type="dxa" w:w="3672"/>
+            <w:vAlign w:val="center"/>
+            <w:tcBorders>
+              <w:top w:val="single" w:sz="4" w:space="0" w:color="A9C4EB"/>
+              <w:left w:val="single" w:sz="4" w:space="0" w:color="A9C4EB"/>
+              <w:bottom w:val="single" w:sz="4" w:space="0" w:color="A9C4EB"/>
+              <w:right w:val="single" w:sz="4" w:space="0" w:color="A9C4EB"/>
+            </w:tcBorders>
+            <w:tcMar>
+              <w:top w:w="90" w:type="dxa"/>
+              <w:start w:w="110" w:type="dxa"/>
+              <w:bottom w:w="90" w:type="dxa"/>
+              <w:end w:w="110" w:type="dxa"/>
+            </w:tcMar>
+          </w:tcPr>
+          <w:p>
+            <w:r/>
+            <w:r>
+              <w:rPr>
+                <w:rFonts w:ascii="Calibri" w:hAnsi="Calibri"/>
+                <w:b w:val="0"/>
+                <w:color w:val="222222"/>
+                <w:sz w:val="18"/>
+              </w:rPr>
+              <w:t>image_path + AU1, AU2, AU4, AU5, AU6, AU9, AU12, AU15, AU17, AU20, AU25, AU26</w:t>
+            </w:r>
+          </w:p>
+        </w:tc>
+        <w:tc>
+          <w:tcPr>
+            <w:tcW w:type="dxa" w:w="3672"/>
+            <w:vAlign w:val="center"/>
+            <w:tcBorders>
+              <w:top w:val="single" w:sz="4" w:space="0" w:color="A9C4EB"/>
+              <w:left w:val="single" w:sz="4" w:space="0" w:color="A9C4EB"/>
+              <w:bottom w:val="single" w:sz="4" w:space="0" w:color="A9C4EB"/>
+              <w:right w:val="single" w:sz="4" w:space="0" w:color="A9C4EB"/>
+            </w:tcBorders>
+            <w:tcMar>
+              <w:top w:w="90" w:type="dxa"/>
+              <w:start w:w="110" w:type="dxa"/>
+              <w:bottom w:w="90" w:type="dxa"/>
+              <w:end w:w="110" w:type="dxa"/>
+            </w:tcMar>
+          </w:tcPr>
+          <w:p>
+            <w:r/>
+            <w:r>
+              <w:rPr>
+                <w:rFonts w:ascii="Calibri" w:hAnsi="Calibri"/>
+                <w:b w:val="0"/>
+                <w:color w:val="222222"/>
+                <w:sz w:val="18"/>
+              </w:rPr>
+              <w:t>Một dòng là một sample giám sát cho multi-label BCE.</w:t>
+            </w:r>
+          </w:p>
+        </w:tc>
+      </w:tr>
+      <w:tr>
+        <w:trPr>
+          <w:cantSplit/>
+        </w:trPr>
+        <w:tc>
+          <w:tcPr>
+            <w:tcW w:type="dxa" w:w="1944"/>
+            <w:vAlign w:val="center"/>
+            <w:shd w:fill="EAF2F8"/>
+            <w:tcBorders>
+              <w:top w:val="single" w:sz="4" w:space="0" w:color="A9C4EB"/>
+              <w:left w:val="single" w:sz="4" w:space="0" w:color="A9C4EB"/>
+              <w:bottom w:val="single" w:sz="4" w:space="0" w:color="A9C4EB"/>
+              <w:right w:val="single" w:sz="4" w:space="0" w:color="A9C4EB"/>
+            </w:tcBorders>
+            <w:tcMar>
+              <w:top w:w="90" w:type="dxa"/>
+              <w:start w:w="110" w:type="dxa"/>
+              <w:bottom w:w="90" w:type="dxa"/>
+              <w:end w:w="110" w:type="dxa"/>
+            </w:tcMar>
+          </w:tcPr>
+          <w:p>
+            <w:r/>
+            <w:r>
+              <w:rPr>
+                <w:rFonts w:ascii="Calibri" w:hAnsi="Calibri"/>
+                <w:b w:val="0"/>
+                <w:color w:val="222222"/>
+                <w:sz w:val="18"/>
+              </w:rPr>
+              <w:t>Dataset item</w:t>
+            </w:r>
+          </w:p>
+        </w:tc>
+        <w:tc>
+          <w:tcPr>
+            <w:tcW w:type="dxa" w:w="3672"/>
+            <w:vAlign w:val="center"/>
+            <w:tcBorders>
+              <w:top w:val="single" w:sz="4" w:space="0" w:color="A9C4EB"/>
+              <w:left w:val="single" w:sz="4" w:space="0" w:color="A9C4EB"/>
+              <w:bottom w:val="single" w:sz="4" w:space="0" w:color="A9C4EB"/>
+              <w:right w:val="single" w:sz="4" w:space="0" w:color="A9C4EB"/>
+            </w:tcBorders>
+            <w:tcMar>
+              <w:top w:w="90" w:type="dxa"/>
+              <w:start w:w="110" w:type="dxa"/>
+              <w:bottom w:w="90" w:type="dxa"/>
+              <w:end w:w="110" w:type="dxa"/>
+            </w:tcMar>
+          </w:tcPr>
+          <w:p>
+            <w:r/>
+            <w:r>
+              <w:rPr>
+                <w:rFonts w:ascii="Calibri" w:hAnsi="Calibri"/>
+                <w:b w:val="0"/>
+                <w:color w:val="222222"/>
+                <w:sz w:val="18"/>
+              </w:rPr>
+              <w:t>(img_path, au_vector, camid=0, viewid=0)</w:t>
+            </w:r>
+          </w:p>
+        </w:tc>
+        <w:tc>
+          <w:tcPr>
+            <w:tcW w:type="dxa" w:w="3672"/>
+            <w:vAlign w:val="center"/>
+            <w:tcBorders>
+              <w:top w:val="single" w:sz="4" w:space="0" w:color="A9C4EB"/>
+              <w:left w:val="single" w:sz="4" w:space="0" w:color="A9C4EB"/>
+              <w:bottom w:val="single" w:sz="4" w:space="0" w:color="A9C4EB"/>
+              <w:right w:val="single" w:sz="4" w:space="0" w:color="A9C4EB"/>
+            </w:tcBorders>
+            <w:tcMar>
+              <w:top w:w="90" w:type="dxa"/>
+              <w:start w:w="110" w:type="dxa"/>
+              <w:bottom w:w="90" w:type="dxa"/>
+              <w:end w:w="110" w:type="dxa"/>
+            </w:tcMar>
+          </w:tcPr>
+          <w:p>
+            <w:r/>
+            <w:r>
+              <w:rPr>
+                <w:rFonts w:ascii="Calibri" w:hAnsi="Calibri"/>
+                <w:b w:val="0"/>
+                <w:color w:val="222222"/>
+                <w:sz w:val="18"/>
+              </w:rPr>
+              <w:t>Giữ tương thích với pipeline CLIP-ReID nhưng nhãn pid được thay bằng vector AU.</w:t>
+            </w:r>
+          </w:p>
+        </w:tc>
+      </w:tr>
+      <w:tr>
+        <w:trPr>
+          <w:cantSplit/>
+        </w:trPr>
+        <w:tc>
+          <w:tcPr>
+            <w:tcW w:type="dxa" w:w="1944"/>
+            <w:vAlign w:val="center"/>
+            <w:shd w:fill="EAF2F8"/>
+            <w:tcBorders>
+              <w:top w:val="single" w:sz="4" w:space="0" w:color="A9C4EB"/>
+              <w:left w:val="single" w:sz="4" w:space="0" w:color="A9C4EB"/>
+              <w:bottom w:val="single" w:sz="4" w:space="0" w:color="A9C4EB"/>
+              <w:right w:val="single" w:sz="4" w:space="0" w:color="A9C4EB"/>
+            </w:tcBorders>
+            <w:tcMar>
+              <w:top w:w="90" w:type="dxa"/>
+              <w:start w:w="110" w:type="dxa"/>
+              <w:bottom w:w="90" w:type="dxa"/>
+              <w:end w:w="110" w:type="dxa"/>
+            </w:tcMar>
+          </w:tcPr>
+          <w:p>
+            <w:r/>
+            <w:r>
+              <w:rPr>
+                <w:rFonts w:ascii="Calibri" w:hAnsi="Calibri"/>
+                <w:b w:val="0"/>
+                <w:color w:val="222222"/>
+                <w:sz w:val="18"/>
+              </w:rPr>
+              <w:t>Train transform</w:t>
+            </w:r>
+          </w:p>
+        </w:tc>
+        <w:tc>
+          <w:tcPr>
+            <w:tcW w:type="dxa" w:w="3672"/>
+            <w:vAlign w:val="center"/>
+            <w:tcBorders>
+              <w:top w:val="single" w:sz="4" w:space="0" w:color="A9C4EB"/>
+              <w:left w:val="single" w:sz="4" w:space="0" w:color="A9C4EB"/>
+              <w:bottom w:val="single" w:sz="4" w:space="0" w:color="A9C4EB"/>
+              <w:right w:val="single" w:sz="4" w:space="0" w:color="A9C4EB"/>
+            </w:tcBorders>
+            <w:tcMar>
+              <w:top w:w="90" w:type="dxa"/>
+              <w:start w:w="110" w:type="dxa"/>
+              <w:bottom w:w="90" w:type="dxa"/>
+              <w:end w:w="110" w:type="dxa"/>
+            </w:tcMar>
+          </w:tcPr>
+          <w:p>
+            <w:r/>
+            <w:r>
+              <w:rPr>
+                <w:rFonts w:ascii="Calibri" w:hAnsi="Calibri"/>
+                <w:b w:val="0"/>
+                <w:color w:val="222222"/>
+                <w:sz w:val="18"/>
+              </w:rPr>
+              <w:t>Resize 224 x 224, flip 0.5, rotation 5 deg, ColorJitter nhẹ, ToTensor, CLIP normalize</w:t>
+            </w:r>
+          </w:p>
+        </w:tc>
+        <w:tc>
+          <w:tcPr>
+            <w:tcW w:type="dxa" w:w="3672"/>
+            <w:vAlign w:val="center"/>
+            <w:tcBorders>
+              <w:top w:val="single" w:sz="4" w:space="0" w:color="A9C4EB"/>
+              <w:left w:val="single" w:sz="4" w:space="0" w:color="A9C4EB"/>
+              <w:bottom w:val="single" w:sz="4" w:space="0" w:color="A9C4EB"/>
+              <w:right w:val="single" w:sz="4" w:space="0" w:color="A9C4EB"/>
+            </w:tcBorders>
+            <w:tcMar>
+              <w:top w:w="90" w:type="dxa"/>
+              <w:start w:w="110" w:type="dxa"/>
+              <w:bottom w:w="90" w:type="dxa"/>
+              <w:end w:w="110" w:type="dxa"/>
+            </w:tcMar>
+          </w:tcPr>
+          <w:p>
+            <w:r/>
+            <w:r>
+              <w:rPr>
+                <w:rFonts w:ascii="Calibri" w:hAnsi="Calibri"/>
+                <w:b w:val="0"/>
+                <w:color w:val="222222"/>
+                <w:sz w:val="18"/>
+              </w:rPr>
+              <w:t>Tiền xử lí lần 2 tránh crop/erasing mạnh để không phá tín hiệu cơ mặt nhỏ.</w:t>
+            </w:r>
+          </w:p>
+        </w:tc>
+      </w:tr>
+      <w:tr>
+        <w:trPr>
+          <w:cantSplit/>
+        </w:trPr>
+        <w:tc>
+          <w:tcPr>
+            <w:tcW w:type="dxa" w:w="1944"/>
+            <w:vAlign w:val="center"/>
+            <w:shd w:fill="EAF2F8"/>
+            <w:tcBorders>
+              <w:top w:val="single" w:sz="4" w:space="0" w:color="A9C4EB"/>
+              <w:left w:val="single" w:sz="4" w:space="0" w:color="A9C4EB"/>
+              <w:bottom w:val="single" w:sz="4" w:space="0" w:color="A9C4EB"/>
+              <w:right w:val="single" w:sz="4" w:space="0" w:color="A9C4EB"/>
+            </w:tcBorders>
+            <w:tcMar>
+              <w:top w:w="90" w:type="dxa"/>
+              <w:start w:w="110" w:type="dxa"/>
+              <w:bottom w:w="90" w:type="dxa"/>
+              <w:end w:w="110" w:type="dxa"/>
+            </w:tcMar>
+          </w:tcPr>
+          <w:p>
+            <w:r/>
+            <w:r>
+              <w:rPr>
+                <w:rFonts w:ascii="Calibri" w:hAnsi="Calibri"/>
+                <w:b w:val="0"/>
+                <w:color w:val="222222"/>
+                <w:sz w:val="18"/>
+              </w:rPr>
+              <w:t>Val/inference transform</w:t>
+            </w:r>
+          </w:p>
+        </w:tc>
+        <w:tc>
+          <w:tcPr>
+            <w:tcW w:type="dxa" w:w="3672"/>
+            <w:vAlign w:val="center"/>
+            <w:tcBorders>
+              <w:top w:val="single" w:sz="4" w:space="0" w:color="A9C4EB"/>
+              <w:left w:val="single" w:sz="4" w:space="0" w:color="A9C4EB"/>
+              <w:bottom w:val="single" w:sz="4" w:space="0" w:color="A9C4EB"/>
+              <w:right w:val="single" w:sz="4" w:space="0" w:color="A9C4EB"/>
+            </w:tcBorders>
+            <w:tcMar>
+              <w:top w:w="90" w:type="dxa"/>
+              <w:start w:w="110" w:type="dxa"/>
+              <w:bottom w:w="90" w:type="dxa"/>
+              <w:end w:w="110" w:type="dxa"/>
+            </w:tcMar>
+          </w:tcPr>
+          <w:p>
+            <w:r/>
+            <w:r>
+              <w:rPr>
+                <w:rFonts w:ascii="Calibri" w:hAnsi="Calibri"/>
+                <w:b w:val="0"/>
+                <w:color w:val="222222"/>
+                <w:sz w:val="18"/>
+              </w:rPr>
+              <w:t>Resize 224 x 224, ToTensor, CLIP normalize</w:t>
+            </w:r>
+          </w:p>
+        </w:tc>
+        <w:tc>
+          <w:tcPr>
+            <w:tcW w:type="dxa" w:w="3672"/>
+            <w:vAlign w:val="center"/>
+            <w:tcBorders>
+              <w:top w:val="single" w:sz="4" w:space="0" w:color="A9C4EB"/>
+              <w:left w:val="single" w:sz="4" w:space="0" w:color="A9C4EB"/>
+              <w:bottom w:val="single" w:sz="4" w:space="0" w:color="A9C4EB"/>
+              <w:right w:val="single" w:sz="4" w:space="0" w:color="A9C4EB"/>
+            </w:tcBorders>
+            <w:tcMar>
+              <w:top w:w="90" w:type="dxa"/>
+              <w:start w:w="110" w:type="dxa"/>
+              <w:bottom w:w="90" w:type="dxa"/>
+              <w:end w:w="110" w:type="dxa"/>
+            </w:tcMar>
+          </w:tcPr>
+          <w:p>
+            <w:r/>
+            <w:r>
+              <w:rPr>
+                <w:rFonts w:ascii="Calibri" w:hAnsi="Calibri"/>
+                <w:b w:val="0"/>
+                <w:color w:val="222222"/>
+                <w:sz w:val="18"/>
+              </w:rPr>
+              <w:t>Không augmentation khi đánh giá/suy luận.</w:t>
+            </w:r>
+          </w:p>
+        </w:tc>
+      </w:tr>
+      <w:tr>
+        <w:trPr>
+          <w:cantSplit/>
+        </w:trPr>
+        <w:tc>
+          <w:tcPr>
+            <w:tcW w:type="dxa" w:w="1944"/>
+            <w:vAlign w:val="center"/>
+            <w:shd w:fill="EAF2F8"/>
+            <w:tcBorders>
+              <w:top w:val="single" w:sz="4" w:space="0" w:color="A9C4EB"/>
+              <w:left w:val="single" w:sz="4" w:space="0" w:color="A9C4EB"/>
+              <w:bottom w:val="single" w:sz="4" w:space="0" w:color="A9C4EB"/>
+              <w:right w:val="single" w:sz="4" w:space="0" w:color="A9C4EB"/>
+            </w:tcBorders>
+            <w:tcMar>
+              <w:top w:w="90" w:type="dxa"/>
+              <w:start w:w="110" w:type="dxa"/>
+              <w:bottom w:w="90" w:type="dxa"/>
+              <w:end w:w="110" w:type="dxa"/>
+            </w:tcMar>
+          </w:tcPr>
+          <w:p>
+            <w:r/>
+            <w:r>
+              <w:rPr>
+                <w:rFonts w:ascii="Calibri" w:hAnsi="Calibri"/>
+                <w:b w:val="0"/>
+                <w:color w:val="222222"/>
+                <w:sz w:val="18"/>
+              </w:rPr>
+              <w:t>Classifier input</w:t>
+            </w:r>
+          </w:p>
+        </w:tc>
+        <w:tc>
+          <w:tcPr>
+            <w:tcW w:type="dxa" w:w="3672"/>
+            <w:vAlign w:val="center"/>
+            <w:tcBorders>
+              <w:top w:val="single" w:sz="4" w:space="0" w:color="A9C4EB"/>
+              <w:left w:val="single" w:sz="4" w:space="0" w:color="A9C4EB"/>
+              <w:bottom w:val="single" w:sz="4" w:space="0" w:color="A9C4EB"/>
+              <w:right w:val="single" w:sz="4" w:space="0" w:color="A9C4EB"/>
+            </w:tcBorders>
+            <w:tcMar>
+              <w:top w:w="90" w:type="dxa"/>
+              <w:start w:w="110" w:type="dxa"/>
+              <w:bottom w:w="90" w:type="dxa"/>
+              <w:end w:w="110" w:type="dxa"/>
+            </w:tcMar>
+          </w:tcPr>
+          <w:p>
+            <w:r/>
+            <w:r>
+              <w:rPr>
+                <w:rFonts w:ascii="Calibri" w:hAnsi="Calibri"/>
+                <w:b w:val="0"/>
+                <w:color w:val="222222"/>
+                <w:sz w:val="18"/>
+              </w:rPr>
+              <w:t>x in R^{B x 3 x 224 x 224}, y in {0,1}^{B x 12}</w:t>
+            </w:r>
+          </w:p>
+        </w:tc>
+        <w:tc>
+          <w:tcPr>
+            <w:tcW w:type="dxa" w:w="3672"/>
+            <w:vAlign w:val="center"/>
+            <w:tcBorders>
+              <w:top w:val="single" w:sz="4" w:space="0" w:color="A9C4EB"/>
+              <w:left w:val="single" w:sz="4" w:space="0" w:color="A9C4EB"/>
+              <w:bottom w:val="single" w:sz="4" w:space="0" w:color="A9C4EB"/>
+              <w:right w:val="single" w:sz="4" w:space="0" w:color="A9C4EB"/>
+            </w:tcBorders>
+            <w:tcMar>
+              <w:top w:w="90" w:type="dxa"/>
+              <w:start w:w="110" w:type="dxa"/>
+              <w:bottom w:w="90" w:type="dxa"/>
+              <w:end w:w="110" w:type="dxa"/>
+            </w:tcMar>
+          </w:tcPr>
+          <w:p>
+            <w:r/>
+            <w:r>
+              <w:rPr>
+                <w:rFonts w:ascii="Calibri" w:hAnsi="Calibri"/>
+                <w:b w:val="0"/>
+                <w:color w:val="222222"/>
+                <w:sz w:val="18"/>
+              </w:rPr>
+              <w:t>CLIP ViT-B/16 sinh feature; AUHead sinh logits z_f, z_g; sigmoid tạo xác suất AU.</w:t>
+            </w:r>
+          </w:p>
+        </w:tc>
+      </w:tr>
+    </w:tbl>
+    <w:p/>
+    <w:tbl>
+      <w:tblPr>
+        <w:tblStyle w:val="TableGrid"/>
+        <w:tblW w:type="auto" w:w="0"/>
+        <w:jc w:val="center"/>
+        <w:tblLayout w:type="autofit"/>
+        <w:tblLook w:firstColumn="1" w:firstRow="1" w:lastColumn="0" w:lastRow="0" w:noHBand="0" w:noVBand="1" w:val="04A0"/>
+      </w:tblPr>
+      <w:tblGrid>
+        <w:gridCol w:w="5100"/>
+        <w:gridCol w:w="5100"/>
+      </w:tblGrid>
+      <w:tr>
+        <w:trPr>
+          <w:tblHeader w:val="true"/>
+          <w:cantSplit/>
+        </w:trPr>
+        <w:tc>
+          <w:tcPr>
+            <w:tcW w:type="dxa" w:w="2376"/>
+            <w:vAlign w:val="center"/>
+            <w:shd w:fill="1F4E79"/>
+            <w:tcBorders>
+              <w:top w:val="single" w:sz="4" w:space="0" w:color="A9C4EB"/>
+              <w:left w:val="single" w:sz="4" w:space="0" w:color="A9C4EB"/>
+              <w:bottom w:val="single" w:sz="4" w:space="0" w:color="A9C4EB"/>
+              <w:right w:val="single" w:sz="4" w:space="0" w:color="A9C4EB"/>
+            </w:tcBorders>
+            <w:tcMar>
+              <w:top w:w="90" w:type="dxa"/>
+              <w:start w:w="110" w:type="dxa"/>
+              <w:bottom w:w="90" w:type="dxa"/>
+              <w:end w:w="110" w:type="dxa"/>
+            </w:tcMar>
+          </w:tcPr>
+          <w:p>
+            <w:r/>
+            <w:r>
+              <w:rPr>
+                <w:rFonts w:ascii="Calibri" w:hAnsi="Calibri"/>
+                <w:b/>
+                <w:color w:val="FFFFFF"/>
+                <w:sz w:val="18"/>
+              </w:rPr>
+              <w:t>Thành phần</w:t>
+            </w:r>
+          </w:p>
+        </w:tc>
+        <w:tc>
+          <w:tcPr>
+            <w:tcW w:type="dxa" w:w="6984"/>
+            <w:vAlign w:val="center"/>
+            <w:shd w:fill="1F4E79"/>
+            <w:tcBorders>
+              <w:top w:val="single" w:sz="4" w:space="0" w:color="A9C4EB"/>
+              <w:left w:val="single" w:sz="4" w:space="0" w:color="A9C4EB"/>
+              <w:bottom w:val="single" w:sz="4" w:space="0" w:color="A9C4EB"/>
+              <w:right w:val="single" w:sz="4" w:space="0" w:color="A9C4EB"/>
+            </w:tcBorders>
+            <w:tcMar>
+              <w:top w:w="90" w:type="dxa"/>
+              <w:start w:w="110" w:type="dxa"/>
+              <w:bottom w:w="90" w:type="dxa"/>
+              <w:end w:w="110" w:type="dxa"/>
+            </w:tcMar>
+          </w:tcPr>
+          <w:p>
+            <w:r/>
+            <w:r>
+              <w:rPr>
+                <w:rFonts w:ascii="Calibri" w:hAnsi="Calibri"/>
+                <w:b/>
+                <w:color w:val="FFFFFF"/>
+                <w:sz w:val="18"/>
+              </w:rPr>
+              <w:t>Giá trị minh họa đúng format</w:t>
+            </w:r>
+          </w:p>
+        </w:tc>
+      </w:tr>
+      <w:tr>
+        <w:trPr>
+          <w:cantSplit/>
+        </w:trPr>
+        <w:tc>
+          <w:tcPr>
+            <w:tcW w:type="dxa" w:w="2376"/>
+            <w:vAlign w:val="center"/>
+            <w:shd w:fill="FFF2CC"/>
+            <w:tcBorders>
+              <w:top w:val="single" w:sz="4" w:space="0" w:color="A9C4EB"/>
+              <w:left w:val="single" w:sz="4" w:space="0" w:color="A9C4EB"/>
+              <w:bottom w:val="single" w:sz="4" w:space="0" w:color="A9C4EB"/>
+              <w:right w:val="single" w:sz="4" w:space="0" w:color="A9C4EB"/>
+            </w:tcBorders>
+            <w:tcMar>
+              <w:top w:w="90" w:type="dxa"/>
+              <w:start w:w="110" w:type="dxa"/>
+              <w:bottom w:w="90" w:type="dxa"/>
+              <w:end w:w="110" w:type="dxa"/>
+            </w:tcMar>
+          </w:tcPr>
+          <w:p>
+            <w:r/>
+            <w:r>
+              <w:rPr>
+                <w:rFonts w:ascii="Calibri" w:hAnsi="Calibri"/>
+                <w:b w:val="0"/>
+                <w:color w:val="222222"/>
+                <w:sz w:val="18"/>
+              </w:rPr>
+              <w:t>Ví dụ frame</w:t>
+            </w:r>
+          </w:p>
+        </w:tc>
+        <w:tc>
+          <w:tcPr>
+            <w:tcW w:type="dxa" w:w="6984"/>
+            <w:vAlign w:val="center"/>
+            <w:tcBorders>
+              <w:top w:val="single" w:sz="4" w:space="0" w:color="A9C4EB"/>
+              <w:left w:val="single" w:sz="4" w:space="0" w:color="A9C4EB"/>
+              <w:bottom w:val="single" w:sz="4" w:space="0" w:color="A9C4EB"/>
+              <w:right w:val="single" w:sz="4" w:space="0" w:color="A9C4EB"/>
+            </w:tcBorders>
+            <w:tcMar>
+              <w:top w:w="90" w:type="dxa"/>
+              <w:start w:w="110" w:type="dxa"/>
+              <w:bottom w:w="90" w:type="dxa"/>
+              <w:end w:w="110" w:type="dxa"/>
+            </w:tcMar>
+          </w:tcPr>
+          <w:p>
+            <w:r/>
+            <w:r>
+              <w:rPr>
+                <w:rFonts w:ascii="Calibri" w:hAnsi="Calibri"/>
+                <w:b w:val="0"/>
+                <w:color w:val="222222"/>
+                <w:sz w:val="18"/>
+              </w:rPr>
+              <w:t>SN001/Trial_1/000123.jpg</w:t>
+            </w:r>
+          </w:p>
+        </w:tc>
+      </w:tr>
+      <w:tr>
+        <w:trPr>
+          <w:cantSplit/>
+        </w:trPr>
+        <w:tc>
+          <w:tcPr>
+            <w:tcW w:type="dxa" w:w="2376"/>
+            <w:vAlign w:val="center"/>
+            <w:shd w:fill="FFF2CC"/>
+            <w:tcBorders>
+              <w:top w:val="single" w:sz="4" w:space="0" w:color="A9C4EB"/>
+              <w:left w:val="single" w:sz="4" w:space="0" w:color="A9C4EB"/>
+              <w:bottom w:val="single" w:sz="4" w:space="0" w:color="A9C4EB"/>
+              <w:right w:val="single" w:sz="4" w:space="0" w:color="A9C4EB"/>
+            </w:tcBorders>
+            <w:tcMar>
+              <w:top w:w="90" w:type="dxa"/>
+              <w:start w:w="110" w:type="dxa"/>
+              <w:bottom w:w="90" w:type="dxa"/>
+              <w:end w:w="110" w:type="dxa"/>
+            </w:tcMar>
+          </w:tcPr>
+          <w:p>
+            <w:r/>
+            <w:r>
+              <w:rPr>
+                <w:rFonts w:ascii="Calibri" w:hAnsi="Calibri"/>
+                <w:b w:val="0"/>
+                <w:color w:val="222222"/>
+                <w:sz w:val="18"/>
+              </w:rPr>
+              <w:t>Intensity minh họa</w:t>
+            </w:r>
+          </w:p>
+        </w:tc>
+        <w:tc>
+          <w:tcPr>
+            <w:tcW w:type="dxa" w:w="6984"/>
+            <w:vAlign w:val="center"/>
+            <w:tcBorders>
+              <w:top w:val="single" w:sz="4" w:space="0" w:color="A9C4EB"/>
+              <w:left w:val="single" w:sz="4" w:space="0" w:color="A9C4EB"/>
+              <w:bottom w:val="single" w:sz="4" w:space="0" w:color="A9C4EB"/>
+              <w:right w:val="single" w:sz="4" w:space="0" w:color="A9C4EB"/>
+            </w:tcBorders>
+            <w:tcMar>
+              <w:top w:w="90" w:type="dxa"/>
+              <w:start w:w="110" w:type="dxa"/>
+              <w:bottom w:w="90" w:type="dxa"/>
+              <w:end w:w="110" w:type="dxa"/>
+            </w:tcMar>
+          </w:tcPr>
+          <w:p>
+            <w:r/>
+            <w:r>
+              <w:rPr>
+                <w:rFonts w:ascii="Calibri" w:hAnsi="Calibri"/>
+                <w:b w:val="0"/>
+                <w:color w:val="222222"/>
+                <w:sz w:val="18"/>
+              </w:rPr>
+              <w:t>[0, 2, 0, 3, 0, 0, 4, 0, 0, 1, 5, 0] theo [AU1, AU2, AU4, AU5, AU6, AU9, AU12, AU15, AU17, AU20, AU25, AU26]</w:t>
+            </w:r>
+          </w:p>
+        </w:tc>
+      </w:tr>
+      <w:tr>
+        <w:trPr>
+          <w:cantSplit/>
+        </w:trPr>
+        <w:tc>
+          <w:tcPr>
+            <w:tcW w:type="dxa" w:w="2376"/>
+            <w:vAlign w:val="center"/>
+            <w:shd w:fill="FFF2CC"/>
+            <w:tcBorders>
+              <w:top w:val="single" w:sz="4" w:space="0" w:color="A9C4EB"/>
+              <w:left w:val="single" w:sz="4" w:space="0" w:color="A9C4EB"/>
+              <w:bottom w:val="single" w:sz="4" w:space="0" w:color="A9C4EB"/>
+              <w:right w:val="single" w:sz="4" w:space="0" w:color="A9C4EB"/>
+            </w:tcBorders>
+            <w:tcMar>
+              <w:top w:w="90" w:type="dxa"/>
+              <w:start w:w="110" w:type="dxa"/>
+              <w:bottom w:w="90" w:type="dxa"/>
+              <w:end w:w="110" w:type="dxa"/>
+            </w:tcMar>
+          </w:tcPr>
+          <w:p>
+            <w:r/>
+            <w:r>
+              <w:rPr>
+                <w:rFonts w:ascii="Calibri" w:hAnsi="Calibri"/>
+                <w:b w:val="0"/>
+                <w:color w:val="222222"/>
+                <w:sz w:val="18"/>
+              </w:rPr>
+              <w:t>Nhãn sau threshold &gt;= 2</w:t>
+            </w:r>
+          </w:p>
+        </w:tc>
+        <w:tc>
+          <w:tcPr>
+            <w:tcW w:type="dxa" w:w="6984"/>
+            <w:vAlign w:val="center"/>
+            <w:tcBorders>
+              <w:top w:val="single" w:sz="4" w:space="0" w:color="A9C4EB"/>
+              <w:left w:val="single" w:sz="4" w:space="0" w:color="A9C4EB"/>
+              <w:bottom w:val="single" w:sz="4" w:space="0" w:color="A9C4EB"/>
+              <w:right w:val="single" w:sz="4" w:space="0" w:color="A9C4EB"/>
+            </w:tcBorders>
+            <w:tcMar>
+              <w:top w:w="90" w:type="dxa"/>
+              <w:start w:w="110" w:type="dxa"/>
+              <w:bottom w:w="90" w:type="dxa"/>
+              <w:end w:w="110" w:type="dxa"/>
+            </w:tcMar>
+          </w:tcPr>
+          <w:p>
+            <w:r/>
+            <w:r>
+              <w:rPr>
+                <w:rFonts w:ascii="Calibri" w:hAnsi="Calibri"/>
+                <w:b w:val="0"/>
+                <w:color w:val="222222"/>
+                <w:sz w:val="18"/>
+              </w:rPr>
+              <w:t>[0, 1, 0, 1, 0, 0, 1, 0, 0, 0, 1, 0]</w:t>
+            </w:r>
+          </w:p>
+        </w:tc>
+      </w:tr>
+      <w:tr>
+        <w:trPr>
+          <w:cantSplit/>
+        </w:trPr>
+        <w:tc>
+          <w:tcPr>
+            <w:tcW w:type="dxa" w:w="2376"/>
+            <w:vAlign w:val="center"/>
+            <w:shd w:fill="FFF2CC"/>
+            <w:tcBorders>
+              <w:top w:val="single" w:sz="4" w:space="0" w:color="A9C4EB"/>
+              <w:left w:val="single" w:sz="4" w:space="0" w:color="A9C4EB"/>
+              <w:bottom w:val="single" w:sz="4" w:space="0" w:color="A9C4EB"/>
+              <w:right w:val="single" w:sz="4" w:space="0" w:color="A9C4EB"/>
+            </w:tcBorders>
+            <w:tcMar>
+              <w:top w:w="90" w:type="dxa"/>
+              <w:start w:w="110" w:type="dxa"/>
+              <w:bottom w:w="90" w:type="dxa"/>
+              <w:end w:w="110" w:type="dxa"/>
+            </w:tcMar>
+          </w:tcPr>
+          <w:p>
+            <w:r/>
+            <w:r>
+              <w:rPr>
+                <w:rFonts w:ascii="Calibri" w:hAnsi="Calibri"/>
+                <w:b w:val="0"/>
+                <w:color w:val="222222"/>
+                <w:sz w:val="18"/>
+              </w:rPr>
+              <w:t>Ý nghĩa với classifier</w:t>
+            </w:r>
+          </w:p>
+        </w:tc>
+        <w:tc>
+          <w:tcPr>
+            <w:tcW w:type="dxa" w:w="6984"/>
+            <w:vAlign w:val="center"/>
+            <w:tcBorders>
+              <w:top w:val="single" w:sz="4" w:space="0" w:color="A9C4EB"/>
+              <w:left w:val="single" w:sz="4" w:space="0" w:color="A9C4EB"/>
+              <w:bottom w:val="single" w:sz="4" w:space="0" w:color="A9C4EB"/>
+              <w:right w:val="single" w:sz="4" w:space="0" w:color="A9C4EB"/>
+            </w:tcBorders>
+            <w:tcMar>
+              <w:top w:w="90" w:type="dxa"/>
+              <w:start w:w="110" w:type="dxa"/>
+              <w:bottom w:w="90" w:type="dxa"/>
+              <w:end w:w="110" w:type="dxa"/>
+            </w:tcMar>
+          </w:tcPr>
+          <w:p>
+            <w:r/>
+            <w:r>
+              <w:rPr>
+                <w:rFonts w:ascii="Calibri" w:hAnsi="Calibri"/>
+                <w:b w:val="0"/>
+                <w:color w:val="222222"/>
+                <w:sz w:val="18"/>
+              </w:rPr>
+              <w:t>Mẫu này có nhiều nhãn positive cùng lúc: AU2, AU5, AU12, AU25. BCEWithLogitsLoss xử lý từng chiều độc lập, còn backbone chia sẻ feature cho toàn bộ vector.</w:t>
+            </w:r>
+          </w:p>
+        </w:tc>
+      </w:tr>
+    </w:tbl>
+    <w:p/>
+    <w:tbl>
+      <w:tblPr>
+        <w:tblW w:type="auto" w:w="0"/>
+        <w:jc w:val="center"/>
+        <w:tblLook w:firstColumn="1" w:firstRow="1" w:lastColumn="0" w:lastRow="0" w:noHBand="0" w:noVBand="1" w:val="04A0"/>
+      </w:tblPr>
+      <w:tblGrid>
+        <w:gridCol w:w="10200"/>
+      </w:tblGrid>
+      <w:tr>
+        <w:trPr>
+          <w:cantSplit/>
+        </w:trPr>
+        <w:tc>
+          <w:tcPr>
+            <w:tcW w:type="dxa" w:w="10200"/>
+            <w:shd w:fill="FFF2CC"/>
+            <w:tcBorders>
+              <w:top w:val="single" w:sz="8" w:space="0" w:color="D6B656"/>
+              <w:left w:val="single" w:sz="8" w:space="0" w:color="D6B656"/>
+              <w:bottom w:val="single" w:sz="8" w:space="0" w:color="D6B656"/>
+              <w:right w:val="single" w:sz="8" w:space="0" w:color="D6B656"/>
+            </w:tcBorders>
+            <w:tcMar>
+              <w:top w:w="120" w:type="dxa"/>
+              <w:start w:w="130" w:type="dxa"/>
+              <w:bottom w:w="120" w:type="dxa"/>
+              <w:end w:w="130" w:type="dxa"/>
+            </w:tcMar>
+          </w:tcPr>
+          <w:p>
+            <w:pPr>
+              <w:spacing w:after="100"/>
+            </w:pPr>
+            <w:r/>
+            <w:r>
+              <w:rPr>
+                <w:rFonts w:ascii="Calibri" w:hAnsi="Calibri"/>
+                <w:b/>
+                <w:color w:val="1F4E79"/>
+                <w:sz w:val="22"/>
+              </w:rPr>
+              <w:t>Góc nhìn trực quan về dữ liệu</w:t>
+            </w:r>
+          </w:p>
+          <w:p>
+            <w:pPr>
+              <w:spacing w:after="0" w:line="259" w:lineRule="auto"/>
+            </w:pPr>
+            <w:r>
+              <w:rPr>
+                <w:rFonts w:ascii="Calibri" w:hAnsi="Calibri"/>
+                <w:color w:val="222222"/>
+                <w:sz w:val="21"/>
+              </w:rPr>
+              <w:t>DISFA không đi vào classifier như một nhãn cảm xúc đơn lẻ. Nó đi vào như một tensor ảnh đã chuẩn hóa theo CLIP và một vector 12 nhãn AU. Vì vậy mọi thiết kế augmentation, loss và threshold phải bảo toàn chi tiết vùng mặt cục bộ, đồng thời xử lý được việc nhiều AU đồng xuất hiện trong cùng một frame.</w:t>
+            </w:r>
+          </w:p>
+        </w:tc>
+      </w:tr>
+    </w:tbl>
+    <w:p/>
+    <w:p>
+      <w:pPr>
+        <w:pStyle w:val="Heading1"/>
+        <w:keepNext/>
+        <w:spacing w:before="280" w:after="120"/>
+      </w:pPr>
+      <w:r>
+        <w:rPr>
+          <w:rFonts w:ascii="Calibri" w:hAnsi="Calibri"/>
+          <w:b/>
+          <w:color w:val="1F4E79"/>
+          <w:sz w:val="32"/>
+        </w:rPr>
+        <w:t>8. Kết luận cập nhật</w:t>
+      </w:r>
+    </w:p>
+    <w:p>
+      <w:pPr>
+        <w:spacing w:after="120" w:line="259" w:lineRule="auto"/>
+      </w:pPr>
+      <w:r>
+        <w:rPr>
+          <w:rFonts w:ascii="Calibri" w:hAnsi="Calibri"/>
+          <w:color w:val="222222"/>
+          <w:sz w:val="22"/>
+        </w:rPr>
+        <w:t>Sau khi bổ sung log training lần 2, đề xuất có thêm evidence thực nghiệm cho quyết định sửa tiền xử lí: macro-F1 tăng từ 0.9164 lên 0.9758 và recall_macro tăng mạnh từ 0.8976 lên 0.9685. Tuy nhiên, để bảo vệ theo chuẩn nghiên cứu, báo cáo vẫn cần tách rõ metric nội bộ với benchmark SOTA DISFA công bố.</w:t>
+      </w:r>
+    </w:p>
+    <w:p>
+      <w:pPr>
+        <w:spacing w:after="120" w:line="259" w:lineRule="auto"/>
+      </w:pPr>
+      <w:r>
+        <w:rPr>
+          <w:rFonts w:ascii="Calibri" w:hAnsi="Calibri"/>
+          <w:color w:val="222222"/>
+          <w:sz w:val="22"/>
+        </w:rPr>
+        <w:t>Roadmap hợp lý sau phiên bản hiện tại là: chạy subject-exclusive 3-fold đầy đủ, báo cáo DISFA-8 Average F1 mean/std, calibration threshold theo từng AU, rồi mới nâng kiến trúc theo các hướng đang mạnh trong SOTA như identity normalization, AU-region attention, relation modeling, temporal/video modeling và vision-language AU descriptions.</w:t>
+      </w:r>
+    </w:p>
+    <w:p>
+      <w:pPr>
+        <w:pStyle w:val="Heading1"/>
+        <w:keepNext/>
+        <w:spacing w:before="280" w:after="120"/>
+      </w:pPr>
+      <w:r>
+        <w:rPr>
+          <w:rFonts w:ascii="Calibri" w:hAnsi="Calibri"/>
+          <w:b/>
+          <w:color w:val="1F4E79"/>
+          <w:sz w:val="32"/>
+        </w:rPr>
         <w:t>References</w:t>
       </w:r>
     </w:p>
     <w:p>
       <w:pPr>
-        <w:spacing w:after="40"/>
+        <w:spacing w:after="0" w:line="240" w:lineRule="auto"/>
       </w:pPr>
       <w:r>
         <w:rPr>
+          <w:rFonts w:ascii="Calibri" w:hAnsi="Calibri"/>
+          <w:color w:val="222222"/>
           <w:sz w:val="17"/>
         </w:rPr>
         <w:t>[1] P. Ekman, W. V. Friesen, and J. C. Hager, Facial Action Coding System: The Manual on CD ROM. Salt Lake City, UT, USA: A Human Face, 2002.</w:t>
@@ -1328,10 +6384,12 @@
     </w:p>
     <w:p>
       <w:pPr>
-        <w:spacing w:after="40"/>
+        <w:spacing w:after="0" w:line="240" w:lineRule="auto"/>
       </w:pPr>
       <w:r>
         <w:rPr>
+          <w:rFonts w:ascii="Calibri" w:hAnsi="Calibri"/>
+          <w:color w:val="222222"/>
           <w:sz w:val="17"/>
         </w:rPr>
         <w:t>[2] S. M. Mavadati, M. H. Mahoor, K. Bartlett, P. Trinh, and J. F. Cohn, "DISFA: A spontaneous facial action intensity database," IEEE Transactions on Affective Computing, vol. 4, no. 2, pp. 151-160, 2013.</w:t>
@@ -1339,10 +6397,12 @@
     </w:p>
     <w:p>
       <w:pPr>
-        <w:spacing w:after="40"/>
+        <w:spacing w:after="0" w:line="240" w:lineRule="auto"/>
       </w:pPr>
       <w:r>
         <w:rPr>
+          <w:rFonts w:ascii="Calibri" w:hAnsi="Calibri"/>
+          <w:color w:val="222222"/>
           <w:sz w:val="17"/>
         </w:rPr>
         <w:t>[3] A. Radford et al., "Learning transferable visual models from natural language supervision," in Proc. ICML, 2021, pp. 8748-8763.</w:t>
@@ -1350,10 +6410,12 @@
     </w:p>
     <w:p>
       <w:pPr>
-        <w:spacing w:after="40"/>
+        <w:spacing w:after="0" w:line="240" w:lineRule="auto"/>
       </w:pPr>
       <w:r>
         <w:rPr>
+          <w:rFonts w:ascii="Calibri" w:hAnsi="Calibri"/>
+          <w:color w:val="222222"/>
           <w:sz w:val="17"/>
         </w:rPr>
         <w:t>[4] A. Dosovitskiy et al., "An image is worth 16x16 words: Transformers for image recognition at scale," in Proc. ICLR, 2021.</w:t>
@@ -1361,10 +6423,12 @@
     </w:p>
     <w:p>
       <w:pPr>
-        <w:spacing w:after="40"/>
+        <w:spacing w:after="0" w:line="240" w:lineRule="auto"/>
       </w:pPr>
       <w:r>
         <w:rPr>
+          <w:rFonts w:ascii="Calibri" w:hAnsi="Calibri"/>
+          <w:color w:val="222222"/>
           <w:sz w:val="17"/>
         </w:rPr>
         <w:t>[5] K. Zhou, J. Yang, C. C. Loy, and Z. Liu, "Learning to prompt for vision-language models," International Journal of Computer Vision, vol. 130, pp. 2337-2348, 2022.</w:t>
@@ -1372,10 +6436,12 @@
     </w:p>
     <w:p>
       <w:pPr>
-        <w:spacing w:after="40"/>
+        <w:spacing w:after="0" w:line="240" w:lineRule="auto"/>
       </w:pPr>
       <w:r>
         <w:rPr>
+          <w:rFonts w:ascii="Calibri" w:hAnsi="Calibri"/>
+          <w:color w:val="222222"/>
           <w:sz w:val="17"/>
         </w:rPr>
         <w:t>[6] S. Li, L. Sun, and Q. Li, "CLIP-ReID: Exploiting vision-language model for image re-identification without concrete text labels," in Proc. AAAI, 2023.</w:t>
@@ -1383,10 +6449,12 @@
     </w:p>
     <w:p>
       <w:pPr>
-        <w:spacing w:after="40"/>
+        <w:spacing w:after="0" w:line="240" w:lineRule="auto"/>
       </w:pPr>
       <w:r>
         <w:rPr>
+          <w:rFonts w:ascii="Calibri" w:hAnsi="Calibri"/>
+          <w:color w:val="222222"/>
           <w:sz w:val="17"/>
         </w:rPr>
         <w:t>[7] S. Ioffe and C. Szegedy, "Batch normalization: Accelerating deep network training by reducing internal covariate shift," in Proc. ICML, 2015.</w:t>
@@ -1394,13 +6462,80 @@
     </w:p>
     <w:p>
       <w:pPr>
-        <w:spacing w:after="40"/>
+        <w:spacing w:after="0" w:line="240" w:lineRule="auto"/>
       </w:pPr>
       <w:r>
         <w:rPr>
+          <w:rFonts w:ascii="Calibri" w:hAnsi="Calibri"/>
+          <w:color w:val="222222"/>
           <w:sz w:val="17"/>
         </w:rPr>
         <w:t>[8] Z. Shao, Z. Liu, J. Cai, and L. Ma, "Facial action unit detection using attention and relation learning," arXiv:1808.03457, 2018.</w:t>
+      </w:r>
+    </w:p>
+    <w:p>
+      <w:pPr>
+        <w:spacing w:after="0" w:line="240" w:lineRule="auto"/>
+      </w:pPr>
+      <w:r>
+        <w:rPr>
+          <w:rFonts w:ascii="Calibri" w:hAnsi="Calibri"/>
+          <w:color w:val="222222"/>
+          <w:sz w:val="17"/>
+        </w:rPr>
+        <w:t>[9] H. Liu et al., "Norface: Improving Facial Expression Analysis by Identity Normalization," in Proc. ECCV, 2024. [Online]. Available: https://arxiv.org/abs/2407.15617</w:t>
+      </w:r>
+    </w:p>
+    <w:p>
+      <w:pPr>
+        <w:spacing w:after="0" w:line="240" w:lineRule="auto"/>
+      </w:pPr>
+      <w:r>
+        <w:rPr>
+          <w:rFonts w:ascii="Calibri" w:hAnsi="Calibri"/>
+          <w:color w:val="222222"/>
+          <w:sz w:val="17"/>
+        </w:rPr>
+        <w:t>[10] M. Ning, A. A. Salah, and I. O. Ertugrul, "Representation Learning and Identity Adversarial Training for Facial Behavior Understanding," in Proc. FG, 2025. [Online]. Available: https://arxiv.org/abs/2407.11243</w:t>
+      </w:r>
+    </w:p>
+    <w:p>
+      <w:pPr>
+        <w:spacing w:after="0" w:line="240" w:lineRule="auto"/>
+      </w:pPr>
+      <w:r>
+        <w:rPr>
+          <w:rFonts w:ascii="Calibri" w:hAnsi="Calibri"/>
+          <w:color w:val="222222"/>
+          <w:sz w:val="17"/>
+        </w:rPr>
+        <w:t>[11] Z. Shao et al., "Constrained and directional ensemble attention for facial action unit detection," Pattern Recognition, vol. 169, 111904, 2026. doi: 10.1016/j.patcog.2025.111904.</w:t>
+      </w:r>
+    </w:p>
+    <w:p>
+      <w:pPr>
+        <w:spacing w:after="0" w:line="240" w:lineRule="auto"/>
+      </w:pPr>
+      <w:r>
+        <w:rPr>
+          <w:rFonts w:ascii="Calibri" w:hAnsi="Calibri"/>
+          <w:color w:val="222222"/>
+          <w:sz w:val="17"/>
+        </w:rPr>
+        <w:t>[12] Y. Li et al., "Hierarchical Vision-Language Interaction for Facial Action Unit Detection," IEEE Transactions on Affective Computing, 2026. [Online]. Available: https://arxiv.org/abs/2602.14425</w:t>
+      </w:r>
+    </w:p>
+    <w:p>
+      <w:pPr>
+        <w:spacing w:after="0" w:line="240" w:lineRule="auto"/>
+      </w:pPr>
+      <w:r>
+        <w:rPr>
+          <w:rFonts w:ascii="Calibri" w:hAnsi="Calibri"/>
+          <w:color w:val="222222"/>
+          <w:sz w:val="17"/>
+        </w:rPr>
+        <w:t>[13] Z. Shang et al., "Learning contrastive feature representations for facial action unit detection," Pattern Recognition, vol. 173, 112746, 2026. doi: 10.1016/j.patcog.2025.112746.</w:t>
       </w:r>
     </w:p>
     <w:sectPr>
